--- a/spa/docx/011.content.docx
+++ b/spa/docx/011.content.docx
@@ -19,7 +19,7 @@
         <w:rPr>
           <w:lang w:val="es_ES" w:bidi="es_ES"/>
         </w:rPr>
-        <w:t>Resource: Tyndale Open Study Notes</w:t>
+        <w:t>Resource: Aquifer Open Study Notes (Profiles)</w:t>
       </w:r>
       <w:r>
         <w:rPr>
@@ -112,7 +112,7 @@
         <w:rPr>
           <w:lang w:val="es_ES" w:bidi="es_ES"/>
         </w:rPr>
-        <w:t>Tyndale Open Study Notes</w:t>
+        <w:t>Aquifer Open Study Notes (Profiles)</w:t>
       </w:r>
     </w:p>
     <w:p>

--- a/spa/docx/011.content.docx
+++ b/spa/docx/011.content.docx
@@ -233,18 +233,12 @@
         </w:rPr>
         <w:t>Los detalles exactos de cómo se inició la iglesia en Roma no son claros. Roma contaba con una gran población judía, y algunos judíos romanos estaban en Jerusalén durante Pentecostés cuando comenzó la iglesia (</w:t>
       </w:r>
-      <w:hyperlink r:id="rId13">
-        <w:r>
-          <w:rPr>
-            <w:lang w:val="es_ES" w:bidi="es_ES"/>
-          </w:rPr>
-          <w:rPr>
-            <w:color w:val="0000EE"/>
-            <w:u w:val="single"/>
-          </w:rPr>
-          <w:t>Hechos 2:10</w:t>
-        </w:r>
-      </w:hyperlink>
+      <w:r>
+        <w:rPr>
+          <w:lang w:val="es_ES" w:bidi="es_ES"/>
+        </w:rPr>
+        <w:t>Hechos 2:10</w:t>
+      </w:r>
       <w:r>
         <w:rPr>
           <w:lang w:val="es_ES" w:bidi="es_ES"/>
@@ -279,54 +273,36 @@
         </w:rPr>
         <w:t>Con el tiempo, es probable que los judíos no cristianos en Roma expulsaran a los judíos cristianos de las sinagogas, como sucedió en otros lugares. Para cuando Pablo escribió a la iglesia romana, se reunían en iglesias domésticas separadas en casas privadas (</w:t>
       </w:r>
-      <w:hyperlink r:id="rId14">
-        <w:r>
-          <w:rPr>
-            <w:lang w:val="es_ES" w:bidi="es_ES"/>
-          </w:rPr>
-          <w:rPr>
-            <w:color w:val="0000EE"/>
-            <w:u w:val="single"/>
-          </w:rPr>
-          <w:t>Romanos 16:5</w:t>
-        </w:r>
-      </w:hyperlink>
+      <w:r>
+        <w:rPr>
+          <w:lang w:val="es_ES" w:bidi="es_ES"/>
+        </w:rPr>
+        <w:t>Romanos 16:5</w:t>
+      </w:r>
       <w:r>
         <w:rPr>
           <w:lang w:val="es_ES" w:bidi="es_ES"/>
         </w:rPr>
         <w:t xml:space="preserve">, </w:t>
       </w:r>
-      <w:hyperlink r:id="rId15">
-        <w:r>
-          <w:rPr>
-            <w:lang w:val="es_ES" w:bidi="es_ES"/>
-          </w:rPr>
-          <w:rPr>
-            <w:color w:val="0000EE"/>
-            <w:u w:val="single"/>
-          </w:rPr>
-          <w:t>10–11</w:t>
-        </w:r>
-      </w:hyperlink>
+      <w:r>
+        <w:rPr>
+          <w:lang w:val="es_ES" w:bidi="es_ES"/>
+        </w:rPr>
+        <w:t>10–11</w:t>
+      </w:r>
       <w:r>
         <w:rPr>
           <w:lang w:val="es_ES" w:bidi="es_ES"/>
         </w:rPr>
         <w:t xml:space="preserve">, </w:t>
       </w:r>
-      <w:hyperlink r:id="rId16">
-        <w:r>
-          <w:rPr>
-            <w:lang w:val="es_ES" w:bidi="es_ES"/>
-          </w:rPr>
-          <w:rPr>
-            <w:color w:val="0000EE"/>
-            <w:u w:val="single"/>
-          </w:rPr>
-          <w:t>15</w:t>
-        </w:r>
-      </w:hyperlink>
+      <w:r>
+        <w:rPr>
+          <w:lang w:val="es_ES" w:bidi="es_ES"/>
+        </w:rPr>
+        <w:t>15</w:t>
+      </w:r>
       <w:r>
         <w:rPr>
           <w:lang w:val="es_ES" w:bidi="es_ES"/>
@@ -347,18 +323,12 @@
         </w:rPr>
         <w:t>Cuando Claudio expulsó a los judíos de Roma alrededor del año 49 d.C., los cristianos judíos como Priscila y Áquila también tuvieron que irse (</w:t>
       </w:r>
-      <w:hyperlink r:id="rId17">
-        <w:r>
-          <w:rPr>
-            <w:lang w:val="es_ES" w:bidi="es_ES"/>
-          </w:rPr>
-          <w:rPr>
-            <w:color w:val="0000EE"/>
-            <w:u w:val="single"/>
-          </w:rPr>
-          <w:t>Hechos 18:2</w:t>
-        </w:r>
-      </w:hyperlink>
+      <w:r>
+        <w:rPr>
+          <w:lang w:val="es_ES" w:bidi="es_ES"/>
+        </w:rPr>
+        <w:t>Hechos 18:2</w:t>
+      </w:r>
       <w:r>
         <w:rPr>
           <w:lang w:val="es_ES" w:bidi="es_ES"/>
@@ -379,54 +349,36 @@
         </w:rPr>
         <w:t xml:space="preserve">Como se muestra en </w:t>
       </w:r>
-      <w:hyperlink r:id="rId18">
-        <w:r>
-          <w:rPr>
-            <w:lang w:val="es_ES" w:bidi="es_ES"/>
-          </w:rPr>
-          <w:rPr>
-            <w:color w:val="0000EE"/>
-            <w:u w:val="single"/>
-          </w:rPr>
-          <w:t>Romanos 16</w:t>
-        </w:r>
-      </w:hyperlink>
+      <w:r>
+        <w:rPr>
+          <w:lang w:val="es_ES" w:bidi="es_ES"/>
+        </w:rPr>
+        <w:t>Romanos 16</w:t>
+      </w:r>
       <w:r>
         <w:rPr>
           <w:lang w:val="es_ES" w:bidi="es_ES"/>
         </w:rPr>
         <w:t>, Pablo ya tenía muchos amigos en la iglesia romana. En la primavera del año 60 d.C., aproximadamente dos años después de escribir Romanos, Pablo tuvo la oportunidad de ir a Roma, un deseo que había expresado con frecuencia (</w:t>
       </w:r>
-      <w:hyperlink r:id="rId19">
-        <w:r>
-          <w:rPr>
-            <w:lang w:val="es_ES" w:bidi="es_ES"/>
-          </w:rPr>
-          <w:rPr>
-            <w:color w:val="0000EE"/>
-            <w:u w:val="single"/>
-          </w:rPr>
-          <w:t>Hechos 19:21,</w:t>
-        </w:r>
-      </w:hyperlink>
-      <w:r>
-        <w:rPr>
-          <w:lang w:val="es_ES" w:bidi="es_ES"/>
-        </w:rPr>
-        <w:t xml:space="preserve"> </w:t>
-      </w:r>
-      <w:hyperlink r:id="rId20">
-        <w:r>
-          <w:rPr>
-            <w:lang w:val="es_ES" w:bidi="es_ES"/>
-          </w:rPr>
-          <w:rPr>
-            <w:color w:val="0000EE"/>
-            <w:u w:val="single"/>
-          </w:rPr>
-          <w:t>Romanos 1:13–15</w:t>
-        </w:r>
-      </w:hyperlink>
+      <w:r>
+        <w:rPr>
+          <w:lang w:val="es_ES" w:bidi="es_ES"/>
+        </w:rPr>
+        <w:t>Hechos 19:21,</w:t>
+      </w:r>
+      <w:r>
+        <w:rPr>
+          <w:lang w:val="es_ES" w:bidi="es_ES"/>
+        </w:rPr>
+        <w:t xml:space="preserve"> </w:t>
+      </w:r>
+      <w:r>
+        <w:rPr>
+          <w:lang w:val="es_ES" w:bidi="es_ES"/>
+        </w:rPr>
+        <w:t>Romanos 1:13–15</w:t>
+      </w:r>
       <w:r>
         <w:rPr>
           <w:lang w:val="es_ES" w:bidi="es_ES"/>
@@ -445,18 +397,12 @@
         </w:rPr>
         <w:t>” (</w:t>
       </w:r>
-      <w:hyperlink r:id="rId21">
-        <w:r>
-          <w:rPr>
-            <w:lang w:val="es_ES" w:bidi="es_ES"/>
-          </w:rPr>
-          <w:rPr>
-            <w:color w:val="0000EE"/>
-            <w:u w:val="single"/>
-          </w:rPr>
-          <w:t>Hechos 28:30–31</w:t>
-        </w:r>
-      </w:hyperlink>
+      <w:r>
+        <w:rPr>
+          <w:lang w:val="es_ES" w:bidi="es_ES"/>
+        </w:rPr>
+        <w:t>Hechos 28:30–31</w:t>
+      </w:r>
       <w:r>
         <w:rPr>
           <w:lang w:val="es_ES" w:bidi="es_ES"/>
@@ -486,54 +432,36 @@
           <w:lang w:val="es_ES" w:bidi="es_ES"/>
         </w:rPr>
       </w:r>
-      <w:hyperlink r:id="rId22">
-        <w:r>
-          <w:rPr>
-            <w:lang w:val="es_ES" w:bidi="es_ES"/>
-          </w:rPr>
-          <w:rPr>
-            <w:color w:val="0000EE"/>
-            <w:u w:val="single"/>
-          </w:rPr>
-          <w:t>Hechos 28:15–31,</w:t>
-        </w:r>
-      </w:hyperlink>
-      <w:r>
-        <w:rPr>
-          <w:lang w:val="es_ES" w:bidi="es_ES"/>
-        </w:rPr>
-        <w:t xml:space="preserve"> </w:t>
-      </w:r>
-      <w:hyperlink r:id="rId20">
-        <w:r>
-          <w:rPr>
-            <w:lang w:val="es_ES" w:bidi="es_ES"/>
-          </w:rPr>
-          <w:rPr>
-            <w:color w:val="0000EE"/>
-            <w:u w:val="single"/>
-          </w:rPr>
-          <w:t>Romanos 1:13–15,</w:t>
-        </w:r>
-      </w:hyperlink>
-      <w:r>
-        <w:rPr>
-          <w:lang w:val="es_ES" w:bidi="es_ES"/>
-        </w:rPr>
-        <w:t xml:space="preserve"> </w:t>
-      </w:r>
-      <w:hyperlink r:id="rId23">
-        <w:r>
-          <w:rPr>
-            <w:lang w:val="es_ES" w:bidi="es_ES"/>
-          </w:rPr>
-          <w:rPr>
-            <w:color w:val="0000EE"/>
-            <w:u w:val="single"/>
-          </w:rPr>
-          <w:t>16:1–16</w:t>
-        </w:r>
-      </w:hyperlink>
+      <w:r>
+        <w:rPr>
+          <w:lang w:val="es_ES" w:bidi="es_ES"/>
+        </w:rPr>
+        <w:t>Hechos 28:15–31,</w:t>
+      </w:r>
+      <w:r>
+        <w:rPr>
+          <w:lang w:val="es_ES" w:bidi="es_ES"/>
+        </w:rPr>
+        <w:t xml:space="preserve"> </w:t>
+      </w:r>
+      <w:r>
+        <w:rPr>
+          <w:lang w:val="es_ES" w:bidi="es_ES"/>
+        </w:rPr>
+        <w:t>Romanos 1:13–15,</w:t>
+      </w:r>
+      <w:r>
+        <w:rPr>
+          <w:lang w:val="es_ES" w:bidi="es_ES"/>
+        </w:rPr>
+        <w:t xml:space="preserve"> </w:t>
+      </w:r>
+      <w:r>
+        <w:rPr>
+          <w:lang w:val="es_ES" w:bidi="es_ES"/>
+        </w:rPr>
+        <w:t>16:1–16</w:t>
+      </w:r>
       <w:r>
         <w:rPr>
           <w:lang w:val="es_ES" w:bidi="es_ES"/>
@@ -608,36 +536,24 @@
         </w:rPr>
         <w:t>Jacob engañó a su padre Isaac para recibir la bendición que estaba destinada a Esaú (</w:t>
       </w:r>
-      <w:hyperlink r:id="rId24">
-        <w:r>
-          <w:rPr>
-            <w:lang w:val="es_ES" w:bidi="es_ES"/>
-          </w:rPr>
-          <w:rPr>
-            <w:color w:val="0000EE"/>
-            <w:u w:val="single"/>
-          </w:rPr>
-          <w:t>Génesis 27.1–40</w:t>
-        </w:r>
-      </w:hyperlink>
+      <w:r>
+        <w:rPr>
+          <w:lang w:val="es_ES" w:bidi="es_ES"/>
+        </w:rPr>
+        <w:t>Génesis 27.1–40</w:t>
+      </w:r>
       <w:r>
         <w:rPr>
           <w:lang w:val="es_ES" w:bidi="es_ES"/>
         </w:rPr>
         <w:t>). Luego se dirigió a la casa de su tío Labán en Mesopotamia para escapar de la ira de Esaú y encontrar una esposa (</w:t>
       </w:r>
-      <w:hyperlink r:id="rId25">
-        <w:r>
-          <w:rPr>
-            <w:lang w:val="es_ES" w:bidi="es_ES"/>
-          </w:rPr>
-          <w:rPr>
-            <w:color w:val="0000EE"/>
-            <w:u w:val="single"/>
-          </w:rPr>
-          <w:t>Génesis 27.41–28.5</w:t>
-        </w:r>
-      </w:hyperlink>
+      <w:r>
+        <w:rPr>
+          <w:lang w:val="es_ES" w:bidi="es_ES"/>
+        </w:rPr>
+        <w:t>Génesis 27.41–28.5</w:t>
+      </w:r>
       <w:r>
         <w:rPr>
           <w:lang w:val="es_ES" w:bidi="es_ES"/>
@@ -656,18 +572,12 @@
         </w:rPr>
         <w:t xml:space="preserve"> y acordó con su tío casarse con ella después de trabajar durante siete años (</w:t>
       </w:r>
-      <w:hyperlink r:id="rId26">
-        <w:r>
-          <w:rPr>
-            <w:lang w:val="es_ES" w:bidi="es_ES"/>
-          </w:rPr>
-          <w:rPr>
-            <w:color w:val="0000EE"/>
-            <w:u w:val="single"/>
-          </w:rPr>
-          <w:t>Génesis 29.17–20</w:t>
-        </w:r>
-      </w:hyperlink>
+      <w:r>
+        <w:rPr>
+          <w:lang w:val="es_ES" w:bidi="es_ES"/>
+        </w:rPr>
+        <w:t>Génesis 29.17–20</w:t>
+      </w:r>
       <w:r>
         <w:rPr>
           <w:lang w:val="es_ES" w:bidi="es_ES"/>
@@ -686,72 +596,48 @@
         </w:rPr>
         <w:t xml:space="preserve"> (</w:t>
       </w:r>
-      <w:hyperlink r:id="rId27">
-        <w:r>
-          <w:rPr>
-            <w:lang w:val="es_ES" w:bidi="es_ES"/>
-          </w:rPr>
-          <w:rPr>
-            <w:color w:val="0000EE"/>
-            <w:u w:val="single"/>
-          </w:rPr>
-          <w:t>Génesis 29.21–25</w:t>
-        </w:r>
-      </w:hyperlink>
+      <w:r>
+        <w:rPr>
+          <w:lang w:val="es_ES" w:bidi="es_ES"/>
+        </w:rPr>
+        <w:t>Génesis 29.21–25</w:t>
+      </w:r>
       <w:r>
         <w:rPr>
           <w:lang w:val="es_ES" w:bidi="es_ES"/>
         </w:rPr>
         <w:t>). Labán explicó que la costumbre exigía que la hija mayor se casara primero (</w:t>
       </w:r>
-      <w:hyperlink r:id="rId28">
-        <w:r>
-          <w:rPr>
-            <w:lang w:val="es_ES" w:bidi="es_ES"/>
-          </w:rPr>
-          <w:rPr>
-            <w:color w:val="0000EE"/>
-            <w:u w:val="single"/>
-          </w:rPr>
-          <w:t>Génesis 29.26</w:t>
-        </w:r>
-      </w:hyperlink>
+      <w:r>
+        <w:rPr>
+          <w:lang w:val="es_ES" w:bidi="es_ES"/>
+        </w:rPr>
+        <w:t>Génesis 29.26</w:t>
+      </w:r>
       <w:r>
         <w:rPr>
           <w:lang w:val="es_ES" w:bidi="es_ES"/>
         </w:rPr>
         <w:t>). Lea era menos atractiva que su hermana (</w:t>
       </w:r>
-      <w:hyperlink r:id="rId29">
-        <w:r>
-          <w:rPr>
-            <w:lang w:val="es_ES" w:bidi="es_ES"/>
-          </w:rPr>
-          <w:rPr>
-            <w:color w:val="0000EE"/>
-            <w:u w:val="single"/>
-          </w:rPr>
-          <w:t>Génesis 29.17</w:t>
-        </w:r>
-      </w:hyperlink>
+      <w:r>
+        <w:rPr>
+          <w:lang w:val="es_ES" w:bidi="es_ES"/>
+        </w:rPr>
+        <w:t>Génesis 29.17</w:t>
+      </w:r>
       <w:r>
         <w:rPr>
           <w:lang w:val="es_ES" w:bidi="es_ES"/>
         </w:rPr>
         <w:t>) y Jacob no la amaba (</w:t>
       </w:r>
-      <w:hyperlink r:id="rId30">
-        <w:r>
-          <w:rPr>
-            <w:lang w:val="es_ES" w:bidi="es_ES"/>
-          </w:rPr>
-          <w:rPr>
-            <w:color w:val="0000EE"/>
-            <w:u w:val="single"/>
-          </w:rPr>
-          <w:t>Génesis 29.30–35</w:t>
-        </w:r>
-      </w:hyperlink>
+      <w:r>
+        <w:rPr>
+          <w:lang w:val="es_ES" w:bidi="es_ES"/>
+        </w:rPr>
+        <w:t>Génesis 29.30–35</w:t>
+      </w:r>
       <w:r>
         <w:rPr>
           <w:lang w:val="es_ES" w:bidi="es_ES"/>
@@ -808,18 +694,12 @@
         </w:rPr>
         <w:t xml:space="preserve"> pudiera tener hijos (</w:t>
       </w:r>
-      <w:hyperlink r:id="rId31">
-        <w:r>
-          <w:rPr>
-            <w:lang w:val="es_ES" w:bidi="es_ES"/>
-          </w:rPr>
-          <w:rPr>
-            <w:color w:val="0000EE"/>
-            <w:u w:val="single"/>
-          </w:rPr>
-          <w:t>Génesis 29.31–30.22</w:t>
-        </w:r>
-      </w:hyperlink>
+      <w:r>
+        <w:rPr>
+          <w:lang w:val="es_ES" w:bidi="es_ES"/>
+        </w:rPr>
+        <w:t>Génesis 29.31–30.22</w:t>
+      </w:r>
       <w:r>
         <w:rPr>
           <w:lang w:val="es_ES" w:bidi="es_ES"/>
@@ -982,18 +862,12 @@
         </w:rPr>
         <w:t xml:space="preserve"> intercambió con Lea unas mandrágoras a cambio de tiempo con Jacob. La gente creía que las mandrágoras ayudaban a las mujeres a quedar embarazadas. Después de pasar una noche con Jacob, Lea quedó embarazada y dio a luz a su quinto hijo (</w:t>
       </w:r>
-      <w:hyperlink r:id="rId32">
-        <w:r>
-          <w:rPr>
-            <w:lang w:val="es_ES" w:bidi="es_ES"/>
-          </w:rPr>
-          <w:rPr>
-            <w:color w:val="0000EE"/>
-            <w:u w:val="single"/>
-          </w:rPr>
-          <w:t>Génesis 30.14–17</w:t>
-        </w:r>
-      </w:hyperlink>
+      <w:r>
+        <w:rPr>
+          <w:lang w:val="es_ES" w:bidi="es_ES"/>
+        </w:rPr>
+        <w:t>Génesis 30.14–17</w:t>
+      </w:r>
       <w:r>
         <w:rPr>
           <w:lang w:val="es_ES" w:bidi="es_ES"/>
@@ -1014,60 +888,36 @@
         </w:rPr>
         <w:t>Lea fue la madre de dos tribus importantes en la historia de Israel. La tribu de Leví era la de los sacerdotes. La tribu de Judá se convirtió en la tribu real, conduciendo a Jesucristo, el descendiente prometido (</w:t>
       </w:r>
-      <w:hyperlink r:id="rId33">
-        <w:r>
-          <w:rPr>
-            <w:lang w:val="es_ES" w:bidi="es_ES"/>
-          </w:rPr>
-          <w:rPr>
-            <w:color w:val="0000EE"/>
-            <w:u w:val="single"/>
-          </w:rPr>
-          <w:t xml:space="preserve">Génesis 3.15; </w:t>
-        </w:r>
-      </w:hyperlink>
-      <w:hyperlink r:id="rId34">
-        <w:r>
-          <w:rPr>
-            <w:lang w:val="es_ES" w:bidi="es_ES"/>
-          </w:rPr>
-          <w:rPr>
-            <w:color w:val="0000EE"/>
-            <w:u w:val="single"/>
-          </w:rPr>
-          <w:t xml:space="preserve">12.2–3; </w:t>
-        </w:r>
-      </w:hyperlink>
-      <w:hyperlink r:id="rId35">
-        <w:r>
-          <w:rPr>
-            <w:lang w:val="es_ES" w:bidi="es_ES"/>
-          </w:rPr>
-          <w:rPr>
-            <w:color w:val="0000EE"/>
-            <w:u w:val="single"/>
-          </w:rPr>
-          <w:t>2 Samuel 7.16;</w:t>
-        </w:r>
-      </w:hyperlink>
-      <w:r>
-        <w:rPr>
-          <w:lang w:val="es_ES" w:bidi="es_ES"/>
-        </w:rPr>
-        <w:t xml:space="preserve"> </w:t>
-      </w:r>
-      <w:hyperlink r:id="rId36">
-        <w:r>
-          <w:rPr>
-            <w:lang w:val="es_ES" w:bidi="es_ES"/>
-          </w:rPr>
-          <w:rPr>
-            <w:color w:val="0000EE"/>
-            <w:u w:val="single"/>
-          </w:rPr>
-          <w:t>Mateo 1.1</w:t>
-        </w:r>
-      </w:hyperlink>
+      <w:r>
+        <w:rPr>
+          <w:lang w:val="es_ES" w:bidi="es_ES"/>
+        </w:rPr>
+        <w:t xml:space="preserve">Génesis 3.15; </w:t>
+      </w:r>
+      <w:r>
+        <w:rPr>
+          <w:lang w:val="es_ES" w:bidi="es_ES"/>
+        </w:rPr>
+        <w:t xml:space="preserve">12.2–3; </w:t>
+      </w:r>
+      <w:r>
+        <w:rPr>
+          <w:lang w:val="es_ES" w:bidi="es_ES"/>
+        </w:rPr>
+        <w:t>2 Samuel 7.16;</w:t>
+      </w:r>
+      <w:r>
+        <w:rPr>
+          <w:lang w:val="es_ES" w:bidi="es_ES"/>
+        </w:rPr>
+        <w:t xml:space="preserve"> </w:t>
+      </w:r>
+      <w:r>
+        <w:rPr>
+          <w:lang w:val="es_ES" w:bidi="es_ES"/>
+        </w:rPr>
+        <w:t>Mateo 1.1</w:t>
+      </w:r>
       <w:r>
         <w:rPr>
           <w:lang w:val="es_ES" w:bidi="es_ES"/>
@@ -1097,132 +947,84 @@
           <w:lang w:val="es_ES" w:bidi="es_ES"/>
         </w:rPr>
       </w:r>
-      <w:hyperlink r:id="rId37">
-        <w:r>
-          <w:rPr>
-            <w:lang w:val="es_ES" w:bidi="es_ES"/>
-          </w:rPr>
-          <w:rPr>
-            <w:color w:val="0000EE"/>
-            <w:u w:val="single"/>
-          </w:rPr>
-          <w:t>Génesis 29.14–35; 30.9–21;</w:t>
-        </w:r>
-      </w:hyperlink>
-      <w:hyperlink r:id="rId38">
-        <w:r>
-          <w:rPr>
-            <w:lang w:val="es_ES" w:bidi="es_ES"/>
-          </w:rPr>
-          <w:rPr>
-            <w:color w:val="0000EE"/>
-            <w:u w:val="single"/>
-          </w:rPr>
-          <w:t xml:space="preserve"> </w:t>
-        </w:r>
-      </w:hyperlink>
-      <w:hyperlink r:id="rId39">
-        <w:r>
-          <w:rPr>
-            <w:lang w:val="es_ES" w:bidi="es_ES"/>
-          </w:rPr>
-          <w:rPr>
-            <w:color w:val="0000EE"/>
-            <w:u w:val="single"/>
-          </w:rPr>
-          <w:t>31.4–16;</w:t>
-        </w:r>
-      </w:hyperlink>
-      <w:r>
-        <w:rPr>
-          <w:lang w:val="es_ES" w:bidi="es_ES"/>
-        </w:rPr>
-        <w:t xml:space="preserve"> </w:t>
-      </w:r>
-      <w:hyperlink r:id="rId40">
-        <w:r>
-          <w:rPr>
-            <w:lang w:val="es_ES" w:bidi="es_ES"/>
-          </w:rPr>
-          <w:rPr>
-            <w:color w:val="0000EE"/>
-            <w:u w:val="single"/>
-          </w:rPr>
-          <w:t>33.1–7;</w:t>
-        </w:r>
-      </w:hyperlink>
-      <w:r>
-        <w:rPr>
-          <w:lang w:val="es_ES" w:bidi="es_ES"/>
-        </w:rPr>
-        <w:t xml:space="preserve"> </w:t>
-      </w:r>
-      <w:hyperlink r:id="rId41">
-        <w:r>
-          <w:rPr>
-            <w:lang w:val="es_ES" w:bidi="es_ES"/>
-          </w:rPr>
-          <w:rPr>
-            <w:color w:val="0000EE"/>
-            <w:u w:val="single"/>
-          </w:rPr>
-          <w:t>34.1;</w:t>
-        </w:r>
-      </w:hyperlink>
-      <w:r>
-        <w:rPr>
-          <w:lang w:val="es_ES" w:bidi="es_ES"/>
-        </w:rPr>
-        <w:t xml:space="preserve"> </w:t>
-      </w:r>
-      <w:hyperlink r:id="rId42">
-        <w:r>
-          <w:rPr>
-            <w:lang w:val="es_ES" w:bidi="es_ES"/>
-          </w:rPr>
-          <w:rPr>
-            <w:color w:val="0000EE"/>
-            <w:u w:val="single"/>
-          </w:rPr>
-          <w:t>46.8–15;</w:t>
-        </w:r>
-      </w:hyperlink>
-      <w:r>
-        <w:rPr>
-          <w:lang w:val="es_ES" w:bidi="es_ES"/>
-        </w:rPr>
-        <w:t xml:space="preserve"> </w:t>
-      </w:r>
-      <w:hyperlink r:id="rId43">
-        <w:r>
-          <w:rPr>
-            <w:lang w:val="es_ES" w:bidi="es_ES"/>
-          </w:rPr>
-          <w:rPr>
-            <w:color w:val="0000EE"/>
-            <w:u w:val="single"/>
-          </w:rPr>
-          <w:t>49.31</w:t>
-        </w:r>
-      </w:hyperlink>
+      <w:r>
+        <w:rPr>
+          <w:lang w:val="es_ES" w:bidi="es_ES"/>
+        </w:rPr>
+        <w:t>Génesis 29.14–35; 30.9–21;</w:t>
+      </w:r>
+      <w:r>
+        <w:rPr>
+          <w:lang w:val="es_ES" w:bidi="es_ES"/>
+        </w:rPr>
+        <w:t xml:space="preserve"> </w:t>
+      </w:r>
+      <w:r>
+        <w:rPr>
+          <w:lang w:val="es_ES" w:bidi="es_ES"/>
+        </w:rPr>
+        <w:t>31.4–16;</w:t>
+      </w:r>
+      <w:r>
+        <w:rPr>
+          <w:lang w:val="es_ES" w:bidi="es_ES"/>
+        </w:rPr>
+        <w:t xml:space="preserve"> </w:t>
+      </w:r>
+      <w:r>
+        <w:rPr>
+          <w:lang w:val="es_ES" w:bidi="es_ES"/>
+        </w:rPr>
+        <w:t>33.1–7;</w:t>
+      </w:r>
+      <w:r>
+        <w:rPr>
+          <w:lang w:val="es_ES" w:bidi="es_ES"/>
+        </w:rPr>
+        <w:t xml:space="preserve"> </w:t>
+      </w:r>
+      <w:r>
+        <w:rPr>
+          <w:lang w:val="es_ES" w:bidi="es_ES"/>
+        </w:rPr>
+        <w:t>34.1;</w:t>
+      </w:r>
+      <w:r>
+        <w:rPr>
+          <w:lang w:val="es_ES" w:bidi="es_ES"/>
+        </w:rPr>
+        <w:t xml:space="preserve"> </w:t>
+      </w:r>
+      <w:r>
+        <w:rPr>
+          <w:lang w:val="es_ES" w:bidi="es_ES"/>
+        </w:rPr>
+        <w:t>46.8–15;</w:t>
+      </w:r>
+      <w:r>
+        <w:rPr>
+          <w:lang w:val="es_ES" w:bidi="es_ES"/>
+        </w:rPr>
+        <w:t xml:space="preserve"> </w:t>
+      </w:r>
+      <w:r>
+        <w:rPr>
+          <w:lang w:val="es_ES" w:bidi="es_ES"/>
+        </w:rPr>
+        <w:t>49.31</w:t>
+      </w:r>
       <w:r>
         <w:rPr>
           <w:lang w:val="es_ES" w:bidi="es_ES"/>
         </w:rPr>
         <w:t xml:space="preserve">; </w:t>
       </w:r>
-      <w:hyperlink r:id="rId44">
-        <w:r>
-          <w:rPr>
-            <w:lang w:val="es_ES" w:bidi="es_ES"/>
-          </w:rPr>
-          <w:rPr>
-            <w:color w:val="0000EE"/>
-            <w:u w:val="single"/>
-          </w:rPr>
-          <w:t>Rut 4.11</w:t>
-        </w:r>
-      </w:hyperlink>
+      <w:r>
+        <w:rPr>
+          <w:lang w:val="es_ES" w:bidi="es_ES"/>
+        </w:rPr>
+        <w:t>Rut 4.11</w:t>
+      </w:r>
       <w:r>
         <w:rPr>
           <w:lang w:val="es_ES" w:bidi="es_ES"/>
@@ -1271,18 +1073,12 @@
         </w:rPr>
         <w:t xml:space="preserve">Jesús frecuentemente discrepaba con los líderes judíos durante su ministerio público. Estos líderes pensaban que estaban protegiendo el templo, sus sacrificios, la sinagoga y sus enseñanzas. En la última semana de Jesús en Jerusalem, estos desacuerdos se intensificaron y contribuyeron a construir el caso en su contra (ver </w:t>
       </w:r>
-      <w:hyperlink r:id="rId45">
-        <w:r>
-          <w:rPr>
-            <w:lang w:val="es_ES" w:bidi="es_ES"/>
-          </w:rPr>
-          <w:rPr>
-            <w:color w:val="0000EE"/>
-            <w:u w:val="single"/>
-          </w:rPr>
-          <w:t>Mateo 23</w:t>
-        </w:r>
-      </w:hyperlink>
+      <w:r>
+        <w:rPr>
+          <w:lang w:val="es_ES" w:bidi="es_ES"/>
+        </w:rPr>
+        <w:t>Mateo 23</w:t>
+      </w:r>
       <w:r>
         <w:rPr>
           <w:lang w:val="es_ES" w:bidi="es_ES"/>
@@ -1303,54 +1099,36 @@
         </w:rPr>
         <w:t xml:space="preserve">Cuando Juan escribió su Evangelio, las sinagogas judías locales atacaban a los seguidores de Jesús en sus áreas. Este conflicto influyó en la escritura de Juan (ver </w:t>
       </w:r>
-      <w:hyperlink r:id="rId46">
-        <w:r>
-          <w:rPr>
-            <w:lang w:val="es_ES" w:bidi="es_ES"/>
-          </w:rPr>
-          <w:rPr>
-            <w:color w:val="0000EE"/>
-            <w:u w:val="single"/>
-          </w:rPr>
-          <w:t>Hechos 14.19;</w:t>
-        </w:r>
-      </w:hyperlink>
-      <w:r>
-        <w:rPr>
-          <w:lang w:val="es_ES" w:bidi="es_ES"/>
-        </w:rPr>
-        <w:t xml:space="preserve"> </w:t>
-      </w:r>
-      <w:hyperlink r:id="rId47">
-        <w:r>
-          <w:rPr>
-            <w:lang w:val="es_ES" w:bidi="es_ES"/>
-          </w:rPr>
-          <w:rPr>
-            <w:color w:val="0000EE"/>
-            <w:u w:val="single"/>
-          </w:rPr>
-          <w:t>1 Tesalonicenses 2.14;</w:t>
-        </w:r>
-      </w:hyperlink>
+      <w:r>
+        <w:rPr>
+          <w:lang w:val="es_ES" w:bidi="es_ES"/>
+        </w:rPr>
+        <w:t>Hechos 14.19;</w:t>
+      </w:r>
+      <w:r>
+        <w:rPr>
+          <w:lang w:val="es_ES" w:bidi="es_ES"/>
+        </w:rPr>
+        <w:t xml:space="preserve"> </w:t>
+      </w:r>
+      <w:r>
+        <w:rPr>
+          <w:lang w:val="es_ES" w:bidi="es_ES"/>
+        </w:rPr>
+        <w:t>1 Tesalonicenses 2.14;</w:t>
+      </w:r>
       <w:r>
         <w:rPr>
           <w:lang w:val="es_ES" w:bidi="es_ES"/>
         </w:rPr>
         <w:t xml:space="preserve"> comparar </w:t>
       </w:r>
-      <w:hyperlink r:id="rId48">
-        <w:r>
-          <w:rPr>
-            <w:lang w:val="es_ES" w:bidi="es_ES"/>
-          </w:rPr>
-          <w:rPr>
-            <w:color w:val="0000EE"/>
-            <w:u w:val="single"/>
-          </w:rPr>
-          <w:t>Gálatas 1.13–14</w:t>
-        </w:r>
-      </w:hyperlink>
+      <w:r>
+        <w:rPr>
+          <w:lang w:val="es_ES" w:bidi="es_ES"/>
+        </w:rPr>
+        <w:t>Gálatas 1.13–14</w:t>
+      </w:r>
       <w:r>
         <w:rPr>
           <w:lang w:val="es_ES" w:bidi="es_ES"/>
@@ -1371,72 +1149,48 @@
         </w:rPr>
         <w:t xml:space="preserve">El término Griego para "líderes judíos" también podría significar "judíos". Sin embargo, se refería específicamente a los líderes del templo que se opusieron a Jesús, lo juzgaron y planearon su muerte en la cruz (ver </w:t>
       </w:r>
-      <w:hyperlink r:id="rId49">
-        <w:r>
-          <w:rPr>
-            <w:lang w:val="es_ES" w:bidi="es_ES"/>
-          </w:rPr>
-          <w:rPr>
-            <w:color w:val="0000EE"/>
-            <w:u w:val="single"/>
-          </w:rPr>
-          <w:t>Juan 1.19;</w:t>
-        </w:r>
-      </w:hyperlink>
-      <w:r>
-        <w:rPr>
-          <w:lang w:val="es_ES" w:bidi="es_ES"/>
-        </w:rPr>
-        <w:t xml:space="preserve"> </w:t>
-      </w:r>
-      <w:hyperlink r:id="rId50">
-        <w:r>
-          <w:rPr>
-            <w:lang w:val="es_ES" w:bidi="es_ES"/>
-          </w:rPr>
-          <w:rPr>
-            <w:color w:val="0000EE"/>
-            <w:u w:val="single"/>
-          </w:rPr>
-          <w:t>2.18;</w:t>
-        </w:r>
-      </w:hyperlink>
-      <w:r>
-        <w:rPr>
-          <w:lang w:val="es_ES" w:bidi="es_ES"/>
-        </w:rPr>
-        <w:t xml:space="preserve"> </w:t>
-      </w:r>
-      <w:hyperlink r:id="rId51">
-        <w:r>
-          <w:rPr>
-            <w:lang w:val="es_ES" w:bidi="es_ES"/>
-          </w:rPr>
-          <w:rPr>
-            <w:color w:val="0000EE"/>
-            <w:u w:val="single"/>
-          </w:rPr>
-          <w:t>5.9–18;</w:t>
-        </w:r>
-      </w:hyperlink>
-      <w:r>
-        <w:rPr>
-          <w:lang w:val="es_ES" w:bidi="es_ES"/>
-        </w:rPr>
-        <w:t xml:space="preserve"> </w:t>
-      </w:r>
-      <w:hyperlink r:id="rId52">
-        <w:r>
-          <w:rPr>
-            <w:lang w:val="es_ES" w:bidi="es_ES"/>
-          </w:rPr>
-          <w:rPr>
-            <w:color w:val="0000EE"/>
-            <w:u w:val="single"/>
-          </w:rPr>
-          <w:t>9.18–22</w:t>
-        </w:r>
-      </w:hyperlink>
+      <w:r>
+        <w:rPr>
+          <w:lang w:val="es_ES" w:bidi="es_ES"/>
+        </w:rPr>
+        <w:t>Juan 1.19;</w:t>
+      </w:r>
+      <w:r>
+        <w:rPr>
+          <w:lang w:val="es_ES" w:bidi="es_ES"/>
+        </w:rPr>
+        <w:t xml:space="preserve"> </w:t>
+      </w:r>
+      <w:r>
+        <w:rPr>
+          <w:lang w:val="es_ES" w:bidi="es_ES"/>
+        </w:rPr>
+        <w:t>2.18;</w:t>
+      </w:r>
+      <w:r>
+        <w:rPr>
+          <w:lang w:val="es_ES" w:bidi="es_ES"/>
+        </w:rPr>
+        <w:t xml:space="preserve"> </w:t>
+      </w:r>
+      <w:r>
+        <w:rPr>
+          <w:lang w:val="es_ES" w:bidi="es_ES"/>
+        </w:rPr>
+        <w:t>5.9–18;</w:t>
+      </w:r>
+      <w:r>
+        <w:rPr>
+          <w:lang w:val="es_ES" w:bidi="es_ES"/>
+        </w:rPr>
+        <w:t xml:space="preserve"> </w:t>
+      </w:r>
+      <w:r>
+        <w:rPr>
+          <w:lang w:val="es_ES" w:bidi="es_ES"/>
+        </w:rPr>
+        <w:t>9.18–22</w:t>
+      </w:r>
       <w:r>
         <w:rPr>
           <w:lang w:val="es_ES" w:bidi="es_ES"/>
@@ -1466,426 +1220,282 @@
           <w:lang w:val="es_ES" w:bidi="es_ES"/>
         </w:rPr>
       </w:r>
-      <w:hyperlink r:id="rId53">
-        <w:r>
-          <w:rPr>
-            <w:lang w:val="es_ES" w:bidi="es_ES"/>
-          </w:rPr>
-          <w:rPr>
-            <w:color w:val="0000EE"/>
-            <w:u w:val="single"/>
-          </w:rPr>
-          <w:t>Juan 1.19–24;</w:t>
-        </w:r>
-      </w:hyperlink>
-      <w:r>
-        <w:rPr>
-          <w:lang w:val="es_ES" w:bidi="es_ES"/>
-        </w:rPr>
-        <w:t xml:space="preserve"> </w:t>
-      </w:r>
-      <w:hyperlink r:id="rId54">
-        <w:r>
-          <w:rPr>
-            <w:lang w:val="es_ES" w:bidi="es_ES"/>
-          </w:rPr>
-          <w:rPr>
-            <w:color w:val="0000EE"/>
-            <w:u w:val="single"/>
-          </w:rPr>
-          <w:t>2.18–20;</w:t>
-        </w:r>
-      </w:hyperlink>
-      <w:r>
-        <w:rPr>
-          <w:lang w:val="es_ES" w:bidi="es_ES"/>
-        </w:rPr>
-        <w:t xml:space="preserve"> </w:t>
-      </w:r>
-      <w:hyperlink r:id="rId51">
-        <w:r>
-          <w:rPr>
-            <w:lang w:val="es_ES" w:bidi="es_ES"/>
-          </w:rPr>
-          <w:rPr>
-            <w:color w:val="0000EE"/>
-            <w:u w:val="single"/>
-          </w:rPr>
-          <w:t>5.9–18;</w:t>
-        </w:r>
-      </w:hyperlink>
-      <w:r>
-        <w:rPr>
-          <w:lang w:val="es_ES" w:bidi="es_ES"/>
-        </w:rPr>
-        <w:t xml:space="preserve"> </w:t>
-      </w:r>
-      <w:hyperlink r:id="rId55">
-        <w:r>
-          <w:rPr>
-            <w:lang w:val="es_ES" w:bidi="es_ES"/>
-          </w:rPr>
-          <w:rPr>
-            <w:color w:val="0000EE"/>
-            <w:u w:val="single"/>
-          </w:rPr>
-          <w:t>7.1,</w:t>
-        </w:r>
-      </w:hyperlink>
-      <w:r>
-        <w:rPr>
-          <w:lang w:val="es_ES" w:bidi="es_ES"/>
-        </w:rPr>
-        <w:t xml:space="preserve"> </w:t>
-      </w:r>
-      <w:hyperlink r:id="rId56">
-        <w:r>
-          <w:rPr>
-            <w:lang w:val="es_ES" w:bidi="es_ES"/>
-          </w:rPr>
-          <w:rPr>
-            <w:color w:val="0000EE"/>
-            <w:u w:val="single"/>
-          </w:rPr>
-          <w:t>10–13,</w:t>
-        </w:r>
-      </w:hyperlink>
-      <w:r>
-        <w:rPr>
-          <w:lang w:val="es_ES" w:bidi="es_ES"/>
-        </w:rPr>
-        <w:t xml:space="preserve"> </w:t>
-      </w:r>
-      <w:hyperlink r:id="rId57">
-        <w:r>
-          <w:rPr>
-            <w:lang w:val="es_ES" w:bidi="es_ES"/>
-          </w:rPr>
-          <w:rPr>
-            <w:color w:val="0000EE"/>
-            <w:u w:val="single"/>
-          </w:rPr>
-          <w:t xml:space="preserve">35–36; </w:t>
-        </w:r>
-      </w:hyperlink>
-      <w:hyperlink r:id="rId58">
-        <w:r>
-          <w:rPr>
-            <w:lang w:val="es_ES" w:bidi="es_ES"/>
-          </w:rPr>
-          <w:rPr>
-            <w:color w:val="0000EE"/>
-            <w:u w:val="single"/>
-          </w:rPr>
-          <w:t>9.13–34;</w:t>
-        </w:r>
-      </w:hyperlink>
-      <w:r>
-        <w:rPr>
-          <w:lang w:val="es_ES" w:bidi="es_ES"/>
-        </w:rPr>
-        <w:t xml:space="preserve"> </w:t>
-      </w:r>
-      <w:hyperlink r:id="rId59">
-        <w:r>
-          <w:rPr>
-            <w:lang w:val="es_ES" w:bidi="es_ES"/>
-          </w:rPr>
-          <w:rPr>
-            <w:color w:val="0000EE"/>
-            <w:u w:val="single"/>
-          </w:rPr>
-          <w:t>11.45–54;</w:t>
-        </w:r>
-      </w:hyperlink>
-      <w:r>
-        <w:rPr>
-          <w:lang w:val="es_ES" w:bidi="es_ES"/>
-        </w:rPr>
-        <w:t xml:space="preserve"> </w:t>
-      </w:r>
-      <w:hyperlink r:id="rId60">
-        <w:r>
-          <w:rPr>
-            <w:lang w:val="es_ES" w:bidi="es_ES"/>
-          </w:rPr>
-          <w:rPr>
-            <w:color w:val="0000EE"/>
-            <w:u w:val="single"/>
-          </w:rPr>
-          <w:t>12.41–43;</w:t>
-        </w:r>
-      </w:hyperlink>
-      <w:r>
-        <w:rPr>
-          <w:lang w:val="es_ES" w:bidi="es_ES"/>
-        </w:rPr>
-        <w:t xml:space="preserve"> </w:t>
-      </w:r>
-      <w:hyperlink r:id="rId61">
-        <w:r>
-          <w:rPr>
-            <w:lang w:val="es_ES" w:bidi="es_ES"/>
-          </w:rPr>
-          <w:rPr>
-            <w:color w:val="0000EE"/>
-            <w:u w:val="single"/>
-          </w:rPr>
-          <w:t>18.28–36;</w:t>
-        </w:r>
-      </w:hyperlink>
-      <w:r>
-        <w:rPr>
-          <w:lang w:val="es_ES" w:bidi="es_ES"/>
-        </w:rPr>
-        <w:t xml:space="preserve"> </w:t>
-      </w:r>
-      <w:hyperlink r:id="rId62">
-        <w:r>
-          <w:rPr>
-            <w:lang w:val="es_ES" w:bidi="es_ES"/>
-          </w:rPr>
-          <w:rPr>
-            <w:color w:val="0000EE"/>
-            <w:u w:val="single"/>
-          </w:rPr>
-          <w:t>19.6–8</w:t>
-        </w:r>
-      </w:hyperlink>
+      <w:r>
+        <w:rPr>
+          <w:lang w:val="es_ES" w:bidi="es_ES"/>
+        </w:rPr>
+        <w:t>Juan 1.19–24;</w:t>
+      </w:r>
+      <w:r>
+        <w:rPr>
+          <w:lang w:val="es_ES" w:bidi="es_ES"/>
+        </w:rPr>
+        <w:t xml:space="preserve"> </w:t>
+      </w:r>
+      <w:r>
+        <w:rPr>
+          <w:lang w:val="es_ES" w:bidi="es_ES"/>
+        </w:rPr>
+        <w:t>2.18–20;</w:t>
+      </w:r>
+      <w:r>
+        <w:rPr>
+          <w:lang w:val="es_ES" w:bidi="es_ES"/>
+        </w:rPr>
+        <w:t xml:space="preserve"> </w:t>
+      </w:r>
+      <w:r>
+        <w:rPr>
+          <w:lang w:val="es_ES" w:bidi="es_ES"/>
+        </w:rPr>
+        <w:t>5.9–18;</w:t>
+      </w:r>
+      <w:r>
+        <w:rPr>
+          <w:lang w:val="es_ES" w:bidi="es_ES"/>
+        </w:rPr>
+        <w:t xml:space="preserve"> </w:t>
+      </w:r>
+      <w:r>
+        <w:rPr>
+          <w:lang w:val="es_ES" w:bidi="es_ES"/>
+        </w:rPr>
+        <w:t>7.1,</w:t>
+      </w:r>
+      <w:r>
+        <w:rPr>
+          <w:lang w:val="es_ES" w:bidi="es_ES"/>
+        </w:rPr>
+        <w:t xml:space="preserve"> </w:t>
+      </w:r>
+      <w:r>
+        <w:rPr>
+          <w:lang w:val="es_ES" w:bidi="es_ES"/>
+        </w:rPr>
+        <w:t>10–13,</w:t>
+      </w:r>
+      <w:r>
+        <w:rPr>
+          <w:lang w:val="es_ES" w:bidi="es_ES"/>
+        </w:rPr>
+        <w:t xml:space="preserve"> </w:t>
+      </w:r>
+      <w:r>
+        <w:rPr>
+          <w:lang w:val="es_ES" w:bidi="es_ES"/>
+        </w:rPr>
+        <w:t xml:space="preserve">35–36; </w:t>
+      </w:r>
+      <w:r>
+        <w:rPr>
+          <w:lang w:val="es_ES" w:bidi="es_ES"/>
+        </w:rPr>
+        <w:t>9.13–34;</w:t>
+      </w:r>
+      <w:r>
+        <w:rPr>
+          <w:lang w:val="es_ES" w:bidi="es_ES"/>
+        </w:rPr>
+        <w:t xml:space="preserve"> </w:t>
+      </w:r>
+      <w:r>
+        <w:rPr>
+          <w:lang w:val="es_ES" w:bidi="es_ES"/>
+        </w:rPr>
+        <w:t>11.45–54;</w:t>
+      </w:r>
+      <w:r>
+        <w:rPr>
+          <w:lang w:val="es_ES" w:bidi="es_ES"/>
+        </w:rPr>
+        <w:t xml:space="preserve"> </w:t>
+      </w:r>
+      <w:r>
+        <w:rPr>
+          <w:lang w:val="es_ES" w:bidi="es_ES"/>
+        </w:rPr>
+        <w:t>12.41–43;</w:t>
+      </w:r>
+      <w:r>
+        <w:rPr>
+          <w:lang w:val="es_ES" w:bidi="es_ES"/>
+        </w:rPr>
+        <w:t xml:space="preserve"> </w:t>
+      </w:r>
+      <w:r>
+        <w:rPr>
+          <w:lang w:val="es_ES" w:bidi="es_ES"/>
+        </w:rPr>
+        <w:t>18.28–36;</w:t>
+      </w:r>
+      <w:r>
+        <w:rPr>
+          <w:lang w:val="es_ES" w:bidi="es_ES"/>
+        </w:rPr>
+        <w:t xml:space="preserve"> </w:t>
+      </w:r>
+      <w:r>
+        <w:rPr>
+          <w:lang w:val="es_ES" w:bidi="es_ES"/>
+        </w:rPr>
+        <w:t>19.6–8</w:t>
+      </w:r>
       <w:r>
         <w:rPr>
           <w:lang w:val="es_ES" w:bidi="es_ES"/>
         </w:rPr>
         <w:t xml:space="preserve">, </w:t>
       </w:r>
-      <w:hyperlink r:id="rId63">
-        <w:r>
-          <w:rPr>
-            <w:lang w:val="es_ES" w:bidi="es_ES"/>
-          </w:rPr>
-          <w:rPr>
-            <w:color w:val="0000EE"/>
-            <w:u w:val="single"/>
-          </w:rPr>
-          <w:t>12–16</w:t>
-        </w:r>
-      </w:hyperlink>
+      <w:r>
+        <w:rPr>
+          <w:lang w:val="es_ES" w:bidi="es_ES"/>
+        </w:rPr>
+        <w:t>12–16</w:t>
+      </w:r>
       <w:r>
         <w:rPr>
           <w:lang w:val="es_ES" w:bidi="es_ES"/>
         </w:rPr>
         <w:t xml:space="preserve">, </w:t>
       </w:r>
-      <w:hyperlink r:id="rId64">
-        <w:r>
-          <w:rPr>
-            <w:lang w:val="es_ES" w:bidi="es_ES"/>
-          </w:rPr>
-          <w:rPr>
-            <w:color w:val="0000EE"/>
-            <w:u w:val="single"/>
-          </w:rPr>
-          <w:t>31</w:t>
-        </w:r>
-      </w:hyperlink>
+      <w:r>
+        <w:rPr>
+          <w:lang w:val="es_ES" w:bidi="es_ES"/>
+        </w:rPr>
+        <w:t>31</w:t>
+      </w:r>
       <w:r>
         <w:rPr>
           <w:lang w:val="es_ES" w:bidi="es_ES"/>
         </w:rPr>
         <w:t xml:space="preserve">, </w:t>
       </w:r>
-      <w:hyperlink r:id="rId65">
-        <w:r>
-          <w:rPr>
-            <w:lang w:val="es_ES" w:bidi="es_ES"/>
-          </w:rPr>
-          <w:rPr>
-            <w:color w:val="0000EE"/>
-            <w:u w:val="single"/>
-          </w:rPr>
-          <w:t>38;</w:t>
-        </w:r>
-      </w:hyperlink>
-      <w:r>
-        <w:rPr>
-          <w:lang w:val="es_ES" w:bidi="es_ES"/>
-        </w:rPr>
-        <w:t xml:space="preserve"> </w:t>
-      </w:r>
-      <w:hyperlink r:id="rId66">
-        <w:r>
-          <w:rPr>
-            <w:lang w:val="es_ES" w:bidi="es_ES"/>
-          </w:rPr>
-          <w:rPr>
-            <w:color w:val="0000EE"/>
-            <w:u w:val="single"/>
-          </w:rPr>
-          <w:t>20.19</w:t>
-        </w:r>
-      </w:hyperlink>
+      <w:r>
+        <w:rPr>
+          <w:lang w:val="es_ES" w:bidi="es_ES"/>
+        </w:rPr>
+        <w:t>38;</w:t>
+      </w:r>
+      <w:r>
+        <w:rPr>
+          <w:lang w:val="es_ES" w:bidi="es_ES"/>
+        </w:rPr>
+        <w:t xml:space="preserve"> </w:t>
+      </w:r>
+      <w:r>
+        <w:rPr>
+          <w:lang w:val="es_ES" w:bidi="es_ES"/>
+        </w:rPr>
+        <w:t>20.19</w:t>
+      </w:r>
       <w:r>
         <w:rPr>
           <w:lang w:val="es_ES" w:bidi="es_ES"/>
         </w:rPr>
         <w:t xml:space="preserve">; </w:t>
       </w:r>
-      <w:hyperlink r:id="rId67">
-        <w:r>
-          <w:rPr>
-            <w:lang w:val="es_ES" w:bidi="es_ES"/>
-          </w:rPr>
-          <w:rPr>
-            <w:color w:val="0000EE"/>
-            <w:u w:val="single"/>
-          </w:rPr>
-          <w:t>Hechos 6.10–12;</w:t>
-        </w:r>
-      </w:hyperlink>
-      <w:r>
-        <w:rPr>
-          <w:lang w:val="es_ES" w:bidi="es_ES"/>
-        </w:rPr>
-        <w:t xml:space="preserve"> </w:t>
-      </w:r>
-      <w:hyperlink r:id="rId68">
-        <w:r>
-          <w:rPr>
-            <w:lang w:val="es_ES" w:bidi="es_ES"/>
-          </w:rPr>
-          <w:rPr>
-            <w:color w:val="0000EE"/>
-            <w:u w:val="single"/>
-          </w:rPr>
-          <w:t>7.54–58;</w:t>
-        </w:r>
-      </w:hyperlink>
-      <w:r>
-        <w:rPr>
-          <w:lang w:val="es_ES" w:bidi="es_ES"/>
-        </w:rPr>
-        <w:t xml:space="preserve"> </w:t>
-      </w:r>
-      <w:hyperlink r:id="rId69">
-        <w:r>
-          <w:rPr>
-            <w:lang w:val="es_ES" w:bidi="es_ES"/>
-          </w:rPr>
-          <w:rPr>
-            <w:color w:val="0000EE"/>
-            <w:u w:val="single"/>
-          </w:rPr>
-          <w:t>12.11;</w:t>
-        </w:r>
-      </w:hyperlink>
-      <w:r>
-        <w:rPr>
-          <w:lang w:val="es_ES" w:bidi="es_ES"/>
-        </w:rPr>
-        <w:t xml:space="preserve"> </w:t>
-      </w:r>
-      <w:hyperlink r:id="rId70">
-        <w:r>
-          <w:rPr>
-            <w:lang w:val="es_ES" w:bidi="es_ES"/>
-          </w:rPr>
-          <w:rPr>
-            <w:color w:val="0000EE"/>
-            <w:u w:val="single"/>
-          </w:rPr>
-          <w:t>21.11;</w:t>
-        </w:r>
-      </w:hyperlink>
-      <w:r>
-        <w:rPr>
-          <w:lang w:val="es_ES" w:bidi="es_ES"/>
-        </w:rPr>
-        <w:t xml:space="preserve"> </w:t>
-      </w:r>
-      <w:hyperlink r:id="rId71">
-        <w:r>
-          <w:rPr>
-            <w:lang w:val="es_ES" w:bidi="es_ES"/>
-          </w:rPr>
-          <w:rPr>
-            <w:color w:val="0000EE"/>
-            <w:u w:val="single"/>
-          </w:rPr>
-          <w:t>25.1–3</w:t>
-        </w:r>
-      </w:hyperlink>
+      <w:r>
+        <w:rPr>
+          <w:lang w:val="es_ES" w:bidi="es_ES"/>
+        </w:rPr>
+        <w:t>Hechos 6.10–12;</w:t>
+      </w:r>
+      <w:r>
+        <w:rPr>
+          <w:lang w:val="es_ES" w:bidi="es_ES"/>
+        </w:rPr>
+        <w:t xml:space="preserve"> </w:t>
+      </w:r>
+      <w:r>
+        <w:rPr>
+          <w:lang w:val="es_ES" w:bidi="es_ES"/>
+        </w:rPr>
+        <w:t>7.54–58;</w:t>
+      </w:r>
+      <w:r>
+        <w:rPr>
+          <w:lang w:val="es_ES" w:bidi="es_ES"/>
+        </w:rPr>
+        <w:t xml:space="preserve"> </w:t>
+      </w:r>
+      <w:r>
+        <w:rPr>
+          <w:lang w:val="es_ES" w:bidi="es_ES"/>
+        </w:rPr>
+        <w:t>12.11;</w:t>
+      </w:r>
+      <w:r>
+        <w:rPr>
+          <w:lang w:val="es_ES" w:bidi="es_ES"/>
+        </w:rPr>
+        <w:t xml:space="preserve"> </w:t>
+      </w:r>
+      <w:r>
+        <w:rPr>
+          <w:lang w:val="es_ES" w:bidi="es_ES"/>
+        </w:rPr>
+        <w:t>21.11;</w:t>
+      </w:r>
+      <w:r>
+        <w:rPr>
+          <w:lang w:val="es_ES" w:bidi="es_ES"/>
+        </w:rPr>
+        <w:t xml:space="preserve"> </w:t>
+      </w:r>
+      <w:r>
+        <w:rPr>
+          <w:lang w:val="es_ES" w:bidi="es_ES"/>
+        </w:rPr>
+        <w:t>25.1–3</w:t>
+      </w:r>
       <w:r>
         <w:rPr>
           <w:lang w:val="es_ES" w:bidi="es_ES"/>
         </w:rPr>
         <w:t xml:space="preserve">, </w:t>
       </w:r>
-      <w:hyperlink r:id="rId72">
-        <w:r>
-          <w:rPr>
-            <w:lang w:val="es_ES" w:bidi="es_ES"/>
-          </w:rPr>
-          <w:rPr>
-            <w:color w:val="0000EE"/>
-            <w:u w:val="single"/>
-          </w:rPr>
-          <w:t>7</w:t>
-        </w:r>
-      </w:hyperlink>
+      <w:r>
+        <w:rPr>
+          <w:lang w:val="es_ES" w:bidi="es_ES"/>
+        </w:rPr>
+        <w:t>7</w:t>
+      </w:r>
       <w:r>
         <w:rPr>
           <w:lang w:val="es_ES" w:bidi="es_ES"/>
         </w:rPr>
         <w:t xml:space="preserve">; </w:t>
       </w:r>
-      <w:hyperlink r:id="rId73">
-        <w:r>
-          <w:rPr>
-            <w:lang w:val="es_ES" w:bidi="es_ES"/>
-          </w:rPr>
-          <w:rPr>
-            <w:color w:val="0000EE"/>
-            <w:u w:val="single"/>
-          </w:rPr>
-          <w:t>26.1–11;</w:t>
-        </w:r>
-      </w:hyperlink>
-      <w:r>
-        <w:rPr>
-          <w:lang w:val="es_ES" w:bidi="es_ES"/>
-        </w:rPr>
-        <w:t xml:space="preserve"> </w:t>
-      </w:r>
-      <w:hyperlink r:id="rId74">
-        <w:r>
-          <w:rPr>
-            <w:lang w:val="es_ES" w:bidi="es_ES"/>
-          </w:rPr>
-          <w:rPr>
-            <w:color w:val="0000EE"/>
-            <w:u w:val="single"/>
-          </w:rPr>
-          <w:t>28.17–24</w:t>
-        </w:r>
-      </w:hyperlink>
+      <w:r>
+        <w:rPr>
+          <w:lang w:val="es_ES" w:bidi="es_ES"/>
+        </w:rPr>
+        <w:t>26.1–11;</w:t>
+      </w:r>
+      <w:r>
+        <w:rPr>
+          <w:lang w:val="es_ES" w:bidi="es_ES"/>
+        </w:rPr>
+        <w:t xml:space="preserve"> </w:t>
+      </w:r>
+      <w:r>
+        <w:rPr>
+          <w:lang w:val="es_ES" w:bidi="es_ES"/>
+        </w:rPr>
+        <w:t>28.17–24</w:t>
+      </w:r>
       <w:r>
         <w:rPr>
           <w:lang w:val="es_ES" w:bidi="es_ES"/>
         </w:rPr>
         <w:t xml:space="preserve">; </w:t>
       </w:r>
-      <w:hyperlink r:id="rId75">
-        <w:r>
-          <w:rPr>
-            <w:lang w:val="es_ES" w:bidi="es_ES"/>
-          </w:rPr>
-          <w:rPr>
-            <w:color w:val="0000EE"/>
-            <w:u w:val="single"/>
-          </w:rPr>
-          <w:t>2 Corintios 11.24</w:t>
-        </w:r>
-      </w:hyperlink>
+      <w:r>
+        <w:rPr>
+          <w:lang w:val="es_ES" w:bidi="es_ES"/>
+        </w:rPr>
+        <w:t>2 Corintios 11.24</w:t>
+      </w:r>
       <w:r>
         <w:rPr>
           <w:lang w:val="es_ES" w:bidi="es_ES"/>
@@ -1934,36 +1544,24 @@
         </w:rPr>
         <w:t>Los amalecitas eran descendientes de Amalec, un nieto de Esaú (</w:t>
       </w:r>
-      <w:hyperlink r:id="rId76">
-        <w:r>
-          <w:rPr>
-            <w:lang w:val="es_ES" w:bidi="es_ES"/>
-          </w:rPr>
-          <w:rPr>
-            <w:color w:val="0000EE"/>
-            <w:u w:val="single"/>
-          </w:rPr>
-          <w:t>Génesis 36:12,</w:t>
-        </w:r>
-      </w:hyperlink>
-      <w:r>
-        <w:rPr>
-          <w:lang w:val="es_ES" w:bidi="es_ES"/>
-        </w:rPr>
-        <w:t xml:space="preserve"> </w:t>
-      </w:r>
-      <w:hyperlink r:id="rId77">
-        <w:r>
-          <w:rPr>
-            <w:lang w:val="es_ES" w:bidi="es_ES"/>
-          </w:rPr>
-          <w:rPr>
-            <w:color w:val="0000EE"/>
-            <w:u w:val="single"/>
-          </w:rPr>
-          <w:t>1 Crónicas 1:36</w:t>
-        </w:r>
-      </w:hyperlink>
+      <w:r>
+        <w:rPr>
+          <w:lang w:val="es_ES" w:bidi="es_ES"/>
+        </w:rPr>
+        <w:t>Génesis 36:12,</w:t>
+      </w:r>
+      <w:r>
+        <w:rPr>
+          <w:lang w:val="es_ES" w:bidi="es_ES"/>
+        </w:rPr>
+        <w:t xml:space="preserve"> </w:t>
+      </w:r>
+      <w:r>
+        <w:rPr>
+          <w:lang w:val="es_ES" w:bidi="es_ES"/>
+        </w:rPr>
+        <w:t>1 Crónicas 1:36</w:t>
+      </w:r>
       <w:r>
         <w:rPr>
           <w:lang w:val="es_ES" w:bidi="es_ES"/>
@@ -1984,36 +1582,24 @@
         </w:rPr>
         <w:t>Los amalecitas eran enemigos poderosos de Israel. Israel se encontró por primera vez con los guerreros amalecitas en Refidim, cerca del Sinaí, cuando atacaron a Israel (</w:t>
       </w:r>
-      <w:hyperlink r:id="rId78">
-        <w:r>
-          <w:rPr>
-            <w:lang w:val="es_ES" w:bidi="es_ES"/>
-          </w:rPr>
-          <w:rPr>
-            <w:color w:val="0000EE"/>
-            <w:u w:val="single"/>
-          </w:rPr>
-          <w:t>Éxodo 17:8–16</w:t>
-        </w:r>
-      </w:hyperlink>
+      <w:r>
+        <w:rPr>
+          <w:lang w:val="es_ES" w:bidi="es_ES"/>
+        </w:rPr>
+        <w:t>Éxodo 17:8–16</w:t>
+      </w:r>
       <w:r>
         <w:rPr>
           <w:lang w:val="es_ES" w:bidi="es_ES"/>
         </w:rPr>
         <w:t>). Josué y el ejército israelita derrotaron a los amalecitas en esa batalla. Más tarde, los amalecitas frustraron el intento desobediente de Israel de entrar en la tierra prometida (</w:t>
       </w:r>
-      <w:hyperlink r:id="rId79">
-        <w:r>
-          <w:rPr>
-            <w:lang w:val="es_ES" w:bidi="es_ES"/>
-          </w:rPr>
-          <w:rPr>
-            <w:color w:val="0000EE"/>
-            <w:u w:val="single"/>
-          </w:rPr>
-          <w:t>Números 14:39–45</w:t>
-        </w:r>
-      </w:hyperlink>
+      <w:r>
+        <w:rPr>
+          <w:lang w:val="es_ES" w:bidi="es_ES"/>
+        </w:rPr>
+        <w:t>Números 14:39–45</w:t>
+      </w:r>
       <w:r>
         <w:rPr>
           <w:lang w:val="es_ES" w:bidi="es_ES"/>
@@ -2034,216 +1620,144 @@
         </w:rPr>
         <w:t>Debido a su hostilidad, Moisés le ordenó a Israel que los destruyera (</w:t>
       </w:r>
-      <w:hyperlink r:id="rId80">
-        <w:r>
-          <w:rPr>
-            <w:lang w:val="es_ES" w:bidi="es_ES"/>
-          </w:rPr>
-          <w:rPr>
-            <w:color w:val="0000EE"/>
-            <w:u w:val="single"/>
-          </w:rPr>
-          <w:t>Deuteronomio 25:17–19</w:t>
-        </w:r>
-      </w:hyperlink>
+      <w:r>
+        <w:rPr>
+          <w:lang w:val="es_ES" w:bidi="es_ES"/>
+        </w:rPr>
+        <w:t>Deuteronomio 25:17–19</w:t>
+      </w:r>
       <w:r>
         <w:rPr>
           <w:lang w:val="es_ES" w:bidi="es_ES"/>
         </w:rPr>
         <w:t xml:space="preserve">). Sin embargo, los amalecitas continuaron viviendo en el Neguev (ver </w:t>
       </w:r>
-      <w:hyperlink r:id="rId81">
-        <w:r>
-          <w:rPr>
-            <w:lang w:val="es_ES" w:bidi="es_ES"/>
-          </w:rPr>
-          <w:rPr>
-            <w:color w:val="0000EE"/>
-            <w:u w:val="single"/>
-          </w:rPr>
-          <w:t>Jueces 3:12–14,</w:t>
-        </w:r>
-      </w:hyperlink>
-      <w:r>
-        <w:rPr>
-          <w:lang w:val="es_ES" w:bidi="es_ES"/>
-        </w:rPr>
-        <w:t xml:space="preserve"> </w:t>
-      </w:r>
-      <w:hyperlink r:id="rId82">
-        <w:r>
-          <w:rPr>
-            <w:lang w:val="es_ES" w:bidi="es_ES"/>
-          </w:rPr>
-          <w:rPr>
-            <w:color w:val="0000EE"/>
-            <w:u w:val="single"/>
-          </w:rPr>
-          <w:t>6:33;</w:t>
-        </w:r>
-      </w:hyperlink>
-      <w:r>
-        <w:rPr>
-          <w:lang w:val="es_ES" w:bidi="es_ES"/>
-        </w:rPr>
-        <w:t xml:space="preserve"> </w:t>
-      </w:r>
-      <w:hyperlink r:id="rId83">
-        <w:r>
-          <w:rPr>
-            <w:lang w:val="es_ES" w:bidi="es_ES"/>
-          </w:rPr>
-          <w:rPr>
-            <w:color w:val="0000EE"/>
-            <w:u w:val="single"/>
-          </w:rPr>
-          <w:t>1 Samuel 14:47–48,</w:t>
-        </w:r>
-      </w:hyperlink>
-      <w:r>
-        <w:rPr>
-          <w:lang w:val="es_ES" w:bidi="es_ES"/>
-        </w:rPr>
-        <w:t xml:space="preserve"> </w:t>
-      </w:r>
-      <w:hyperlink r:id="rId84">
-        <w:r>
-          <w:rPr>
-            <w:lang w:val="es_ES" w:bidi="es_ES"/>
-          </w:rPr>
-          <w:rPr>
-            <w:color w:val="0000EE"/>
-            <w:u w:val="single"/>
-          </w:rPr>
-          <w:t>15:1–35</w:t>
-        </w:r>
-      </w:hyperlink>
+      <w:r>
+        <w:rPr>
+          <w:lang w:val="es_ES" w:bidi="es_ES"/>
+        </w:rPr>
+        <w:t>Jueces 3:12–14,</w:t>
+      </w:r>
+      <w:r>
+        <w:rPr>
+          <w:lang w:val="es_ES" w:bidi="es_ES"/>
+        </w:rPr>
+        <w:t xml:space="preserve"> </w:t>
+      </w:r>
+      <w:r>
+        <w:rPr>
+          <w:lang w:val="es_ES" w:bidi="es_ES"/>
+        </w:rPr>
+        <w:t>6:33;</w:t>
+      </w:r>
+      <w:r>
+        <w:rPr>
+          <w:lang w:val="es_ES" w:bidi="es_ES"/>
+        </w:rPr>
+        <w:t xml:space="preserve"> </w:t>
+      </w:r>
+      <w:r>
+        <w:rPr>
+          <w:lang w:val="es_ES" w:bidi="es_ES"/>
+        </w:rPr>
+        <w:t>1 Samuel 14:47–48,</w:t>
+      </w:r>
+      <w:r>
+        <w:rPr>
+          <w:lang w:val="es_ES" w:bidi="es_ES"/>
+        </w:rPr>
+        <w:t xml:space="preserve"> </w:t>
+      </w:r>
+      <w:r>
+        <w:rPr>
+          <w:lang w:val="es_ES" w:bidi="es_ES"/>
+        </w:rPr>
+        <w:t>15:1–35</w:t>
+      </w:r>
       <w:r>
         <w:rPr>
           <w:lang w:val="es_ES" w:bidi="es_ES"/>
         </w:rPr>
         <w:t>). Aquellos que sobrevivieron siguieron siendo enemigos de Israel (</w:t>
       </w:r>
-      <w:hyperlink r:id="rId85">
-        <w:r>
-          <w:rPr>
-            <w:lang w:val="es_ES" w:bidi="es_ES"/>
-          </w:rPr>
-          <w:rPr>
-            <w:color w:val="0000EE"/>
-            <w:u w:val="single"/>
-          </w:rPr>
-          <w:t>1 Samuel 27:8,</w:t>
-        </w:r>
-      </w:hyperlink>
-      <w:r>
-        <w:rPr>
-          <w:lang w:val="es_ES" w:bidi="es_ES"/>
-        </w:rPr>
-        <w:t xml:space="preserve"> </w:t>
-      </w:r>
-      <w:hyperlink r:id="rId86">
-        <w:r>
-          <w:rPr>
-            <w:lang w:val="es_ES" w:bidi="es_ES"/>
-          </w:rPr>
-          <w:rPr>
-            <w:color w:val="0000EE"/>
-            <w:u w:val="single"/>
-          </w:rPr>
-          <w:t>30:1–20,</w:t>
-        </w:r>
-      </w:hyperlink>
-      <w:r>
-        <w:rPr>
-          <w:lang w:val="es_ES" w:bidi="es_ES"/>
-        </w:rPr>
-        <w:t xml:space="preserve"> </w:t>
-      </w:r>
-      <w:hyperlink r:id="rId87">
-        <w:r>
-          <w:rPr>
-            <w:lang w:val="es_ES" w:bidi="es_ES"/>
-          </w:rPr>
-          <w:rPr>
-            <w:color w:val="0000EE"/>
-            <w:u w:val="single"/>
-          </w:rPr>
-          <w:t>2 Samuel 8:11–12,</w:t>
-        </w:r>
-      </w:hyperlink>
-      <w:r>
-        <w:rPr>
-          <w:lang w:val="es_ES" w:bidi="es_ES"/>
-        </w:rPr>
-        <w:t xml:space="preserve"> </w:t>
-      </w:r>
-      <w:hyperlink r:id="rId88">
-        <w:r>
-          <w:rPr>
-            <w:lang w:val="es_ES" w:bidi="es_ES"/>
-          </w:rPr>
-          <w:rPr>
-            <w:color w:val="0000EE"/>
-            <w:u w:val="single"/>
-          </w:rPr>
-          <w:t>Salmo 83:1–8</w:t>
-        </w:r>
-      </w:hyperlink>
+      <w:r>
+        <w:rPr>
+          <w:lang w:val="es_ES" w:bidi="es_ES"/>
+        </w:rPr>
+        <w:t>1 Samuel 27:8,</w:t>
+      </w:r>
+      <w:r>
+        <w:rPr>
+          <w:lang w:val="es_ES" w:bidi="es_ES"/>
+        </w:rPr>
+        <w:t xml:space="preserve"> </w:t>
+      </w:r>
+      <w:r>
+        <w:rPr>
+          <w:lang w:val="es_ES" w:bidi="es_ES"/>
+        </w:rPr>
+        <w:t>30:1–20,</w:t>
+      </w:r>
+      <w:r>
+        <w:rPr>
+          <w:lang w:val="es_ES" w:bidi="es_ES"/>
+        </w:rPr>
+        <w:t xml:space="preserve"> </w:t>
+      </w:r>
+      <w:r>
+        <w:rPr>
+          <w:lang w:val="es_ES" w:bidi="es_ES"/>
+        </w:rPr>
+        <w:t>2 Samuel 8:11–12,</w:t>
+      </w:r>
+      <w:r>
+        <w:rPr>
+          <w:lang w:val="es_ES" w:bidi="es_ES"/>
+        </w:rPr>
+        <w:t xml:space="preserve"> </w:t>
+      </w:r>
+      <w:r>
+        <w:rPr>
+          <w:lang w:val="es_ES" w:bidi="es_ES"/>
+        </w:rPr>
+        <w:t>Salmo 83:1–8</w:t>
+      </w:r>
       <w:r>
         <w:rPr>
           <w:lang w:val="es_ES" w:bidi="es_ES"/>
         </w:rPr>
         <w:t>). Este grupo restante fue finalmente destruido durante el reinado del rey Ezequías (</w:t>
       </w:r>
-      <w:hyperlink r:id="rId89">
-        <w:r>
-          <w:rPr>
-            <w:lang w:val="es_ES" w:bidi="es_ES"/>
-          </w:rPr>
-          <w:rPr>
-            <w:color w:val="0000EE"/>
-            <w:u w:val="single"/>
-          </w:rPr>
-          <w:t>1 Crónicas 4:42–43</w:t>
-        </w:r>
-      </w:hyperlink>
+      <w:r>
+        <w:rPr>
+          <w:lang w:val="es_ES" w:bidi="es_ES"/>
+        </w:rPr>
+        <w:t>1 Crónicas 4:42–43</w:t>
+      </w:r>
       <w:r>
         <w:rPr>
           <w:lang w:val="es_ES" w:bidi="es_ES"/>
         </w:rPr>
         <w:t>). En el libro de Ester, Amán, un descendiente del rey Agag, mostró su hostilidad hasta el final (</w:t>
       </w:r>
-      <w:hyperlink r:id="rId90">
-        <w:r>
-          <w:rPr>
-            <w:lang w:val="es_ES" w:bidi="es_ES"/>
-          </w:rPr>
-          <w:rPr>
-            <w:color w:val="0000EE"/>
-            <w:u w:val="single"/>
-          </w:rPr>
-          <w:t>Ester 3,</w:t>
-        </w:r>
-      </w:hyperlink>
+      <w:r>
+        <w:rPr>
+          <w:lang w:val="es_ES" w:bidi="es_ES"/>
+        </w:rPr>
+        <w:t>Ester 3,</w:t>
+      </w:r>
       <w:r>
         <w:rPr>
           <w:lang w:val="es_ES" w:bidi="es_ES"/>
         </w:rPr>
         <w:t xml:space="preserve"> ver </w:t>
       </w:r>
-      <w:hyperlink r:id="rId84">
-        <w:r>
-          <w:rPr>
-            <w:lang w:val="es_ES" w:bidi="es_ES"/>
-          </w:rPr>
-          <w:rPr>
-            <w:color w:val="0000EE"/>
-            <w:u w:val="single"/>
-          </w:rPr>
-          <w:t>1 Samuel 15</w:t>
-        </w:r>
-      </w:hyperlink>
+      <w:r>
+        <w:rPr>
+          <w:lang w:val="es_ES" w:bidi="es_ES"/>
+        </w:rPr>
+        <w:t>1 Samuel 15</w:t>
+      </w:r>
       <w:r>
         <w:rPr>
           <w:lang w:val="es_ES" w:bidi="es_ES"/>
@@ -2273,18 +1787,12 @@
           <w:lang w:val="es_ES" w:bidi="es_ES"/>
         </w:rPr>
       </w:r>
-      <w:hyperlink r:id="rId91">
-        <w:r>
-          <w:rPr>
-            <w:lang w:val="es_ES" w:bidi="es_ES"/>
-          </w:rPr>
-          <w:rPr>
-            <w:color w:val="0000EE"/>
-            <w:u w:val="single"/>
-          </w:rPr>
-          <w:t>1 Samuel 30:1–31</w:t>
-        </w:r>
-      </w:hyperlink>
+      <w:r>
+        <w:rPr>
+          <w:lang w:val="es_ES" w:bidi="es_ES"/>
+        </w:rPr>
+        <w:t>1 Samuel 30:1–31</w:t>
+      </w:r>
       <w:r>
         <w:rPr>
           <w:lang w:val="es_ES" w:bidi="es_ES"/>
@@ -2427,18 +1935,12 @@
         </w:rPr>
         <w:t xml:space="preserve">Los fariseos eran un grupo pequeño, pero tenían mucha influencia en Israel (ver </w:t>
       </w:r>
-      <w:hyperlink r:id="rId92">
-        <w:r>
-          <w:rPr>
-            <w:lang w:val="es_ES" w:bidi="es_ES"/>
-          </w:rPr>
-          <w:rPr>
-            <w:color w:val="0000EE"/>
-            <w:u w:val="single"/>
-          </w:rPr>
-          <w:t>Mateo 15:12–14</w:t>
-        </w:r>
-      </w:hyperlink>
+      <w:r>
+        <w:rPr>
+          <w:lang w:val="es_ES" w:bidi="es_ES"/>
+        </w:rPr>
+        <w:t>Mateo 15:12–14</w:t>
+      </w:r>
       <w:r>
         <w:rPr>
           <w:lang w:val="es_ES" w:bidi="es_ES"/>
@@ -2485,18 +1987,12 @@
         </w:rPr>
         <w:t xml:space="preserve">A diferencia de los saduceos, los fariseos creían firmemente en la resurrección de los muertos (ver </w:t>
       </w:r>
-      <w:hyperlink r:id="rId93">
-        <w:r>
-          <w:rPr>
-            <w:lang w:val="es_ES" w:bidi="es_ES"/>
-          </w:rPr>
-          <w:rPr>
-            <w:color w:val="0000EE"/>
-            <w:u w:val="single"/>
-          </w:rPr>
-          <w:t>Hechos 23:6–8</w:t>
-        </w:r>
-      </w:hyperlink>
+      <w:r>
+        <w:rPr>
+          <w:lang w:val="es_ES" w:bidi="es_ES"/>
+        </w:rPr>
+        <w:t>Hechos 23:6–8</w:t>
+      </w:r>
       <w:r>
         <w:rPr>
           <w:lang w:val="es_ES" w:bidi="es_ES"/>
@@ -2517,36 +2013,24 @@
         </w:rPr>
         <w:t xml:space="preserve">Frecuentemente surgían conflictos entre Jesús y los fariseos. Jesús los acusaba de hipocresía, es decir, de decir una cosa pero hacer otra, y de dar prioridad a las reglas humanas sobre los justos estándares de Dios. Se oponía a ellos porque alejaban a la gente del plan de Dios para la redención. Aunque eran los líderes religiosos de Israel, Jesús los criticaba como hipócritas por distorsionar las enseñanzas y prácticas (ver </w:t>
       </w:r>
-      <w:hyperlink r:id="rId45">
-        <w:r>
-          <w:rPr>
-            <w:lang w:val="es_ES" w:bidi="es_ES"/>
-          </w:rPr>
-          <w:rPr>
-            <w:color w:val="0000EE"/>
-            <w:u w:val="single"/>
-          </w:rPr>
-          <w:t>Mateo 23</w:t>
-        </w:r>
-      </w:hyperlink>
+      <w:r>
+        <w:rPr>
+          <w:lang w:val="es_ES" w:bidi="es_ES"/>
+        </w:rPr>
+        <w:t>Mateo 23</w:t>
+      </w:r>
       <w:r>
         <w:rPr>
           <w:lang w:val="es_ES" w:bidi="es_ES"/>
         </w:rPr>
         <w:t xml:space="preserve">). Los fariseos se oponían a Jesús y lo rechazaban a él y a su obra principalmente porque ignoraba sus tradiciones (ver, por ejemplo, </w:t>
       </w:r>
-      <w:hyperlink r:id="rId94">
-        <w:r>
-          <w:rPr>
-            <w:lang w:val="es_ES" w:bidi="es_ES"/>
-          </w:rPr>
-          <w:rPr>
-            <w:color w:val="0000EE"/>
-            <w:u w:val="single"/>
-          </w:rPr>
-          <w:t>Mateo 15:1–20</w:t>
-        </w:r>
-      </w:hyperlink>
+      <w:r>
+        <w:rPr>
+          <w:lang w:val="es_ES" w:bidi="es_ES"/>
+        </w:rPr>
+        <w:t>Mateo 15:1–20</w:t>
+      </w:r>
       <w:r>
         <w:rPr>
           <w:lang w:val="es_ES" w:bidi="es_ES"/>
@@ -2576,936 +2060,624 @@
           <w:lang w:val="es_ES" w:bidi="es_ES"/>
         </w:rPr>
       </w:r>
-      <w:hyperlink r:id="rId95">
-        <w:r>
-          <w:rPr>
-            <w:lang w:val="es_ES" w:bidi="es_ES"/>
-          </w:rPr>
-          <w:rPr>
-            <w:color w:val="0000EE"/>
-            <w:u w:val="single"/>
-          </w:rPr>
-          <w:t>Mateo 3:7,</w:t>
-        </w:r>
-      </w:hyperlink>
-      <w:r>
-        <w:rPr>
-          <w:lang w:val="es_ES" w:bidi="es_ES"/>
-        </w:rPr>
-        <w:t xml:space="preserve"> </w:t>
-      </w:r>
-      <w:hyperlink r:id="rId96">
-        <w:r>
-          <w:rPr>
-            <w:lang w:val="es_ES" w:bidi="es_ES"/>
-          </w:rPr>
-          <w:rPr>
-            <w:color w:val="0000EE"/>
-            <w:u w:val="single"/>
-          </w:rPr>
-          <w:t>5:20,</w:t>
-        </w:r>
-      </w:hyperlink>
-      <w:r>
-        <w:rPr>
-          <w:lang w:val="es_ES" w:bidi="es_ES"/>
-        </w:rPr>
-        <w:t xml:space="preserve"> </w:t>
-      </w:r>
-      <w:hyperlink r:id="rId97">
-        <w:r>
-          <w:rPr>
-            <w:lang w:val="es_ES" w:bidi="es_ES"/>
-          </w:rPr>
-          <w:rPr>
-            <w:color w:val="0000EE"/>
-            <w:u w:val="single"/>
-          </w:rPr>
-          <w:t>9:10–14</w:t>
-        </w:r>
-      </w:hyperlink>
+      <w:r>
+        <w:rPr>
+          <w:lang w:val="es_ES" w:bidi="es_ES"/>
+        </w:rPr>
+        <w:t>Mateo 3:7,</w:t>
+      </w:r>
+      <w:r>
+        <w:rPr>
+          <w:lang w:val="es_ES" w:bidi="es_ES"/>
+        </w:rPr>
+        <w:t xml:space="preserve"> </w:t>
+      </w:r>
+      <w:r>
+        <w:rPr>
+          <w:lang w:val="es_ES" w:bidi="es_ES"/>
+        </w:rPr>
+        <w:t>5:20,</w:t>
+      </w:r>
+      <w:r>
+        <w:rPr>
+          <w:lang w:val="es_ES" w:bidi="es_ES"/>
+        </w:rPr>
+        <w:t xml:space="preserve"> </w:t>
+      </w:r>
+      <w:r>
+        <w:rPr>
+          <w:lang w:val="es_ES" w:bidi="es_ES"/>
+        </w:rPr>
+        <w:t>9:10–14</w:t>
+      </w:r>
       <w:r>
         <w:rPr>
           <w:lang w:val="es_ES" w:bidi="es_ES"/>
         </w:rPr>
         <w:t xml:space="preserve">, </w:t>
       </w:r>
-      <w:hyperlink r:id="rId98">
-        <w:r>
-          <w:rPr>
-            <w:lang w:val="es_ES" w:bidi="es_ES"/>
-          </w:rPr>
-          <w:rPr>
-            <w:color w:val="0000EE"/>
-            <w:u w:val="single"/>
-          </w:rPr>
-          <w:t>34</w:t>
-        </w:r>
-      </w:hyperlink>
+      <w:r>
+        <w:rPr>
+          <w:lang w:val="es_ES" w:bidi="es_ES"/>
+        </w:rPr>
+        <w:t>34</w:t>
+      </w:r>
       <w:r>
         <w:rPr>
           <w:lang w:val="es_ES" w:bidi="es_ES"/>
         </w:rPr>
         <w:t xml:space="preserve">; </w:t>
       </w:r>
-      <w:hyperlink r:id="rId99">
-        <w:r>
-          <w:rPr>
-            <w:lang w:val="es_ES" w:bidi="es_ES"/>
-          </w:rPr>
-          <w:rPr>
-            <w:color w:val="0000EE"/>
-            <w:u w:val="single"/>
-          </w:rPr>
-          <w:t>12:1–14</w:t>
-        </w:r>
-      </w:hyperlink>
+      <w:r>
+        <w:rPr>
+          <w:lang w:val="es_ES" w:bidi="es_ES"/>
+        </w:rPr>
+        <w:t>12:1–14</w:t>
+      </w:r>
       <w:r>
         <w:rPr>
           <w:lang w:val="es_ES" w:bidi="es_ES"/>
         </w:rPr>
         <w:t xml:space="preserve">, </w:t>
       </w:r>
-      <w:hyperlink r:id="rId100">
-        <w:r>
-          <w:rPr>
-            <w:lang w:val="es_ES" w:bidi="es_ES"/>
-          </w:rPr>
-          <w:rPr>
-            <w:color w:val="0000EE"/>
-            <w:u w:val="single"/>
-          </w:rPr>
-          <w:t>22–24</w:t>
-        </w:r>
-      </w:hyperlink>
+      <w:r>
+        <w:rPr>
+          <w:lang w:val="es_ES" w:bidi="es_ES"/>
+        </w:rPr>
+        <w:t>22–24</w:t>
+      </w:r>
       <w:r>
         <w:rPr>
           <w:lang w:val="es_ES" w:bidi="es_ES"/>
         </w:rPr>
         <w:t xml:space="preserve">, </w:t>
       </w:r>
-      <w:hyperlink r:id="rId101">
-        <w:r>
-          <w:rPr>
-            <w:lang w:val="es_ES" w:bidi="es_ES"/>
-          </w:rPr>
-          <w:rPr>
-            <w:color w:val="0000EE"/>
-            <w:u w:val="single"/>
-          </w:rPr>
-          <w:t>38–40</w:t>
-        </w:r>
-      </w:hyperlink>
+      <w:r>
+        <w:rPr>
+          <w:lang w:val="es_ES" w:bidi="es_ES"/>
+        </w:rPr>
+        <w:t>38–40</w:t>
+      </w:r>
       <w:r>
         <w:rPr>
           <w:lang w:val="es_ES" w:bidi="es_ES"/>
         </w:rPr>
         <w:t xml:space="preserve">; </w:t>
       </w:r>
-      <w:hyperlink r:id="rId102">
-        <w:r>
-          <w:rPr>
-            <w:lang w:val="es_ES" w:bidi="es_ES"/>
-          </w:rPr>
-          <w:rPr>
-            <w:color w:val="0000EE"/>
-            <w:u w:val="single"/>
-          </w:rPr>
-          <w:t>15:1–14,</w:t>
-        </w:r>
-      </w:hyperlink>
-      <w:r>
-        <w:rPr>
-          <w:lang w:val="es_ES" w:bidi="es_ES"/>
-        </w:rPr>
-        <w:t xml:space="preserve"> </w:t>
-      </w:r>
-      <w:hyperlink r:id="rId103">
-        <w:r>
-          <w:rPr>
-            <w:lang w:val="es_ES" w:bidi="es_ES"/>
-          </w:rPr>
-          <w:rPr>
-            <w:color w:val="0000EE"/>
-            <w:u w:val="single"/>
-          </w:rPr>
-          <w:t>16:1–12,</w:t>
-        </w:r>
-      </w:hyperlink>
-      <w:r>
-        <w:rPr>
-          <w:lang w:val="es_ES" w:bidi="es_ES"/>
-        </w:rPr>
-        <w:t xml:space="preserve"> </w:t>
-      </w:r>
-      <w:hyperlink r:id="rId104">
-        <w:r>
-          <w:rPr>
-            <w:lang w:val="es_ES" w:bidi="es_ES"/>
-          </w:rPr>
-          <w:rPr>
-            <w:color w:val="0000EE"/>
-            <w:u w:val="single"/>
-          </w:rPr>
-          <w:t>19:3,</w:t>
-        </w:r>
-      </w:hyperlink>
-      <w:r>
-        <w:rPr>
-          <w:lang w:val="es_ES" w:bidi="es_ES"/>
-        </w:rPr>
-        <w:t xml:space="preserve"> </w:t>
-      </w:r>
-      <w:hyperlink r:id="rId105">
-        <w:r>
-          <w:rPr>
-            <w:lang w:val="es_ES" w:bidi="es_ES"/>
-          </w:rPr>
-          <w:rPr>
-            <w:color w:val="0000EE"/>
-            <w:u w:val="single"/>
-          </w:rPr>
-          <w:t>21:45,</w:t>
-        </w:r>
-      </w:hyperlink>
-      <w:r>
-        <w:rPr>
-          <w:lang w:val="es_ES" w:bidi="es_ES"/>
-        </w:rPr>
-        <w:t xml:space="preserve"> </w:t>
-      </w:r>
-      <w:hyperlink r:id="rId106">
-        <w:r>
-          <w:rPr>
-            <w:lang w:val="es_ES" w:bidi="es_ES"/>
-          </w:rPr>
-          <w:rPr>
-            <w:color w:val="0000EE"/>
-            <w:u w:val="single"/>
-          </w:rPr>
-          <w:t>22:15</w:t>
-        </w:r>
-      </w:hyperlink>
+      <w:r>
+        <w:rPr>
+          <w:lang w:val="es_ES" w:bidi="es_ES"/>
+        </w:rPr>
+        <w:t>15:1–14,</w:t>
+      </w:r>
+      <w:r>
+        <w:rPr>
+          <w:lang w:val="es_ES" w:bidi="es_ES"/>
+        </w:rPr>
+        <w:t xml:space="preserve"> </w:t>
+      </w:r>
+      <w:r>
+        <w:rPr>
+          <w:lang w:val="es_ES" w:bidi="es_ES"/>
+        </w:rPr>
+        <w:t>16:1–12,</w:t>
+      </w:r>
+      <w:r>
+        <w:rPr>
+          <w:lang w:val="es_ES" w:bidi="es_ES"/>
+        </w:rPr>
+        <w:t xml:space="preserve"> </w:t>
+      </w:r>
+      <w:r>
+        <w:rPr>
+          <w:lang w:val="es_ES" w:bidi="es_ES"/>
+        </w:rPr>
+        <w:t>19:3,</w:t>
+      </w:r>
+      <w:r>
+        <w:rPr>
+          <w:lang w:val="es_ES" w:bidi="es_ES"/>
+        </w:rPr>
+        <w:t xml:space="preserve"> </w:t>
+      </w:r>
+      <w:r>
+        <w:rPr>
+          <w:lang w:val="es_ES" w:bidi="es_ES"/>
+        </w:rPr>
+        <w:t>21:45,</w:t>
+      </w:r>
+      <w:r>
+        <w:rPr>
+          <w:lang w:val="es_ES" w:bidi="es_ES"/>
+        </w:rPr>
+        <w:t xml:space="preserve"> </w:t>
+      </w:r>
+      <w:r>
+        <w:rPr>
+          <w:lang w:val="es_ES" w:bidi="es_ES"/>
+        </w:rPr>
+        <w:t>22:15</w:t>
+      </w:r>
       <w:r>
         <w:rPr>
           <w:lang w:val="es_ES" w:bidi="es_ES"/>
         </w:rPr>
         <w:t xml:space="preserve">, </w:t>
       </w:r>
-      <w:hyperlink r:id="rId107">
-        <w:r>
-          <w:rPr>
-            <w:lang w:val="es_ES" w:bidi="es_ES"/>
-          </w:rPr>
-          <w:rPr>
-            <w:color w:val="0000EE"/>
-            <w:u w:val="single"/>
-          </w:rPr>
-          <w:t>34,</w:t>
-        </w:r>
-      </w:hyperlink>
-      <w:r>
-        <w:rPr>
-          <w:lang w:val="es_ES" w:bidi="es_ES"/>
-        </w:rPr>
-        <w:t xml:space="preserve"> </w:t>
-      </w:r>
-      <w:hyperlink r:id="rId108">
-        <w:r>
-          <w:rPr>
-            <w:lang w:val="es_ES" w:bidi="es_ES"/>
-          </w:rPr>
-          <w:rPr>
-            <w:color w:val="0000EE"/>
-            <w:u w:val="single"/>
-          </w:rPr>
-          <w:t>23:1–7</w:t>
-        </w:r>
-      </w:hyperlink>
+      <w:r>
+        <w:rPr>
+          <w:lang w:val="es_ES" w:bidi="es_ES"/>
+        </w:rPr>
+        <w:t>34,</w:t>
+      </w:r>
+      <w:r>
+        <w:rPr>
+          <w:lang w:val="es_ES" w:bidi="es_ES"/>
+        </w:rPr>
+        <w:t xml:space="preserve"> </w:t>
+      </w:r>
+      <w:r>
+        <w:rPr>
+          <w:lang w:val="es_ES" w:bidi="es_ES"/>
+        </w:rPr>
+        <w:t>23:1–7</w:t>
+      </w:r>
       <w:r>
         <w:rPr>
           <w:lang w:val="es_ES" w:bidi="es_ES"/>
         </w:rPr>
         <w:t xml:space="preserve">, </w:t>
       </w:r>
-      <w:hyperlink r:id="rId109">
-        <w:r>
-          <w:rPr>
-            <w:lang w:val="es_ES" w:bidi="es_ES"/>
-          </w:rPr>
-          <w:rPr>
-            <w:color w:val="0000EE"/>
-            <w:u w:val="single"/>
-          </w:rPr>
-          <w:t>13–31,</w:t>
-        </w:r>
-      </w:hyperlink>
-      <w:r>
-        <w:rPr>
-          <w:lang w:val="es_ES" w:bidi="es_ES"/>
-        </w:rPr>
-        <w:t xml:space="preserve"> </w:t>
-      </w:r>
-      <w:hyperlink r:id="rId110">
-        <w:r>
-          <w:rPr>
-            <w:lang w:val="es_ES" w:bidi="es_ES"/>
-          </w:rPr>
-          <w:rPr>
-            <w:color w:val="0000EE"/>
-            <w:u w:val="single"/>
-          </w:rPr>
-          <w:t>27:62–64,</w:t>
-        </w:r>
-      </w:hyperlink>
-      <w:r>
-        <w:rPr>
-          <w:lang w:val="es_ES" w:bidi="es_ES"/>
-        </w:rPr>
-        <w:t xml:space="preserve"> </w:t>
-      </w:r>
-      <w:hyperlink r:id="rId111">
-        <w:r>
-          <w:rPr>
-            <w:lang w:val="es_ES" w:bidi="es_ES"/>
-          </w:rPr>
-          <w:rPr>
-            <w:color w:val="0000EE"/>
-            <w:u w:val="single"/>
-          </w:rPr>
-          <w:t>Marcos 2:23–25,</w:t>
-        </w:r>
-      </w:hyperlink>
-      <w:r>
-        <w:rPr>
-          <w:lang w:val="es_ES" w:bidi="es_ES"/>
-        </w:rPr>
-        <w:t xml:space="preserve"> </w:t>
-      </w:r>
-      <w:hyperlink r:id="rId112">
-        <w:r>
-          <w:rPr>
-            <w:lang w:val="es_ES" w:bidi="es_ES"/>
-          </w:rPr>
-          <w:rPr>
-            <w:color w:val="0000EE"/>
-            <w:u w:val="single"/>
-          </w:rPr>
-          <w:t>3:1–6,</w:t>
-        </w:r>
-      </w:hyperlink>
-      <w:r>
-        <w:rPr>
-          <w:lang w:val="es_ES" w:bidi="es_ES"/>
-        </w:rPr>
-        <w:t xml:space="preserve"> </w:t>
-      </w:r>
-      <w:hyperlink r:id="rId113">
-        <w:r>
-          <w:rPr>
-            <w:lang w:val="es_ES" w:bidi="es_ES"/>
-          </w:rPr>
-          <w:rPr>
-            <w:color w:val="0000EE"/>
-            <w:u w:val="single"/>
-          </w:rPr>
-          <w:t>7:1–13,</w:t>
-        </w:r>
-      </w:hyperlink>
-      <w:r>
-        <w:rPr>
-          <w:lang w:val="es_ES" w:bidi="es_ES"/>
-        </w:rPr>
-        <w:t xml:space="preserve"> </w:t>
-      </w:r>
-      <w:hyperlink r:id="rId114">
-        <w:r>
-          <w:rPr>
-            <w:lang w:val="es_ES" w:bidi="es_ES"/>
-          </w:rPr>
-          <w:rPr>
-            <w:color w:val="0000EE"/>
-            <w:u w:val="single"/>
-          </w:rPr>
-          <w:t>8:11–12,</w:t>
-        </w:r>
-      </w:hyperlink>
-      <w:r>
-        <w:rPr>
-          <w:lang w:val="es_ES" w:bidi="es_ES"/>
-        </w:rPr>
-        <w:t xml:space="preserve"> </w:t>
-      </w:r>
-      <w:hyperlink r:id="rId115">
-        <w:r>
-          <w:rPr>
-            <w:lang w:val="es_ES" w:bidi="es_ES"/>
-          </w:rPr>
-          <w:rPr>
-            <w:color w:val="0000EE"/>
-            <w:u w:val="single"/>
-          </w:rPr>
-          <w:t>12:13–17,</w:t>
-        </w:r>
-      </w:hyperlink>
-      <w:r>
-        <w:rPr>
-          <w:lang w:val="es_ES" w:bidi="es_ES"/>
-        </w:rPr>
-        <w:t xml:space="preserve"> </w:t>
-      </w:r>
-      <w:hyperlink r:id="rId116">
-        <w:r>
-          <w:rPr>
-            <w:lang w:val="es_ES" w:bidi="es_ES"/>
-          </w:rPr>
-          <w:rPr>
-            <w:color w:val="0000EE"/>
-            <w:u w:val="single"/>
-          </w:rPr>
-          <w:t>Lucas 5:17–21</w:t>
-        </w:r>
-      </w:hyperlink>
+      <w:r>
+        <w:rPr>
+          <w:lang w:val="es_ES" w:bidi="es_ES"/>
+        </w:rPr>
+        <w:t>13–31,</w:t>
+      </w:r>
+      <w:r>
+        <w:rPr>
+          <w:lang w:val="es_ES" w:bidi="es_ES"/>
+        </w:rPr>
+        <w:t xml:space="preserve"> </w:t>
+      </w:r>
+      <w:r>
+        <w:rPr>
+          <w:lang w:val="es_ES" w:bidi="es_ES"/>
+        </w:rPr>
+        <w:t>27:62–64,</w:t>
+      </w:r>
+      <w:r>
+        <w:rPr>
+          <w:lang w:val="es_ES" w:bidi="es_ES"/>
+        </w:rPr>
+        <w:t xml:space="preserve"> </w:t>
+      </w:r>
+      <w:r>
+        <w:rPr>
+          <w:lang w:val="es_ES" w:bidi="es_ES"/>
+        </w:rPr>
+        <w:t>Marcos 2:23–25,</w:t>
+      </w:r>
+      <w:r>
+        <w:rPr>
+          <w:lang w:val="es_ES" w:bidi="es_ES"/>
+        </w:rPr>
+        <w:t xml:space="preserve"> </w:t>
+      </w:r>
+      <w:r>
+        <w:rPr>
+          <w:lang w:val="es_ES" w:bidi="es_ES"/>
+        </w:rPr>
+        <w:t>3:1–6,</w:t>
+      </w:r>
+      <w:r>
+        <w:rPr>
+          <w:lang w:val="es_ES" w:bidi="es_ES"/>
+        </w:rPr>
+        <w:t xml:space="preserve"> </w:t>
+      </w:r>
+      <w:r>
+        <w:rPr>
+          <w:lang w:val="es_ES" w:bidi="es_ES"/>
+        </w:rPr>
+        <w:t>7:1–13,</w:t>
+      </w:r>
+      <w:r>
+        <w:rPr>
+          <w:lang w:val="es_ES" w:bidi="es_ES"/>
+        </w:rPr>
+        <w:t xml:space="preserve"> </w:t>
+      </w:r>
+      <w:r>
+        <w:rPr>
+          <w:lang w:val="es_ES" w:bidi="es_ES"/>
+        </w:rPr>
+        <w:t>8:11–12,</w:t>
+      </w:r>
+      <w:r>
+        <w:rPr>
+          <w:lang w:val="es_ES" w:bidi="es_ES"/>
+        </w:rPr>
+        <w:t xml:space="preserve"> </w:t>
+      </w:r>
+      <w:r>
+        <w:rPr>
+          <w:lang w:val="es_ES" w:bidi="es_ES"/>
+        </w:rPr>
+        <w:t>12:13–17,</w:t>
+      </w:r>
+      <w:r>
+        <w:rPr>
+          <w:lang w:val="es_ES" w:bidi="es_ES"/>
+        </w:rPr>
+        <w:t xml:space="preserve"> </w:t>
+      </w:r>
+      <w:r>
+        <w:rPr>
+          <w:lang w:val="es_ES" w:bidi="es_ES"/>
+        </w:rPr>
+        <w:t>Lucas 5:17–21</w:t>
+      </w:r>
       <w:r>
         <w:rPr>
           <w:lang w:val="es_ES" w:bidi="es_ES"/>
         </w:rPr>
         <w:t xml:space="preserve">, </w:t>
       </w:r>
-      <w:hyperlink r:id="rId117">
-        <w:r>
-          <w:rPr>
-            <w:lang w:val="es_ES" w:bidi="es_ES"/>
-          </w:rPr>
-          <w:rPr>
-            <w:color w:val="0000EE"/>
-            <w:u w:val="single"/>
-          </w:rPr>
-          <w:t>29–32,</w:t>
-        </w:r>
-      </w:hyperlink>
-      <w:r>
-        <w:rPr>
-          <w:lang w:val="es_ES" w:bidi="es_ES"/>
-        </w:rPr>
-        <w:t xml:space="preserve"> </w:t>
-      </w:r>
-      <w:hyperlink r:id="rId118">
-        <w:r>
-          <w:rPr>
-            <w:lang w:val="es_ES" w:bidi="es_ES"/>
-          </w:rPr>
-          <w:rPr>
-            <w:color w:val="0000EE"/>
-            <w:u w:val="single"/>
-          </w:rPr>
-          <w:t>6:6–11,</w:t>
-        </w:r>
-      </w:hyperlink>
-      <w:r>
-        <w:rPr>
-          <w:lang w:val="es_ES" w:bidi="es_ES"/>
-        </w:rPr>
-        <w:t xml:space="preserve"> </w:t>
-      </w:r>
-      <w:hyperlink r:id="rId119">
-        <w:r>
-          <w:rPr>
-            <w:lang w:val="es_ES" w:bidi="es_ES"/>
-          </w:rPr>
-          <w:rPr>
-            <w:color w:val="0000EE"/>
-            <w:u w:val="single"/>
-          </w:rPr>
-          <w:t>7:28–30</w:t>
-        </w:r>
-      </w:hyperlink>
+      <w:r>
+        <w:rPr>
+          <w:lang w:val="es_ES" w:bidi="es_ES"/>
+        </w:rPr>
+        <w:t>29–32,</w:t>
+      </w:r>
+      <w:r>
+        <w:rPr>
+          <w:lang w:val="es_ES" w:bidi="es_ES"/>
+        </w:rPr>
+        <w:t xml:space="preserve"> </w:t>
+      </w:r>
+      <w:r>
+        <w:rPr>
+          <w:lang w:val="es_ES" w:bidi="es_ES"/>
+        </w:rPr>
+        <w:t>6:6–11,</w:t>
+      </w:r>
+      <w:r>
+        <w:rPr>
+          <w:lang w:val="es_ES" w:bidi="es_ES"/>
+        </w:rPr>
+        <w:t xml:space="preserve"> </w:t>
+      </w:r>
+      <w:r>
+        <w:rPr>
+          <w:lang w:val="es_ES" w:bidi="es_ES"/>
+        </w:rPr>
+        <w:t>7:28–30</w:t>
+      </w:r>
       <w:r>
         <w:rPr>
           <w:lang w:val="es_ES" w:bidi="es_ES"/>
         </w:rPr>
         <w:t xml:space="preserve">, </w:t>
       </w:r>
-      <w:hyperlink r:id="rId120">
-        <w:r>
-          <w:rPr>
-            <w:lang w:val="es_ES" w:bidi="es_ES"/>
-          </w:rPr>
-          <w:rPr>
-            <w:color w:val="0000EE"/>
-            <w:u w:val="single"/>
-          </w:rPr>
-          <w:t>36–49,</w:t>
-        </w:r>
-      </w:hyperlink>
-      <w:r>
-        <w:rPr>
-          <w:lang w:val="es_ES" w:bidi="es_ES"/>
-        </w:rPr>
-        <w:t xml:space="preserve"> </w:t>
-      </w:r>
-      <w:hyperlink r:id="rId121">
-        <w:r>
-          <w:rPr>
-            <w:lang w:val="es_ES" w:bidi="es_ES"/>
-          </w:rPr>
-          <w:rPr>
-            <w:color w:val="0000EE"/>
-            <w:u w:val="single"/>
-          </w:rPr>
-          <w:t>11:37–54,</w:t>
-        </w:r>
-      </w:hyperlink>
-      <w:r>
-        <w:rPr>
-          <w:lang w:val="es_ES" w:bidi="es_ES"/>
-        </w:rPr>
-        <w:t xml:space="preserve"> </w:t>
-      </w:r>
-      <w:hyperlink r:id="rId122">
-        <w:r>
-          <w:rPr>
-            <w:lang w:val="es_ES" w:bidi="es_ES"/>
-          </w:rPr>
-          <w:rPr>
-            <w:color w:val="0000EE"/>
-            <w:u w:val="single"/>
-          </w:rPr>
-          <w:t>12:1–3,</w:t>
-        </w:r>
-      </w:hyperlink>
-      <w:r>
-        <w:rPr>
-          <w:lang w:val="es_ES" w:bidi="es_ES"/>
-        </w:rPr>
-        <w:t xml:space="preserve"> </w:t>
-      </w:r>
-      <w:hyperlink r:id="rId123">
-        <w:r>
-          <w:rPr>
-            <w:lang w:val="es_ES" w:bidi="es_ES"/>
-          </w:rPr>
-          <w:rPr>
-            <w:color w:val="0000EE"/>
-            <w:u w:val="single"/>
-          </w:rPr>
-          <w:t>13:31,</w:t>
-        </w:r>
-      </w:hyperlink>
-      <w:r>
-        <w:rPr>
-          <w:lang w:val="es_ES" w:bidi="es_ES"/>
-        </w:rPr>
-        <w:t xml:space="preserve"> </w:t>
-      </w:r>
-      <w:hyperlink r:id="rId124">
-        <w:r>
-          <w:rPr>
-            <w:lang w:val="es_ES" w:bidi="es_ES"/>
-          </w:rPr>
-          <w:rPr>
-            <w:color w:val="0000EE"/>
-            <w:u w:val="single"/>
-          </w:rPr>
-          <w:t>14:1–6,</w:t>
-        </w:r>
-      </w:hyperlink>
-      <w:r>
-        <w:rPr>
-          <w:lang w:val="es_ES" w:bidi="es_ES"/>
-        </w:rPr>
-        <w:t xml:space="preserve"> </w:t>
-      </w:r>
-      <w:hyperlink r:id="rId125">
-        <w:r>
-          <w:rPr>
-            <w:lang w:val="es_ES" w:bidi="es_ES"/>
-          </w:rPr>
-          <w:rPr>
-            <w:color w:val="0000EE"/>
-            <w:u w:val="single"/>
-          </w:rPr>
-          <w:t>15:1–2,</w:t>
-        </w:r>
-      </w:hyperlink>
-      <w:r>
-        <w:rPr>
-          <w:lang w:val="es_ES" w:bidi="es_ES"/>
-        </w:rPr>
-        <w:t xml:space="preserve"> </w:t>
-      </w:r>
-      <w:hyperlink r:id="rId126">
-        <w:r>
-          <w:rPr>
-            <w:lang w:val="es_ES" w:bidi="es_ES"/>
-          </w:rPr>
-          <w:rPr>
-            <w:color w:val="0000EE"/>
-            <w:u w:val="single"/>
-          </w:rPr>
-          <w:t>16:13–15,</w:t>
-        </w:r>
-      </w:hyperlink>
-      <w:r>
-        <w:rPr>
-          <w:lang w:val="es_ES" w:bidi="es_ES"/>
-        </w:rPr>
-        <w:t xml:space="preserve"> </w:t>
-      </w:r>
-      <w:hyperlink r:id="rId127">
-        <w:r>
-          <w:rPr>
-            <w:lang w:val="es_ES" w:bidi="es_ES"/>
-          </w:rPr>
-          <w:rPr>
-            <w:color w:val="0000EE"/>
-            <w:u w:val="single"/>
-          </w:rPr>
-          <w:t>17:20–21,</w:t>
-        </w:r>
-      </w:hyperlink>
-      <w:r>
-        <w:rPr>
-          <w:lang w:val="es_ES" w:bidi="es_ES"/>
-        </w:rPr>
-        <w:t xml:space="preserve"> </w:t>
-      </w:r>
-      <w:hyperlink r:id="rId128">
-        <w:r>
-          <w:rPr>
-            <w:lang w:val="es_ES" w:bidi="es_ES"/>
-          </w:rPr>
-          <w:rPr>
-            <w:color w:val="0000EE"/>
-            <w:u w:val="single"/>
-          </w:rPr>
-          <w:t>18:9–14,</w:t>
-        </w:r>
-      </w:hyperlink>
-      <w:r>
-        <w:rPr>
-          <w:lang w:val="es_ES" w:bidi="es_ES"/>
-        </w:rPr>
-        <w:t xml:space="preserve"> </w:t>
-      </w:r>
-      <w:hyperlink r:id="rId129">
-        <w:r>
-          <w:rPr>
-            <w:lang w:val="es_ES" w:bidi="es_ES"/>
-          </w:rPr>
-          <w:rPr>
-            <w:color w:val="0000EE"/>
-            <w:u w:val="single"/>
-          </w:rPr>
-          <w:t>19:38–40,</w:t>
-        </w:r>
-      </w:hyperlink>
-      <w:r>
-        <w:rPr>
-          <w:lang w:val="es_ES" w:bidi="es_ES"/>
-        </w:rPr>
-        <w:t xml:space="preserve"> </w:t>
-      </w:r>
-      <w:hyperlink r:id="rId130">
-        <w:r>
-          <w:rPr>
-            <w:lang w:val="es_ES" w:bidi="es_ES"/>
-          </w:rPr>
-          <w:rPr>
-            <w:color w:val="0000EE"/>
-            <w:u w:val="single"/>
-          </w:rPr>
-          <w:t>Juan 1:24–25,</w:t>
-        </w:r>
-      </w:hyperlink>
-      <w:r>
-        <w:rPr>
-          <w:lang w:val="es_ES" w:bidi="es_ES"/>
-        </w:rPr>
-        <w:t xml:space="preserve"> </w:t>
-      </w:r>
-      <w:hyperlink r:id="rId131">
-        <w:r>
-          <w:rPr>
-            <w:lang w:val="es_ES" w:bidi="es_ES"/>
-          </w:rPr>
-          <w:rPr>
-            <w:color w:val="0000EE"/>
-            <w:u w:val="single"/>
-          </w:rPr>
-          <w:t>3:1,</w:t>
-        </w:r>
-      </w:hyperlink>
-      <w:r>
-        <w:rPr>
-          <w:lang w:val="es_ES" w:bidi="es_ES"/>
-        </w:rPr>
-        <w:t xml:space="preserve"> </w:t>
-      </w:r>
-      <w:hyperlink r:id="rId132">
-        <w:r>
-          <w:rPr>
-            <w:lang w:val="es_ES" w:bidi="es_ES"/>
-          </w:rPr>
-          <w:rPr>
-            <w:color w:val="0000EE"/>
-            <w:u w:val="single"/>
-          </w:rPr>
-          <w:t>7:31–32</w:t>
-        </w:r>
-      </w:hyperlink>
+      <w:r>
+        <w:rPr>
+          <w:lang w:val="es_ES" w:bidi="es_ES"/>
+        </w:rPr>
+        <w:t>36–49,</w:t>
+      </w:r>
+      <w:r>
+        <w:rPr>
+          <w:lang w:val="es_ES" w:bidi="es_ES"/>
+        </w:rPr>
+        <w:t xml:space="preserve"> </w:t>
+      </w:r>
+      <w:r>
+        <w:rPr>
+          <w:lang w:val="es_ES" w:bidi="es_ES"/>
+        </w:rPr>
+        <w:t>11:37–54,</w:t>
+      </w:r>
+      <w:r>
+        <w:rPr>
+          <w:lang w:val="es_ES" w:bidi="es_ES"/>
+        </w:rPr>
+        <w:t xml:space="preserve"> </w:t>
+      </w:r>
+      <w:r>
+        <w:rPr>
+          <w:lang w:val="es_ES" w:bidi="es_ES"/>
+        </w:rPr>
+        <w:t>12:1–3,</w:t>
+      </w:r>
+      <w:r>
+        <w:rPr>
+          <w:lang w:val="es_ES" w:bidi="es_ES"/>
+        </w:rPr>
+        <w:t xml:space="preserve"> </w:t>
+      </w:r>
+      <w:r>
+        <w:rPr>
+          <w:lang w:val="es_ES" w:bidi="es_ES"/>
+        </w:rPr>
+        <w:t>13:31,</w:t>
+      </w:r>
+      <w:r>
+        <w:rPr>
+          <w:lang w:val="es_ES" w:bidi="es_ES"/>
+        </w:rPr>
+        <w:t xml:space="preserve"> </w:t>
+      </w:r>
+      <w:r>
+        <w:rPr>
+          <w:lang w:val="es_ES" w:bidi="es_ES"/>
+        </w:rPr>
+        <w:t>14:1–6,</w:t>
+      </w:r>
+      <w:r>
+        <w:rPr>
+          <w:lang w:val="es_ES" w:bidi="es_ES"/>
+        </w:rPr>
+        <w:t xml:space="preserve"> </w:t>
+      </w:r>
+      <w:r>
+        <w:rPr>
+          <w:lang w:val="es_ES" w:bidi="es_ES"/>
+        </w:rPr>
+        <w:t>15:1–2,</w:t>
+      </w:r>
+      <w:r>
+        <w:rPr>
+          <w:lang w:val="es_ES" w:bidi="es_ES"/>
+        </w:rPr>
+        <w:t xml:space="preserve"> </w:t>
+      </w:r>
+      <w:r>
+        <w:rPr>
+          <w:lang w:val="es_ES" w:bidi="es_ES"/>
+        </w:rPr>
+        <w:t>16:13–15,</w:t>
+      </w:r>
+      <w:r>
+        <w:rPr>
+          <w:lang w:val="es_ES" w:bidi="es_ES"/>
+        </w:rPr>
+        <w:t xml:space="preserve"> </w:t>
+      </w:r>
+      <w:r>
+        <w:rPr>
+          <w:lang w:val="es_ES" w:bidi="es_ES"/>
+        </w:rPr>
+        <w:t>17:20–21,</w:t>
+      </w:r>
+      <w:r>
+        <w:rPr>
+          <w:lang w:val="es_ES" w:bidi="es_ES"/>
+        </w:rPr>
+        <w:t xml:space="preserve"> </w:t>
+      </w:r>
+      <w:r>
+        <w:rPr>
+          <w:lang w:val="es_ES" w:bidi="es_ES"/>
+        </w:rPr>
+        <w:t>18:9–14,</w:t>
+      </w:r>
+      <w:r>
+        <w:rPr>
+          <w:lang w:val="es_ES" w:bidi="es_ES"/>
+        </w:rPr>
+        <w:t xml:space="preserve"> </w:t>
+      </w:r>
+      <w:r>
+        <w:rPr>
+          <w:lang w:val="es_ES" w:bidi="es_ES"/>
+        </w:rPr>
+        <w:t>19:38–40,</w:t>
+      </w:r>
+      <w:r>
+        <w:rPr>
+          <w:lang w:val="es_ES" w:bidi="es_ES"/>
+        </w:rPr>
+        <w:t xml:space="preserve"> </w:t>
+      </w:r>
+      <w:r>
+        <w:rPr>
+          <w:lang w:val="es_ES" w:bidi="es_ES"/>
+        </w:rPr>
+        <w:t>Juan 1:24–25,</w:t>
+      </w:r>
+      <w:r>
+        <w:rPr>
+          <w:lang w:val="es_ES" w:bidi="es_ES"/>
+        </w:rPr>
+        <w:t xml:space="preserve"> </w:t>
+      </w:r>
+      <w:r>
+        <w:rPr>
+          <w:lang w:val="es_ES" w:bidi="es_ES"/>
+        </w:rPr>
+        <w:t>3:1,</w:t>
+      </w:r>
+      <w:r>
+        <w:rPr>
+          <w:lang w:val="es_ES" w:bidi="es_ES"/>
+        </w:rPr>
+        <w:t xml:space="preserve"> </w:t>
+      </w:r>
+      <w:r>
+        <w:rPr>
+          <w:lang w:val="es_ES" w:bidi="es_ES"/>
+        </w:rPr>
+        <w:t>7:31–32</w:t>
+      </w:r>
       <w:r>
         <w:rPr>
           <w:lang w:val="es_ES" w:bidi="es_ES"/>
         </w:rPr>
         <w:t xml:space="preserve">, </w:t>
       </w:r>
-      <w:hyperlink r:id="rId133">
-        <w:r>
-          <w:rPr>
-            <w:lang w:val="es_ES" w:bidi="es_ES"/>
-          </w:rPr>
-          <w:rPr>
-            <w:color w:val="0000EE"/>
-            <w:u w:val="single"/>
-          </w:rPr>
-          <w:t>45–52,</w:t>
-        </w:r>
-      </w:hyperlink>
-      <w:r>
-        <w:rPr>
-          <w:lang w:val="es_ES" w:bidi="es_ES"/>
-        </w:rPr>
-        <w:t xml:space="preserve"> </w:t>
-      </w:r>
-      <w:hyperlink r:id="rId134">
-        <w:r>
-          <w:rPr>
-            <w:lang w:val="es_ES" w:bidi="es_ES"/>
-          </w:rPr>
-          <w:rPr>
-            <w:color w:val="0000EE"/>
-            <w:u w:val="single"/>
-          </w:rPr>
-          <w:t>8:3–10</w:t>
-        </w:r>
-      </w:hyperlink>
+      <w:r>
+        <w:rPr>
+          <w:lang w:val="es_ES" w:bidi="es_ES"/>
+        </w:rPr>
+        <w:t>45–52,</w:t>
+      </w:r>
+      <w:r>
+        <w:rPr>
+          <w:lang w:val="es_ES" w:bidi="es_ES"/>
+        </w:rPr>
+        <w:t xml:space="preserve"> </w:t>
+      </w:r>
+      <w:r>
+        <w:rPr>
+          <w:lang w:val="es_ES" w:bidi="es_ES"/>
+        </w:rPr>
+        <w:t>8:3–10</w:t>
+      </w:r>
       <w:r>
         <w:rPr>
           <w:lang w:val="es_ES" w:bidi="es_ES"/>
         </w:rPr>
         <w:t xml:space="preserve">, </w:t>
       </w:r>
-      <w:hyperlink r:id="rId135">
-        <w:r>
-          <w:rPr>
-            <w:lang w:val="es_ES" w:bidi="es_ES"/>
-          </w:rPr>
-          <w:rPr>
-            <w:color w:val="0000EE"/>
-            <w:u w:val="single"/>
-          </w:rPr>
-          <w:t>13,</w:t>
-        </w:r>
-      </w:hyperlink>
-      <w:r>
-        <w:rPr>
-          <w:lang w:val="es_ES" w:bidi="es_ES"/>
-        </w:rPr>
-        <w:t xml:space="preserve"> </w:t>
-      </w:r>
-      <w:hyperlink r:id="rId58">
-        <w:r>
-          <w:rPr>
-            <w:lang w:val="es_ES" w:bidi="es_ES"/>
-          </w:rPr>
-          <w:rPr>
-            <w:color w:val="0000EE"/>
-            <w:u w:val="single"/>
-          </w:rPr>
-          <w:t>9:13–34</w:t>
-        </w:r>
-      </w:hyperlink>
+      <w:r>
+        <w:rPr>
+          <w:lang w:val="es_ES" w:bidi="es_ES"/>
+        </w:rPr>
+        <w:t>13,</w:t>
+      </w:r>
+      <w:r>
+        <w:rPr>
+          <w:lang w:val="es_ES" w:bidi="es_ES"/>
+        </w:rPr>
+        <w:t xml:space="preserve"> </w:t>
+      </w:r>
+      <w:r>
+        <w:rPr>
+          <w:lang w:val="es_ES" w:bidi="es_ES"/>
+        </w:rPr>
+        <w:t>9:13–34</w:t>
+      </w:r>
       <w:r>
         <w:rPr>
           <w:lang w:val="es_ES" w:bidi="es_ES"/>
         </w:rPr>
         <w:t xml:space="preserve">, </w:t>
       </w:r>
-      <w:hyperlink r:id="rId136">
-        <w:r>
-          <w:rPr>
-            <w:lang w:val="es_ES" w:bidi="es_ES"/>
-          </w:rPr>
-          <w:rPr>
-            <w:color w:val="0000EE"/>
-            <w:u w:val="single"/>
-          </w:rPr>
-          <w:t>40,</w:t>
-        </w:r>
-      </w:hyperlink>
-      <w:r>
-        <w:rPr>
-          <w:lang w:val="es_ES" w:bidi="es_ES"/>
-        </w:rPr>
-        <w:t xml:space="preserve"> </w:t>
-      </w:r>
-      <w:hyperlink r:id="rId137">
-        <w:r>
-          <w:rPr>
-            <w:lang w:val="es_ES" w:bidi="es_ES"/>
-          </w:rPr>
-          <w:rPr>
-            <w:color w:val="0000EE"/>
-            <w:u w:val="single"/>
-          </w:rPr>
-          <w:t>11:46–57,</w:t>
-        </w:r>
-      </w:hyperlink>
-      <w:r>
-        <w:rPr>
-          <w:lang w:val="es_ES" w:bidi="es_ES"/>
-        </w:rPr>
-        <w:t xml:space="preserve"> </w:t>
-      </w:r>
-      <w:hyperlink r:id="rId138">
-        <w:r>
-          <w:rPr>
-            <w:lang w:val="es_ES" w:bidi="es_ES"/>
-          </w:rPr>
-          <w:rPr>
-            <w:color w:val="0000EE"/>
-            <w:u w:val="single"/>
-          </w:rPr>
-          <w:t>12:17–19</w:t>
-        </w:r>
-      </w:hyperlink>
+      <w:r>
+        <w:rPr>
+          <w:lang w:val="es_ES" w:bidi="es_ES"/>
+        </w:rPr>
+        <w:t>40,</w:t>
+      </w:r>
+      <w:r>
+        <w:rPr>
+          <w:lang w:val="es_ES" w:bidi="es_ES"/>
+        </w:rPr>
+        <w:t xml:space="preserve"> </w:t>
+      </w:r>
+      <w:r>
+        <w:rPr>
+          <w:lang w:val="es_ES" w:bidi="es_ES"/>
+        </w:rPr>
+        <w:t>11:46–57,</w:t>
+      </w:r>
+      <w:r>
+        <w:rPr>
+          <w:lang w:val="es_ES" w:bidi="es_ES"/>
+        </w:rPr>
+        <w:t xml:space="preserve"> </w:t>
+      </w:r>
+      <w:r>
+        <w:rPr>
+          <w:lang w:val="es_ES" w:bidi="es_ES"/>
+        </w:rPr>
+        <w:t>12:17–19</w:t>
+      </w:r>
       <w:r>
         <w:rPr>
           <w:lang w:val="es_ES" w:bidi="es_ES"/>
         </w:rPr>
         <w:t xml:space="preserve">, </w:t>
       </w:r>
-      <w:hyperlink r:id="rId139">
-        <w:r>
-          <w:rPr>
-            <w:lang w:val="es_ES" w:bidi="es_ES"/>
-          </w:rPr>
-          <w:rPr>
-            <w:color w:val="0000EE"/>
-            <w:u w:val="single"/>
-          </w:rPr>
-          <w:t>42,</w:t>
-        </w:r>
-      </w:hyperlink>
-      <w:r>
-        <w:rPr>
-          <w:lang w:val="es_ES" w:bidi="es_ES"/>
-        </w:rPr>
-        <w:t xml:space="preserve"> </w:t>
-      </w:r>
-      <w:hyperlink r:id="rId140">
-        <w:r>
-          <w:rPr>
-            <w:lang w:val="es_ES" w:bidi="es_ES"/>
-          </w:rPr>
-          <w:rPr>
-            <w:color w:val="0000EE"/>
-            <w:u w:val="single"/>
-          </w:rPr>
-          <w:t>18:3;</w:t>
-        </w:r>
-      </w:hyperlink>
-      <w:r>
-        <w:rPr>
-          <w:lang w:val="es_ES" w:bidi="es_ES"/>
-        </w:rPr>
-        <w:t xml:space="preserve"> </w:t>
-      </w:r>
-      <w:hyperlink r:id="rId141">
-        <w:r>
-          <w:rPr>
-            <w:lang w:val="es_ES" w:bidi="es_ES"/>
-          </w:rPr>
-          <w:rPr>
-            <w:color w:val="0000EE"/>
-            <w:u w:val="single"/>
-          </w:rPr>
-          <w:t>Hechos 5:27–40,</w:t>
-        </w:r>
-      </w:hyperlink>
-      <w:r>
-        <w:rPr>
-          <w:lang w:val="es_ES" w:bidi="es_ES"/>
-        </w:rPr>
-        <w:t xml:space="preserve"> </w:t>
-      </w:r>
-      <w:hyperlink r:id="rId142">
-        <w:r>
-          <w:rPr>
-            <w:lang w:val="es_ES" w:bidi="es_ES"/>
-          </w:rPr>
-          <w:rPr>
-            <w:color w:val="0000EE"/>
-            <w:u w:val="single"/>
-          </w:rPr>
-          <w:t>15:5,</w:t>
-        </w:r>
-      </w:hyperlink>
-      <w:r>
-        <w:rPr>
-          <w:lang w:val="es_ES" w:bidi="es_ES"/>
-        </w:rPr>
-        <w:t xml:space="preserve"> </w:t>
-      </w:r>
-      <w:hyperlink r:id="rId143">
-        <w:r>
-          <w:rPr>
-            <w:lang w:val="es_ES" w:bidi="es_ES"/>
-          </w:rPr>
-          <w:rPr>
-            <w:color w:val="0000EE"/>
-            <w:u w:val="single"/>
-          </w:rPr>
-          <w:t>23:6–10,</w:t>
-        </w:r>
-      </w:hyperlink>
-      <w:r>
-        <w:rPr>
-          <w:lang w:val="es_ES" w:bidi="es_ES"/>
-        </w:rPr>
-        <w:t xml:space="preserve"> </w:t>
-      </w:r>
-      <w:hyperlink r:id="rId144">
-        <w:r>
-          <w:rPr>
-            <w:lang w:val="es_ES" w:bidi="es_ES"/>
-          </w:rPr>
-          <w:rPr>
-            <w:color w:val="0000EE"/>
-            <w:u w:val="single"/>
-          </w:rPr>
-          <w:t>26:4–5,</w:t>
-        </w:r>
-      </w:hyperlink>
-      <w:r>
-        <w:rPr>
-          <w:lang w:val="es_ES" w:bidi="es_ES"/>
-        </w:rPr>
-        <w:t xml:space="preserve"> </w:t>
-      </w:r>
-      <w:hyperlink r:id="rId145">
-        <w:r>
-          <w:rPr>
-            <w:lang w:val="es_ES" w:bidi="es_ES"/>
-          </w:rPr>
-          <w:rPr>
-            <w:color w:val="0000EE"/>
-            <w:u w:val="single"/>
-          </w:rPr>
-          <w:t>Filipenses 3:5–7</w:t>
-        </w:r>
-      </w:hyperlink>
+      <w:r>
+        <w:rPr>
+          <w:lang w:val="es_ES" w:bidi="es_ES"/>
+        </w:rPr>
+        <w:t>42,</w:t>
+      </w:r>
+      <w:r>
+        <w:rPr>
+          <w:lang w:val="es_ES" w:bidi="es_ES"/>
+        </w:rPr>
+        <w:t xml:space="preserve"> </w:t>
+      </w:r>
+      <w:r>
+        <w:rPr>
+          <w:lang w:val="es_ES" w:bidi="es_ES"/>
+        </w:rPr>
+        <w:t>18:3;</w:t>
+      </w:r>
+      <w:r>
+        <w:rPr>
+          <w:lang w:val="es_ES" w:bidi="es_ES"/>
+        </w:rPr>
+        <w:t xml:space="preserve"> </w:t>
+      </w:r>
+      <w:r>
+        <w:rPr>
+          <w:lang w:val="es_ES" w:bidi="es_ES"/>
+        </w:rPr>
+        <w:t>Hechos 5:27–40,</w:t>
+      </w:r>
+      <w:r>
+        <w:rPr>
+          <w:lang w:val="es_ES" w:bidi="es_ES"/>
+        </w:rPr>
+        <w:t xml:space="preserve"> </w:t>
+      </w:r>
+      <w:r>
+        <w:rPr>
+          <w:lang w:val="es_ES" w:bidi="es_ES"/>
+        </w:rPr>
+        <w:t>15:5,</w:t>
+      </w:r>
+      <w:r>
+        <w:rPr>
+          <w:lang w:val="es_ES" w:bidi="es_ES"/>
+        </w:rPr>
+        <w:t xml:space="preserve"> </w:t>
+      </w:r>
+      <w:r>
+        <w:rPr>
+          <w:lang w:val="es_ES" w:bidi="es_ES"/>
+        </w:rPr>
+        <w:t>23:6–10,</w:t>
+      </w:r>
+      <w:r>
+        <w:rPr>
+          <w:lang w:val="es_ES" w:bidi="es_ES"/>
+        </w:rPr>
+        <w:t xml:space="preserve"> </w:t>
+      </w:r>
+      <w:r>
+        <w:rPr>
+          <w:lang w:val="es_ES" w:bidi="es_ES"/>
+        </w:rPr>
+        <w:t>26:4–5,</w:t>
+      </w:r>
+      <w:r>
+        <w:rPr>
+          <w:lang w:val="es_ES" w:bidi="es_ES"/>
+        </w:rPr>
+        <w:t xml:space="preserve"> </w:t>
+      </w:r>
+      <w:r>
+        <w:rPr>
+          <w:lang w:val="es_ES" w:bidi="es_ES"/>
+        </w:rPr>
+        <w:t>Filipenses 3:5–7</w:t>
+      </w:r>
       <w:r>
         <w:rPr>
           <w:lang w:val="es_ES" w:bidi="es_ES"/>
@@ -3662,234 +2834,156 @@
         </w:rPr>
         <w:t xml:space="preserve">Los filisteos no eran simples; eran hábiles en política y tecnología. También eran fuertes guerreros. Su tecnología de hierro los convertía en enemigos casi invencibles (ver </w:t>
       </w:r>
-      <w:hyperlink r:id="rId146">
-        <w:r>
-          <w:rPr>
-            <w:lang w:val="es_ES" w:bidi="es_ES"/>
-          </w:rPr>
-          <w:rPr>
-            <w:color w:val="0000EE"/>
-            <w:u w:val="single"/>
-          </w:rPr>
-          <w:t>1 Samuel 13:19–22</w:t>
-        </w:r>
-      </w:hyperlink>
+      <w:r>
+        <w:rPr>
+          <w:lang w:val="es_ES" w:bidi="es_ES"/>
+        </w:rPr>
+        <w:t>1 Samuel 13:19–22</w:t>
+      </w:r>
       <w:r>
         <w:rPr>
           <w:lang w:val="es_ES" w:bidi="es_ES"/>
         </w:rPr>
         <w:t>). A menudo lucharon contra los israelitas durante la época de los jueces, alrededor de 1350 a 1050 a.C., y durante la temprana monarquía unida, desde aproximadamente 1050 a 970 a.C. Saúl murió luchando contra los filisteos (</w:t>
       </w:r>
-      <w:hyperlink r:id="rId147">
-        <w:r>
-          <w:rPr>
-            <w:lang w:val="es_ES" w:bidi="es_ES"/>
-          </w:rPr>
-          <w:rPr>
-            <w:color w:val="0000EE"/>
-            <w:u w:val="single"/>
-          </w:rPr>
-          <w:t>1 Samuel 31:1–13</w:t>
-        </w:r>
-      </w:hyperlink>
+      <w:r>
+        <w:rPr>
+          <w:lang w:val="es_ES" w:bidi="es_ES"/>
+        </w:rPr>
+        <w:t>1 Samuel 31:1–13</w:t>
+      </w:r>
       <w:r>
         <w:rPr>
           <w:lang w:val="es_ES" w:bidi="es_ES"/>
         </w:rPr>
         <w:t>). Sin embargo, David los derrotó antes de convertirse en rey (</w:t>
       </w:r>
-      <w:hyperlink r:id="rId148">
-        <w:r>
-          <w:rPr>
-            <w:lang w:val="es_ES" w:bidi="es_ES"/>
-          </w:rPr>
-          <w:rPr>
-            <w:color w:val="0000EE"/>
-            <w:u w:val="single"/>
-          </w:rPr>
-          <w:t>1 Samuel 18:20–30,</w:t>
-        </w:r>
-      </w:hyperlink>
-      <w:r>
-        <w:rPr>
-          <w:lang w:val="es_ES" w:bidi="es_ES"/>
-        </w:rPr>
-        <w:t xml:space="preserve"> </w:t>
-      </w:r>
-      <w:hyperlink r:id="rId149">
-        <w:r>
-          <w:rPr>
-            <w:lang w:val="es_ES" w:bidi="es_ES"/>
-          </w:rPr>
-          <w:rPr>
-            <w:color w:val="0000EE"/>
-            <w:u w:val="single"/>
-          </w:rPr>
-          <w:t>19:8,</w:t>
-        </w:r>
-      </w:hyperlink>
-      <w:r>
-        <w:rPr>
-          <w:lang w:val="es_ES" w:bidi="es_ES"/>
-        </w:rPr>
-        <w:t xml:space="preserve"> </w:t>
-      </w:r>
-      <w:hyperlink r:id="rId150">
-        <w:r>
-          <w:rPr>
-            <w:lang w:val="es_ES" w:bidi="es_ES"/>
-          </w:rPr>
-          <w:rPr>
-            <w:color w:val="0000EE"/>
-            <w:u w:val="single"/>
-          </w:rPr>
-          <w:t>23:1–5</w:t>
-        </w:r>
-      </w:hyperlink>
+      <w:r>
+        <w:rPr>
+          <w:lang w:val="es_ES" w:bidi="es_ES"/>
+        </w:rPr>
+        <w:t>1 Samuel 18:20–30,</w:t>
+      </w:r>
+      <w:r>
+        <w:rPr>
+          <w:lang w:val="es_ES" w:bidi="es_ES"/>
+        </w:rPr>
+        <w:t xml:space="preserve"> </w:t>
+      </w:r>
+      <w:r>
+        <w:rPr>
+          <w:lang w:val="es_ES" w:bidi="es_ES"/>
+        </w:rPr>
+        <w:t>19:8,</w:t>
+      </w:r>
+      <w:r>
+        <w:rPr>
+          <w:lang w:val="es_ES" w:bidi="es_ES"/>
+        </w:rPr>
+        <w:t xml:space="preserve"> </w:t>
+      </w:r>
+      <w:r>
+        <w:rPr>
+          <w:lang w:val="es_ES" w:bidi="es_ES"/>
+        </w:rPr>
+        <w:t>23:1–5</w:t>
+      </w:r>
       <w:r>
         <w:rPr>
           <w:lang w:val="es_ES" w:bidi="es_ES"/>
         </w:rPr>
         <w:t>) y continuó venciendo contra ellos durante su reinado (</w:t>
       </w:r>
-      <w:hyperlink r:id="rId151">
-        <w:r>
-          <w:rPr>
-            <w:lang w:val="es_ES" w:bidi="es_ES"/>
-          </w:rPr>
-          <w:rPr>
-            <w:color w:val="0000EE"/>
-            <w:u w:val="single"/>
-          </w:rPr>
-          <w:t>2 Samuel 5:17–25,</w:t>
-        </w:r>
-      </w:hyperlink>
-      <w:r>
-        <w:rPr>
-          <w:lang w:val="es_ES" w:bidi="es_ES"/>
-        </w:rPr>
-        <w:t xml:space="preserve"> </w:t>
-      </w:r>
-      <w:hyperlink r:id="rId152">
-        <w:r>
-          <w:rPr>
-            <w:lang w:val="es_ES" w:bidi="es_ES"/>
-          </w:rPr>
-          <w:rPr>
-            <w:color w:val="0000EE"/>
-            <w:u w:val="single"/>
-          </w:rPr>
-          <w:t>8:1,</w:t>
-        </w:r>
-      </w:hyperlink>
-      <w:r>
-        <w:rPr>
-          <w:lang w:val="es_ES" w:bidi="es_ES"/>
-        </w:rPr>
-        <w:t xml:space="preserve"> </w:t>
-      </w:r>
-      <w:hyperlink r:id="rId153">
-        <w:r>
-          <w:rPr>
-            <w:lang w:val="es_ES" w:bidi="es_ES"/>
-          </w:rPr>
-          <w:rPr>
-            <w:color w:val="0000EE"/>
-            <w:u w:val="single"/>
-          </w:rPr>
-          <w:t>21:15–22</w:t>
-        </w:r>
-      </w:hyperlink>
+      <w:r>
+        <w:rPr>
+          <w:lang w:val="es_ES" w:bidi="es_ES"/>
+        </w:rPr>
+        <w:t>2 Samuel 5:17–25,</w:t>
+      </w:r>
+      <w:r>
+        <w:rPr>
+          <w:lang w:val="es_ES" w:bidi="es_ES"/>
+        </w:rPr>
+        <w:t xml:space="preserve"> </w:t>
+      </w:r>
+      <w:r>
+        <w:rPr>
+          <w:lang w:val="es_ES" w:bidi="es_ES"/>
+        </w:rPr>
+        <w:t>8:1,</w:t>
+      </w:r>
+      <w:r>
+        <w:rPr>
+          <w:lang w:val="es_ES" w:bidi="es_ES"/>
+        </w:rPr>
+        <w:t xml:space="preserve"> </w:t>
+      </w:r>
+      <w:r>
+        <w:rPr>
+          <w:lang w:val="es_ES" w:bidi="es_ES"/>
+        </w:rPr>
+        <w:t>21:15–22</w:t>
+      </w:r>
       <w:r>
         <w:rPr>
           <w:lang w:val="es_ES" w:bidi="es_ES"/>
         </w:rPr>
         <w:t>). Aunque los filisteos nunca desaparecieron por completo mientras Israel existió como nación (</w:t>
       </w:r>
-      <w:hyperlink r:id="rId154">
-        <w:r>
-          <w:rPr>
-            <w:lang w:val="es_ES" w:bidi="es_ES"/>
-          </w:rPr>
-          <w:rPr>
-            <w:color w:val="0000EE"/>
-            <w:u w:val="single"/>
-          </w:rPr>
-          <w:t>2 Reyes 18:8,</w:t>
-        </w:r>
-      </w:hyperlink>
-      <w:r>
-        <w:rPr>
-          <w:lang w:val="es_ES" w:bidi="es_ES"/>
-        </w:rPr>
-        <w:t xml:space="preserve"> </w:t>
-      </w:r>
-      <w:hyperlink r:id="rId155">
-        <w:r>
-          <w:rPr>
-            <w:lang w:val="es_ES" w:bidi="es_ES"/>
-          </w:rPr>
-          <w:rPr>
-            <w:color w:val="0000EE"/>
-            <w:u w:val="single"/>
-          </w:rPr>
-          <w:t>2 Crónicas 17:11,</w:t>
-        </w:r>
-      </w:hyperlink>
-      <w:r>
-        <w:rPr>
-          <w:lang w:val="es_ES" w:bidi="es_ES"/>
-        </w:rPr>
-        <w:t xml:space="preserve"> </w:t>
-      </w:r>
-      <w:hyperlink r:id="rId156">
-        <w:r>
-          <w:rPr>
-            <w:lang w:val="es_ES" w:bidi="es_ES"/>
-          </w:rPr>
-          <w:rPr>
-            <w:color w:val="0000EE"/>
-            <w:u w:val="single"/>
-          </w:rPr>
-          <w:t>21:16–17,</w:t>
-        </w:r>
-      </w:hyperlink>
-      <w:r>
-        <w:rPr>
-          <w:lang w:val="es_ES" w:bidi="es_ES"/>
-        </w:rPr>
-        <w:t xml:space="preserve"> </w:t>
-      </w:r>
-      <w:hyperlink r:id="rId157">
-        <w:r>
-          <w:rPr>
-            <w:lang w:val="es_ES" w:bidi="es_ES"/>
-          </w:rPr>
-          <w:rPr>
-            <w:color w:val="0000EE"/>
-            <w:u w:val="single"/>
-          </w:rPr>
-          <w:t>26:6–7,</w:t>
-        </w:r>
-      </w:hyperlink>
-      <w:r>
-        <w:rPr>
-          <w:lang w:val="es_ES" w:bidi="es_ES"/>
-        </w:rPr>
-        <w:t xml:space="preserve"> </w:t>
-      </w:r>
-      <w:hyperlink r:id="rId158">
-        <w:r>
-          <w:rPr>
-            <w:lang w:val="es_ES" w:bidi="es_ES"/>
-          </w:rPr>
-          <w:rPr>
-            <w:color w:val="0000EE"/>
-            <w:u w:val="single"/>
-          </w:rPr>
-          <w:t>28:18</w:t>
-        </w:r>
-      </w:hyperlink>
+      <w:r>
+        <w:rPr>
+          <w:lang w:val="es_ES" w:bidi="es_ES"/>
+        </w:rPr>
+        <w:t>2 Reyes 18:8,</w:t>
+      </w:r>
+      <w:r>
+        <w:rPr>
+          <w:lang w:val="es_ES" w:bidi="es_ES"/>
+        </w:rPr>
+        <w:t xml:space="preserve"> </w:t>
+      </w:r>
+      <w:r>
+        <w:rPr>
+          <w:lang w:val="es_ES" w:bidi="es_ES"/>
+        </w:rPr>
+        <w:t>2 Crónicas 17:11,</w:t>
+      </w:r>
+      <w:r>
+        <w:rPr>
+          <w:lang w:val="es_ES" w:bidi="es_ES"/>
+        </w:rPr>
+        <w:t xml:space="preserve"> </w:t>
+      </w:r>
+      <w:r>
+        <w:rPr>
+          <w:lang w:val="es_ES" w:bidi="es_ES"/>
+        </w:rPr>
+        <w:t>21:16–17,</w:t>
+      </w:r>
+      <w:r>
+        <w:rPr>
+          <w:lang w:val="es_ES" w:bidi="es_ES"/>
+        </w:rPr>
+        <w:t xml:space="preserve"> </w:t>
+      </w:r>
+      <w:r>
+        <w:rPr>
+          <w:lang w:val="es_ES" w:bidi="es_ES"/>
+        </w:rPr>
+        <w:t>26:6–7,</w:t>
+      </w:r>
+      <w:r>
+        <w:rPr>
+          <w:lang w:val="es_ES" w:bidi="es_ES"/>
+        </w:rPr>
+        <w:t xml:space="preserve"> </w:t>
+      </w:r>
+      <w:r>
+        <w:rPr>
+          <w:lang w:val="es_ES" w:bidi="es_ES"/>
+        </w:rPr>
+        <w:t>28:18</w:t>
+      </w:r>
       <w:r>
         <w:rPr>
           <w:lang w:val="es_ES" w:bidi="es_ES"/>
@@ -3910,180 +3004,120 @@
         </w:rPr>
         <w:t>En 1 Samuel, Dios utilizó a los filisteos para eliminar a la familia pecadora de Elí (</w:t>
       </w:r>
-      <w:hyperlink r:id="rId159">
-        <w:r>
-          <w:rPr>
-            <w:lang w:val="es_ES" w:bidi="es_ES"/>
-          </w:rPr>
-          <w:rPr>
-            <w:color w:val="0000EE"/>
-            <w:u w:val="single"/>
-          </w:rPr>
-          <w:t>1 Samuel 4:10–22</w:t>
-        </w:r>
-      </w:hyperlink>
+      <w:r>
+        <w:rPr>
+          <w:lang w:val="es_ES" w:bidi="es_ES"/>
+        </w:rPr>
+        <w:t>1 Samuel 4:10–22</w:t>
+      </w:r>
       <w:r>
         <w:rPr>
           <w:lang w:val="es_ES" w:bidi="es_ES"/>
         </w:rPr>
         <w:t>). Los filisteos también contribuyeron al desarrollo de la carrera militar y política de David (</w:t>
       </w:r>
-      <w:hyperlink r:id="rId160">
-        <w:r>
-          <w:rPr>
-            <w:lang w:val="es_ES" w:bidi="es_ES"/>
-          </w:rPr>
-          <w:rPr>
-            <w:color w:val="0000EE"/>
-            <w:u w:val="single"/>
-          </w:rPr>
-          <w:t>1 Samuel 17:32–58,</w:t>
-        </w:r>
-      </w:hyperlink>
-      <w:r>
-        <w:rPr>
-          <w:lang w:val="es_ES" w:bidi="es_ES"/>
-        </w:rPr>
-        <w:t xml:space="preserve"> </w:t>
-      </w:r>
-      <w:hyperlink r:id="rId148">
-        <w:r>
-          <w:rPr>
-            <w:lang w:val="es_ES" w:bidi="es_ES"/>
-          </w:rPr>
-          <w:rPr>
-            <w:color w:val="0000EE"/>
-            <w:u w:val="single"/>
-          </w:rPr>
-          <w:t>18:20–30</w:t>
-        </w:r>
-      </w:hyperlink>
+      <w:r>
+        <w:rPr>
+          <w:lang w:val="es_ES" w:bidi="es_ES"/>
+        </w:rPr>
+        <w:t>1 Samuel 17:32–58,</w:t>
+      </w:r>
+      <w:r>
+        <w:rPr>
+          <w:lang w:val="es_ES" w:bidi="es_ES"/>
+        </w:rPr>
+        <w:t xml:space="preserve"> </w:t>
+      </w:r>
+      <w:r>
+        <w:rPr>
+          <w:lang w:val="es_ES" w:bidi="es_ES"/>
+        </w:rPr>
+        <w:t>18:20–30</w:t>
+      </w:r>
       <w:r>
         <w:rPr>
           <w:lang w:val="es_ES" w:bidi="es_ES"/>
         </w:rPr>
         <w:t>). Distrajeron a Saúl cuando estaba a punto de capturar a David (</w:t>
       </w:r>
-      <w:hyperlink r:id="rId161">
-        <w:r>
-          <w:rPr>
-            <w:lang w:val="es_ES" w:bidi="es_ES"/>
-          </w:rPr>
-          <w:rPr>
-            <w:color w:val="0000EE"/>
-            <w:u w:val="single"/>
-          </w:rPr>
-          <w:t>1 Samuel 23:26–28</w:t>
-        </w:r>
-      </w:hyperlink>
+      <w:r>
+        <w:rPr>
+          <w:lang w:val="es_ES" w:bidi="es_ES"/>
+        </w:rPr>
+        <w:t>1 Samuel 23:26–28</w:t>
+      </w:r>
       <w:r>
         <w:rPr>
           <w:lang w:val="es_ES" w:bidi="es_ES"/>
         </w:rPr>
         <w:t>). Proporcionaron refugio a David de Saúl (</w:t>
       </w:r>
-      <w:hyperlink r:id="rId162">
-        <w:r>
-          <w:rPr>
-            <w:lang w:val="es_ES" w:bidi="es_ES"/>
-          </w:rPr>
-          <w:rPr>
-            <w:color w:val="0000EE"/>
-            <w:u w:val="single"/>
-          </w:rPr>
-          <w:t>1 Samuel 21:10–15,</w:t>
-        </w:r>
-      </w:hyperlink>
-      <w:r>
-        <w:rPr>
-          <w:lang w:val="es_ES" w:bidi="es_ES"/>
-        </w:rPr>
-        <w:t xml:space="preserve"> </w:t>
-      </w:r>
-      <w:hyperlink r:id="rId163">
-        <w:r>
-          <w:rPr>
-            <w:lang w:val="es_ES" w:bidi="es_ES"/>
-          </w:rPr>
-          <w:rPr>
-            <w:color w:val="0000EE"/>
-            <w:u w:val="single"/>
-          </w:rPr>
-          <w:t>27:1–12</w:t>
-        </w:r>
-      </w:hyperlink>
+      <w:r>
+        <w:rPr>
+          <w:lang w:val="es_ES" w:bidi="es_ES"/>
+        </w:rPr>
+        <w:t>1 Samuel 21:10–15,</w:t>
+      </w:r>
+      <w:r>
+        <w:rPr>
+          <w:lang w:val="es_ES" w:bidi="es_ES"/>
+        </w:rPr>
+        <w:t xml:space="preserve"> </w:t>
+      </w:r>
+      <w:r>
+        <w:rPr>
+          <w:lang w:val="es_ES" w:bidi="es_ES"/>
+        </w:rPr>
+        <w:t>27:1–12</w:t>
+      </w:r>
       <w:r>
         <w:rPr>
           <w:lang w:val="es_ES" w:bidi="es_ES"/>
         </w:rPr>
         <w:t>). Evitaron que David luchara contra su propio pueblo (</w:t>
       </w:r>
-      <w:hyperlink r:id="rId164">
-        <w:r>
-          <w:rPr>
-            <w:lang w:val="es_ES" w:bidi="es_ES"/>
-          </w:rPr>
-          <w:rPr>
-            <w:color w:val="0000EE"/>
-            <w:u w:val="single"/>
-          </w:rPr>
-          <w:t>1 Samuel 29:1–11</w:t>
-        </w:r>
-      </w:hyperlink>
+      <w:r>
+        <w:rPr>
+          <w:lang w:val="es_ES" w:bidi="es_ES"/>
+        </w:rPr>
+        <w:t>1 Samuel 29:1–11</w:t>
+      </w:r>
       <w:r>
         <w:rPr>
           <w:lang w:val="es_ES" w:bidi="es_ES"/>
         </w:rPr>
         <w:t>). Mataron a Saúl y a sus hijos (</w:t>
       </w:r>
-      <w:hyperlink r:id="rId147">
-        <w:r>
-          <w:rPr>
-            <w:lang w:val="es_ES" w:bidi="es_ES"/>
-          </w:rPr>
-          <w:rPr>
-            <w:color w:val="0000EE"/>
-            <w:u w:val="single"/>
-          </w:rPr>
-          <w:t>1 Samuel 31:1–13</w:t>
-        </w:r>
-      </w:hyperlink>
+      <w:r>
+        <w:rPr>
+          <w:lang w:val="es_ES" w:bidi="es_ES"/>
+        </w:rPr>
+        <w:t>1 Samuel 31:1–13</w:t>
+      </w:r>
       <w:r>
         <w:rPr>
           <w:lang w:val="es_ES" w:bidi="es_ES"/>
         </w:rPr>
         <w:t xml:space="preserve">), lo que permitió que David se convirtiera en rey. Sin embargo, al final, los filisteos enfrentaron el juicio de Dios (ver </w:t>
       </w:r>
-      <w:hyperlink r:id="rId165">
-        <w:r>
-          <w:rPr>
-            <w:lang w:val="es_ES" w:bidi="es_ES"/>
-          </w:rPr>
-          <w:rPr>
-            <w:color w:val="0000EE"/>
-            <w:u w:val="single"/>
-          </w:rPr>
-          <w:t>Ezequiel 25:15–17,</w:t>
-        </w:r>
-      </w:hyperlink>
-      <w:r>
-        <w:rPr>
-          <w:lang w:val="es_ES" w:bidi="es_ES"/>
-        </w:rPr>
-        <w:t xml:space="preserve"> </w:t>
-      </w:r>
-      <w:hyperlink r:id="rId166">
-        <w:r>
-          <w:rPr>
-            <w:lang w:val="es_ES" w:bidi="es_ES"/>
-          </w:rPr>
-          <w:rPr>
-            <w:color w:val="0000EE"/>
-            <w:u w:val="single"/>
-          </w:rPr>
-          <w:t>Amós 1:6–8</w:t>
-        </w:r>
-      </w:hyperlink>
+      <w:r>
+        <w:rPr>
+          <w:lang w:val="es_ES" w:bidi="es_ES"/>
+        </w:rPr>
+        <w:t>Ezequiel 25:15–17,</w:t>
+      </w:r>
+      <w:r>
+        <w:rPr>
+          <w:lang w:val="es_ES" w:bidi="es_ES"/>
+        </w:rPr>
+        <w:t xml:space="preserve"> </w:t>
+      </w:r>
+      <w:r>
+        <w:rPr>
+          <w:lang w:val="es_ES" w:bidi="es_ES"/>
+        </w:rPr>
+        <w:t>Amós 1:6–8</w:t>
+      </w:r>
       <w:r>
         <w:rPr>
           <w:lang w:val="es_ES" w:bidi="es_ES"/>
@@ -4113,378 +3147,252 @@
           <w:lang w:val="es_ES" w:bidi="es_ES"/>
         </w:rPr>
       </w:r>
-      <w:hyperlink r:id="rId167">
-        <w:r>
-          <w:rPr>
-            <w:lang w:val="es_ES" w:bidi="es_ES"/>
-          </w:rPr>
-          <w:rPr>
-            <w:color w:val="0000EE"/>
-            <w:u w:val="single"/>
-          </w:rPr>
-          <w:t>Génesis 10:13–14,</w:t>
-        </w:r>
-      </w:hyperlink>
-      <w:r>
-        <w:rPr>
-          <w:lang w:val="es_ES" w:bidi="es_ES"/>
-        </w:rPr>
-        <w:t xml:space="preserve"> </w:t>
-      </w:r>
-      <w:hyperlink r:id="rId168">
-        <w:r>
-          <w:rPr>
-            <w:lang w:val="es_ES" w:bidi="es_ES"/>
-          </w:rPr>
-          <w:rPr>
-            <w:color w:val="0000EE"/>
-            <w:u w:val="single"/>
-          </w:rPr>
-          <w:t>Jueces 3:1–3,</w:t>
-        </w:r>
-      </w:hyperlink>
-      <w:r>
-        <w:rPr>
-          <w:lang w:val="es_ES" w:bidi="es_ES"/>
-        </w:rPr>
-        <w:t xml:space="preserve"> </w:t>
-      </w:r>
-      <w:hyperlink r:id="rId169">
-        <w:r>
-          <w:rPr>
-            <w:lang w:val="es_ES" w:bidi="es_ES"/>
-          </w:rPr>
-          <w:rPr>
-            <w:color w:val="0000EE"/>
-            <w:u w:val="single"/>
-          </w:rPr>
-          <w:t>Jueces 13:1–16:31,</w:t>
-        </w:r>
-      </w:hyperlink>
-      <w:r>
-        <w:rPr>
-          <w:lang w:val="es_ES" w:bidi="es_ES"/>
-        </w:rPr>
-        <w:t xml:space="preserve"> </w:t>
-      </w:r>
-      <w:hyperlink r:id="rId170">
-        <w:r>
-          <w:rPr>
-            <w:lang w:val="es_ES" w:bidi="es_ES"/>
-          </w:rPr>
-          <w:rPr>
-            <w:color w:val="0000EE"/>
-            <w:u w:val="single"/>
-          </w:rPr>
-          <w:t>1 Samuel 5:1–6:18,</w:t>
-        </w:r>
-      </w:hyperlink>
-      <w:r>
-        <w:rPr>
-          <w:lang w:val="es_ES" w:bidi="es_ES"/>
-        </w:rPr>
-        <w:t xml:space="preserve"> </w:t>
-      </w:r>
-      <w:hyperlink r:id="rId171">
-        <w:r>
-          <w:rPr>
-            <w:lang w:val="es_ES" w:bidi="es_ES"/>
-          </w:rPr>
-          <w:rPr>
-            <w:color w:val="0000EE"/>
-            <w:u w:val="single"/>
-          </w:rPr>
-          <w:t>13:16–14:23,</w:t>
-        </w:r>
-      </w:hyperlink>
-      <w:r>
-        <w:rPr>
-          <w:lang w:val="es_ES" w:bidi="es_ES"/>
-        </w:rPr>
-        <w:t xml:space="preserve"> </w:t>
-      </w:r>
-      <w:hyperlink r:id="rId162">
-        <w:r>
-          <w:rPr>
-            <w:lang w:val="es_ES" w:bidi="es_ES"/>
-          </w:rPr>
-          <w:rPr>
-            <w:color w:val="0000EE"/>
-            <w:u w:val="single"/>
-          </w:rPr>
-          <w:t>21:10–15,</w:t>
-        </w:r>
-      </w:hyperlink>
-      <w:r>
-        <w:rPr>
-          <w:lang w:val="es_ES" w:bidi="es_ES"/>
-        </w:rPr>
-        <w:t xml:space="preserve"> </w:t>
-      </w:r>
-      <w:hyperlink r:id="rId150">
-        <w:r>
-          <w:rPr>
-            <w:lang w:val="es_ES" w:bidi="es_ES"/>
-          </w:rPr>
-          <w:rPr>
-            <w:color w:val="0000EE"/>
-            <w:u w:val="single"/>
-          </w:rPr>
-          <w:t>23:1–5</w:t>
-        </w:r>
-      </w:hyperlink>
+      <w:r>
+        <w:rPr>
+          <w:lang w:val="es_ES" w:bidi="es_ES"/>
+        </w:rPr>
+        <w:t>Génesis 10:13–14,</w:t>
+      </w:r>
+      <w:r>
+        <w:rPr>
+          <w:lang w:val="es_ES" w:bidi="es_ES"/>
+        </w:rPr>
+        <w:t xml:space="preserve"> </w:t>
+      </w:r>
+      <w:r>
+        <w:rPr>
+          <w:lang w:val="es_ES" w:bidi="es_ES"/>
+        </w:rPr>
+        <w:t>Jueces 3:1–3,</w:t>
+      </w:r>
+      <w:r>
+        <w:rPr>
+          <w:lang w:val="es_ES" w:bidi="es_ES"/>
+        </w:rPr>
+        <w:t xml:space="preserve"> </w:t>
+      </w:r>
+      <w:r>
+        <w:rPr>
+          <w:lang w:val="es_ES" w:bidi="es_ES"/>
+        </w:rPr>
+        <w:t>Jueces 13:1–16:31,</w:t>
+      </w:r>
+      <w:r>
+        <w:rPr>
+          <w:lang w:val="es_ES" w:bidi="es_ES"/>
+        </w:rPr>
+        <w:t xml:space="preserve"> </w:t>
+      </w:r>
+      <w:r>
+        <w:rPr>
+          <w:lang w:val="es_ES" w:bidi="es_ES"/>
+        </w:rPr>
+        <w:t>1 Samuel 5:1–6:18,</w:t>
+      </w:r>
+      <w:r>
+        <w:rPr>
+          <w:lang w:val="es_ES" w:bidi="es_ES"/>
+        </w:rPr>
+        <w:t xml:space="preserve"> </w:t>
+      </w:r>
+      <w:r>
+        <w:rPr>
+          <w:lang w:val="es_ES" w:bidi="es_ES"/>
+        </w:rPr>
+        <w:t>13:16–14:23,</w:t>
+      </w:r>
+      <w:r>
+        <w:rPr>
+          <w:lang w:val="es_ES" w:bidi="es_ES"/>
+        </w:rPr>
+        <w:t xml:space="preserve"> </w:t>
+      </w:r>
+      <w:r>
+        <w:rPr>
+          <w:lang w:val="es_ES" w:bidi="es_ES"/>
+        </w:rPr>
+        <w:t>21:10–15,</w:t>
+      </w:r>
+      <w:r>
+        <w:rPr>
+          <w:lang w:val="es_ES" w:bidi="es_ES"/>
+        </w:rPr>
+        <w:t xml:space="preserve"> </w:t>
+      </w:r>
+      <w:r>
+        <w:rPr>
+          <w:lang w:val="es_ES" w:bidi="es_ES"/>
+        </w:rPr>
+        <w:t>23:1–5</w:t>
+      </w:r>
       <w:r>
         <w:rPr>
           <w:lang w:val="es_ES" w:bidi="es_ES"/>
         </w:rPr>
         <w:t xml:space="preserve">, </w:t>
       </w:r>
-      <w:hyperlink r:id="rId161">
-        <w:r>
-          <w:rPr>
-            <w:lang w:val="es_ES" w:bidi="es_ES"/>
-          </w:rPr>
-          <w:rPr>
-            <w:color w:val="0000EE"/>
-            <w:u w:val="single"/>
-          </w:rPr>
-          <w:t>26–28</w:t>
-        </w:r>
-      </w:hyperlink>
-      <w:r>
-        <w:rPr>
-          <w:lang w:val="es_ES" w:bidi="es_ES"/>
-        </w:rPr>
-        <w:t xml:space="preserve"> </w:t>
-      </w:r>
-      <w:hyperlink r:id="rId172">
-        <w:r>
-          <w:rPr>
-            <w:lang w:val="es_ES" w:bidi="es_ES"/>
-          </w:rPr>
-          <w:rPr>
-            <w:color w:val="0000EE"/>
-            <w:u w:val="single"/>
-          </w:rPr>
-          <w:t>31:1–10,</w:t>
-        </w:r>
-      </w:hyperlink>
-      <w:r>
-        <w:rPr>
-          <w:lang w:val="es_ES" w:bidi="es_ES"/>
-        </w:rPr>
-        <w:t xml:space="preserve"> </w:t>
-      </w:r>
-      <w:hyperlink r:id="rId151">
-        <w:r>
-          <w:rPr>
-            <w:lang w:val="es_ES" w:bidi="es_ES"/>
-          </w:rPr>
-          <w:rPr>
-            <w:color w:val="0000EE"/>
-            <w:u w:val="single"/>
-          </w:rPr>
-          <w:t>2 Samuel 5:17–25,</w:t>
-        </w:r>
-      </w:hyperlink>
-      <w:r>
-        <w:rPr>
-          <w:lang w:val="es_ES" w:bidi="es_ES"/>
-        </w:rPr>
-        <w:t xml:space="preserve"> </w:t>
-      </w:r>
-      <w:hyperlink r:id="rId152">
-        <w:r>
-          <w:rPr>
-            <w:lang w:val="es_ES" w:bidi="es_ES"/>
-          </w:rPr>
-          <w:rPr>
-            <w:color w:val="0000EE"/>
-            <w:u w:val="single"/>
-          </w:rPr>
-          <w:t>8:1,</w:t>
-        </w:r>
-      </w:hyperlink>
-      <w:r>
-        <w:rPr>
-          <w:lang w:val="es_ES" w:bidi="es_ES"/>
-        </w:rPr>
-        <w:t xml:space="preserve"> </w:t>
-      </w:r>
-      <w:hyperlink r:id="rId173">
-        <w:r>
-          <w:rPr>
-            <w:lang w:val="es_ES" w:bidi="es_ES"/>
-          </w:rPr>
-          <w:rPr>
-            <w:color w:val="0000EE"/>
-            <w:u w:val="single"/>
-          </w:rPr>
-          <w:t>21:15–22,</w:t>
-        </w:r>
-      </w:hyperlink>
-      <w:r>
-        <w:rPr>
-          <w:lang w:val="es_ES" w:bidi="es_ES"/>
-        </w:rPr>
-        <w:t xml:space="preserve"> </w:t>
-      </w:r>
-      <w:hyperlink r:id="rId154">
-        <w:r>
-          <w:rPr>
-            <w:lang w:val="es_ES" w:bidi="es_ES"/>
-          </w:rPr>
-          <w:rPr>
-            <w:color w:val="0000EE"/>
-            <w:u w:val="single"/>
-          </w:rPr>
-          <w:t>2 Reyes 18:8,</w:t>
-        </w:r>
-      </w:hyperlink>
-      <w:r>
-        <w:rPr>
-          <w:lang w:val="es_ES" w:bidi="es_ES"/>
-        </w:rPr>
-        <w:t xml:space="preserve"> </w:t>
-      </w:r>
-      <w:hyperlink r:id="rId174">
-        <w:r>
-          <w:rPr>
-            <w:lang w:val="es_ES" w:bidi="es_ES"/>
-          </w:rPr>
-          <w:rPr>
-            <w:color w:val="0000EE"/>
-            <w:u w:val="single"/>
-          </w:rPr>
-          <w:t>2 Crónicas 17:10–11,</w:t>
-        </w:r>
-      </w:hyperlink>
-      <w:r>
-        <w:rPr>
-          <w:lang w:val="es_ES" w:bidi="es_ES"/>
-        </w:rPr>
-        <w:t xml:space="preserve"> </w:t>
-      </w:r>
-      <w:hyperlink r:id="rId156">
-        <w:r>
-          <w:rPr>
-            <w:lang w:val="es_ES" w:bidi="es_ES"/>
-          </w:rPr>
-          <w:rPr>
-            <w:color w:val="0000EE"/>
-            <w:u w:val="single"/>
-          </w:rPr>
-          <w:t>21:16–17,</w:t>
-        </w:r>
-      </w:hyperlink>
-      <w:r>
-        <w:rPr>
-          <w:lang w:val="es_ES" w:bidi="es_ES"/>
-        </w:rPr>
-        <w:t xml:space="preserve"> </w:t>
-      </w:r>
-      <w:hyperlink r:id="rId157">
-        <w:r>
-          <w:rPr>
-            <w:lang w:val="es_ES" w:bidi="es_ES"/>
-          </w:rPr>
-          <w:rPr>
-            <w:color w:val="0000EE"/>
-            <w:u w:val="single"/>
-          </w:rPr>
-          <w:t>26:6–7,</w:t>
-        </w:r>
-      </w:hyperlink>
-      <w:r>
-        <w:rPr>
-          <w:lang w:val="es_ES" w:bidi="es_ES"/>
-        </w:rPr>
-        <w:t xml:space="preserve"> </w:t>
-      </w:r>
-      <w:hyperlink r:id="rId175">
-        <w:r>
-          <w:rPr>
-            <w:lang w:val="es_ES" w:bidi="es_ES"/>
-          </w:rPr>
-          <w:rPr>
-            <w:color w:val="0000EE"/>
-            <w:u w:val="single"/>
-          </w:rPr>
-          <w:t>28:18–19,</w:t>
-        </w:r>
-      </w:hyperlink>
-      <w:r>
-        <w:rPr>
-          <w:lang w:val="es_ES" w:bidi="es_ES"/>
-        </w:rPr>
-        <w:t xml:space="preserve"> </w:t>
-      </w:r>
-      <w:hyperlink r:id="rId176">
-        <w:r>
-          <w:rPr>
-            <w:lang w:val="es_ES" w:bidi="es_ES"/>
-          </w:rPr>
-          <w:rPr>
-            <w:color w:val="0000EE"/>
-            <w:u w:val="single"/>
-          </w:rPr>
-          <w:t>Isaías 2:6,</w:t>
-        </w:r>
-      </w:hyperlink>
-      <w:r>
-        <w:rPr>
-          <w:lang w:val="es_ES" w:bidi="es_ES"/>
-        </w:rPr>
-        <w:t xml:space="preserve"> </w:t>
-      </w:r>
-      <w:hyperlink r:id="rId165">
-        <w:r>
-          <w:rPr>
-            <w:lang w:val="es_ES" w:bidi="es_ES"/>
-          </w:rPr>
-          <w:rPr>
-            <w:color w:val="0000EE"/>
-            <w:u w:val="single"/>
-          </w:rPr>
-          <w:t>Ezequiel 25:15–17,</w:t>
-        </w:r>
-      </w:hyperlink>
-      <w:r>
-        <w:rPr>
-          <w:lang w:val="es_ES" w:bidi="es_ES"/>
-        </w:rPr>
-        <w:t xml:space="preserve"> </w:t>
-      </w:r>
-      <w:hyperlink r:id="rId166">
-        <w:r>
-          <w:rPr>
-            <w:lang w:val="es_ES" w:bidi="es_ES"/>
-          </w:rPr>
-          <w:rPr>
-            <w:color w:val="0000EE"/>
-            <w:u w:val="single"/>
-          </w:rPr>
-          <w:t>Amós 1:6–8,</w:t>
-        </w:r>
-      </w:hyperlink>
-      <w:r>
-        <w:rPr>
-          <w:lang w:val="es_ES" w:bidi="es_ES"/>
-        </w:rPr>
-        <w:t xml:space="preserve"> </w:t>
-      </w:r>
-      <w:hyperlink r:id="rId177">
-        <w:r>
-          <w:rPr>
-            <w:lang w:val="es_ES" w:bidi="es_ES"/>
-          </w:rPr>
-          <w:rPr>
-            <w:color w:val="0000EE"/>
-            <w:u w:val="single"/>
-          </w:rPr>
-          <w:t>9:7</w:t>
-        </w:r>
-      </w:hyperlink>
+      <w:r>
+        <w:rPr>
+          <w:lang w:val="es_ES" w:bidi="es_ES"/>
+        </w:rPr>
+        <w:t>26–28</w:t>
+      </w:r>
+      <w:r>
+        <w:rPr>
+          <w:lang w:val="es_ES" w:bidi="es_ES"/>
+        </w:rPr>
+        <w:t xml:space="preserve"> </w:t>
+      </w:r>
+      <w:r>
+        <w:rPr>
+          <w:lang w:val="es_ES" w:bidi="es_ES"/>
+        </w:rPr>
+        <w:t>31:1–10,</w:t>
+      </w:r>
+      <w:r>
+        <w:rPr>
+          <w:lang w:val="es_ES" w:bidi="es_ES"/>
+        </w:rPr>
+        <w:t xml:space="preserve"> </w:t>
+      </w:r>
+      <w:r>
+        <w:rPr>
+          <w:lang w:val="es_ES" w:bidi="es_ES"/>
+        </w:rPr>
+        <w:t>2 Samuel 5:17–25,</w:t>
+      </w:r>
+      <w:r>
+        <w:rPr>
+          <w:lang w:val="es_ES" w:bidi="es_ES"/>
+        </w:rPr>
+        <w:t xml:space="preserve"> </w:t>
+      </w:r>
+      <w:r>
+        <w:rPr>
+          <w:lang w:val="es_ES" w:bidi="es_ES"/>
+        </w:rPr>
+        <w:t>8:1,</w:t>
+      </w:r>
+      <w:r>
+        <w:rPr>
+          <w:lang w:val="es_ES" w:bidi="es_ES"/>
+        </w:rPr>
+        <w:t xml:space="preserve"> </w:t>
+      </w:r>
+      <w:r>
+        <w:rPr>
+          <w:lang w:val="es_ES" w:bidi="es_ES"/>
+        </w:rPr>
+        <w:t>21:15–22,</w:t>
+      </w:r>
+      <w:r>
+        <w:rPr>
+          <w:lang w:val="es_ES" w:bidi="es_ES"/>
+        </w:rPr>
+        <w:t xml:space="preserve"> </w:t>
+      </w:r>
+      <w:r>
+        <w:rPr>
+          <w:lang w:val="es_ES" w:bidi="es_ES"/>
+        </w:rPr>
+        <w:t>2 Reyes 18:8,</w:t>
+      </w:r>
+      <w:r>
+        <w:rPr>
+          <w:lang w:val="es_ES" w:bidi="es_ES"/>
+        </w:rPr>
+        <w:t xml:space="preserve"> </w:t>
+      </w:r>
+      <w:r>
+        <w:rPr>
+          <w:lang w:val="es_ES" w:bidi="es_ES"/>
+        </w:rPr>
+        <w:t>2 Crónicas 17:10–11,</w:t>
+      </w:r>
+      <w:r>
+        <w:rPr>
+          <w:lang w:val="es_ES" w:bidi="es_ES"/>
+        </w:rPr>
+        <w:t xml:space="preserve"> </w:t>
+      </w:r>
+      <w:r>
+        <w:rPr>
+          <w:lang w:val="es_ES" w:bidi="es_ES"/>
+        </w:rPr>
+        <w:t>21:16–17,</w:t>
+      </w:r>
+      <w:r>
+        <w:rPr>
+          <w:lang w:val="es_ES" w:bidi="es_ES"/>
+        </w:rPr>
+        <w:t xml:space="preserve"> </w:t>
+      </w:r>
+      <w:r>
+        <w:rPr>
+          <w:lang w:val="es_ES" w:bidi="es_ES"/>
+        </w:rPr>
+        <w:t>26:6–7,</w:t>
+      </w:r>
+      <w:r>
+        <w:rPr>
+          <w:lang w:val="es_ES" w:bidi="es_ES"/>
+        </w:rPr>
+        <w:t xml:space="preserve"> </w:t>
+      </w:r>
+      <w:r>
+        <w:rPr>
+          <w:lang w:val="es_ES" w:bidi="es_ES"/>
+        </w:rPr>
+        <w:t>28:18–19,</w:t>
+      </w:r>
+      <w:r>
+        <w:rPr>
+          <w:lang w:val="es_ES" w:bidi="es_ES"/>
+        </w:rPr>
+        <w:t xml:space="preserve"> </w:t>
+      </w:r>
+      <w:r>
+        <w:rPr>
+          <w:lang w:val="es_ES" w:bidi="es_ES"/>
+        </w:rPr>
+        <w:t>Isaías 2:6,</w:t>
+      </w:r>
+      <w:r>
+        <w:rPr>
+          <w:lang w:val="es_ES" w:bidi="es_ES"/>
+        </w:rPr>
+        <w:t xml:space="preserve"> </w:t>
+      </w:r>
+      <w:r>
+        <w:rPr>
+          <w:lang w:val="es_ES" w:bidi="es_ES"/>
+        </w:rPr>
+        <w:t>Ezequiel 25:15–17,</w:t>
+      </w:r>
+      <w:r>
+        <w:rPr>
+          <w:lang w:val="es_ES" w:bidi="es_ES"/>
+        </w:rPr>
+        <w:t xml:space="preserve"> </w:t>
+      </w:r>
+      <w:r>
+        <w:rPr>
+          <w:lang w:val="es_ES" w:bidi="es_ES"/>
+        </w:rPr>
+        <w:t>Amós 1:6–8,</w:t>
+      </w:r>
+      <w:r>
+        <w:rPr>
+          <w:lang w:val="es_ES" w:bidi="es_ES"/>
+        </w:rPr>
+        <w:t xml:space="preserve"> </w:t>
+      </w:r>
+      <w:r>
+        <w:rPr>
+          <w:lang w:val="es_ES" w:bidi="es_ES"/>
+        </w:rPr>
+        <w:t>9:7</w:t>
+      </w:r>
       <w:r>
         <w:rPr>
           <w:lang w:val="es_ES" w:bidi="es_ES"/>
@@ -4728,18 +3636,12 @@
         </w:rPr>
         <w:t xml:space="preserve">Felipe II de Macedonia deseaba construir un imperio. Derrotó a Atenas y Tebas en 338 a.C. y unificó Grecia bajo el Imperio Macedonio. Tras el asesinato de Felipe en 336 a.C., su hijo Alejandro asumió el poder. En 335 a.C., Alejandro destruyó Tebas, que se había rebelado. Luego conquistó rápidamente Babilonia y a los persas (ver </w:t>
       </w:r>
-      <w:hyperlink r:id="rId178">
-        <w:r>
-          <w:rPr>
-            <w:lang w:val="es_ES" w:bidi="es_ES"/>
-          </w:rPr>
-          <w:rPr>
-            <w:color w:val="0000EE"/>
-            <w:u w:val="single"/>
-          </w:rPr>
-          <w:t>Daniel 8:5–8</w:t>
-        </w:r>
-      </w:hyperlink>
+      <w:r>
+        <w:rPr>
+          <w:lang w:val="es_ES" w:bidi="es_ES"/>
+        </w:rPr>
+        <w:t>Daniel 8:5–8</w:t>
+      </w:r>
       <w:r>
         <w:rPr>
           <w:lang w:val="es_ES" w:bidi="es_ES"/>
@@ -4866,18 +3768,12 @@
           <w:lang w:val="es_ES" w:bidi="es_ES"/>
         </w:rPr>
       </w:r>
-      <w:hyperlink r:id="rId178">
-        <w:r>
-          <w:rPr>
-            <w:lang w:val="es_ES" w:bidi="es_ES"/>
-          </w:rPr>
-          <w:rPr>
-            <w:color w:val="0000EE"/>
-            <w:u w:val="single"/>
-          </w:rPr>
-          <w:t>Daniel 8:5–8</w:t>
-        </w:r>
-      </w:hyperlink>
+      <w:r>
+        <w:rPr>
+          <w:lang w:val="es_ES" w:bidi="es_ES"/>
+        </w:rPr>
+        <w:t>Daniel 8:5–8</w:t>
+      </w:r>
       <w:r>
         <w:rPr>
           <w:lang w:val="es_ES" w:bidi="es_ES"/>
@@ -4987,18 +3883,12 @@
         </w:rPr>
         <w:t xml:space="preserve">Ciro II venció a su abuelo, Astiages de Media, en el año 549 a.C. Estableció Acmeta en Media como su capital y ubicó sus archivos allí (ver </w:t>
       </w:r>
-      <w:hyperlink r:id="rId179">
-        <w:r>
-          <w:rPr>
-            <w:lang w:val="es_ES" w:bidi="es_ES"/>
-          </w:rPr>
-          <w:rPr>
-            <w:color w:val="0000EE"/>
-            <w:u w:val="single"/>
-          </w:rPr>
-          <w:t>Esdras 6:1–5</w:t>
-        </w:r>
-      </w:hyperlink>
+      <w:r>
+        <w:rPr>
+          <w:lang w:val="es_ES" w:bidi="es_ES"/>
+        </w:rPr>
+        <w:t>Esdras 6:1–5</w:t>
+      </w:r>
       <w:r>
         <w:rPr>
           <w:lang w:val="es_ES" w:bidi="es_ES"/>
@@ -5019,18 +3909,12 @@
         </w:rPr>
         <w:t xml:space="preserve">Ciro demostró bondad y generosidad hacia los enemigos derrotados. Como un líder militar hábil, invadió Asia Menor, derrotó a Creso, el rey de Lidia, y controló las ciudades griegas de la región. En 539 a.C., capturó Babilonia con casi ninguna resistencia y permitió que los exiliados regresaran a casa para reconstruir sus templos (ver </w:t>
       </w:r>
-      <w:hyperlink r:id="rId180">
-        <w:r>
-          <w:rPr>
-            <w:lang w:val="es_ES" w:bidi="es_ES"/>
-          </w:rPr>
-          <w:rPr>
-            <w:color w:val="0000EE"/>
-            <w:u w:val="single"/>
-          </w:rPr>
-          <w:t>Esdras 1:1–4</w:t>
-        </w:r>
-      </w:hyperlink>
+      <w:r>
+        <w:rPr>
+          <w:lang w:val="es_ES" w:bidi="es_ES"/>
+        </w:rPr>
+        <w:t>Esdras 1:1–4</w:t>
+      </w:r>
       <w:r>
         <w:rPr>
           <w:lang w:val="es_ES" w:bidi="es_ES"/>
@@ -5132,18 +4016,12 @@
         </w:rPr>
         <w:t xml:space="preserve">La primera mención de los persas en la historia de Israel se encuentra en </w:t>
       </w:r>
-      <w:hyperlink r:id="rId181">
-        <w:r>
-          <w:rPr>
-            <w:lang w:val="es_ES" w:bidi="es_ES"/>
-          </w:rPr>
-          <w:rPr>
-            <w:color w:val="0000EE"/>
-            <w:u w:val="single"/>
-          </w:rPr>
-          <w:t>Isaías 44:28–45:13</w:t>
-        </w:r>
-      </w:hyperlink>
+      <w:r>
+        <w:rPr>
+          <w:lang w:val="es_ES" w:bidi="es_ES"/>
+        </w:rPr>
+        <w:t>Isaías 44:28–45:13</w:t>
+      </w:r>
       <w:r>
         <w:rPr>
           <w:lang w:val="es_ES" w:bidi="es_ES"/>
@@ -5173,18 +4051,12 @@
           <w:lang w:val="es_ES" w:bidi="es_ES"/>
         </w:rPr>
       </w:r>
-      <w:hyperlink r:id="rId182">
-        <w:r>
-          <w:rPr>
-            <w:lang w:val="es_ES" w:bidi="es_ES"/>
-          </w:rPr>
-          <w:rPr>
-            <w:color w:val="0000EE"/>
-            <w:u w:val="single"/>
-          </w:rPr>
-          <w:t>Esdras 4:5–7</w:t>
-        </w:r>
-      </w:hyperlink>
+      <w:r>
+        <w:rPr>
+          <w:lang w:val="es_ES" w:bidi="es_ES"/>
+        </w:rPr>
+        <w:t>Esdras 4:5–7</w:t>
+      </w:r>
       <w:r>
         <w:rPr>
           <w:lang w:val="es_ES" w:bidi="es_ES"/>
@@ -5233,36 +4105,24 @@
         </w:rPr>
         <w:t>Los saduceos eran un grupo judío importante compuesto por sacerdotes y sus familias. Se diferenciaban de los fariseos, otro grupo judío, porque los fariseos eran personas comunes ("laicos"), que no eran sacerdotes. Probablemente vivían cerca de Jerusalén y controlaban el sistema del templo (</w:t>
       </w:r>
-      <w:hyperlink r:id="rId183">
-        <w:r>
-          <w:rPr>
-            <w:lang w:val="es_ES" w:bidi="es_ES"/>
-          </w:rPr>
-          <w:rPr>
-            <w:color w:val="0000EE"/>
-            <w:u w:val="single"/>
-          </w:rPr>
-          <w:t>Hechos 4:1–2,</w:t>
-        </w:r>
-      </w:hyperlink>
-      <w:r>
-        <w:rPr>
-          <w:lang w:val="es_ES" w:bidi="es_ES"/>
-        </w:rPr>
-        <w:t xml:space="preserve"> </w:t>
-      </w:r>
-      <w:hyperlink r:id="rId184">
-        <w:r>
-          <w:rPr>
-            <w:lang w:val="es_ES" w:bidi="es_ES"/>
-          </w:rPr>
-          <w:rPr>
-            <w:color w:val="0000EE"/>
-            <w:u w:val="single"/>
-          </w:rPr>
-          <w:t>5:17</w:t>
-        </w:r>
-      </w:hyperlink>
+      <w:r>
+        <w:rPr>
+          <w:lang w:val="es_ES" w:bidi="es_ES"/>
+        </w:rPr>
+        <w:t>Hechos 4:1–2,</w:t>
+      </w:r>
+      <w:r>
+        <w:rPr>
+          <w:lang w:val="es_ES" w:bidi="es_ES"/>
+        </w:rPr>
+        <w:t xml:space="preserve"> </w:t>
+      </w:r>
+      <w:r>
+        <w:rPr>
+          <w:lang w:val="es_ES" w:bidi="es_ES"/>
+        </w:rPr>
+        <w:t>5:17</w:t>
+      </w:r>
       <w:r>
         <w:rPr>
           <w:lang w:val="es_ES" w:bidi="es_ES"/>
@@ -5348,66 +4208,42 @@
         </w:rPr>
         <w:t xml:space="preserve"> el sumo sacerdote durante los reinados del Rey David y el Rey Salomón (</w:t>
       </w:r>
-      <w:hyperlink r:id="rId185">
-        <w:r>
-          <w:rPr>
-            <w:lang w:val="es_ES" w:bidi="es_ES"/>
-          </w:rPr>
-          <w:rPr>
-            <w:color w:val="0000EE"/>
-            <w:u w:val="single"/>
-          </w:rPr>
-          <w:t>2 Samuel 8:17,</w:t>
-        </w:r>
-      </w:hyperlink>
-      <w:r>
-        <w:rPr>
-          <w:lang w:val="es_ES" w:bidi="es_ES"/>
-        </w:rPr>
-        <w:t xml:space="preserve"> </w:t>
-      </w:r>
-      <w:hyperlink r:id="rId186">
-        <w:r>
-          <w:rPr>
-            <w:lang w:val="es_ES" w:bidi="es_ES"/>
-          </w:rPr>
-          <w:rPr>
-            <w:color w:val="0000EE"/>
-            <w:u w:val="single"/>
-          </w:rPr>
-          <w:t>15:24,</w:t>
-        </w:r>
-      </w:hyperlink>
-      <w:r>
-        <w:rPr>
-          <w:lang w:val="es_ES" w:bidi="es_ES"/>
-        </w:rPr>
-        <w:t xml:space="preserve"> </w:t>
-      </w:r>
-      <w:hyperlink r:id="rId187">
-        <w:r>
-          <w:rPr>
-            <w:lang w:val="es_ES" w:bidi="es_ES"/>
-          </w:rPr>
-          <w:rPr>
-            <w:color w:val="0000EE"/>
-            <w:u w:val="single"/>
-          </w:rPr>
-          <w:t>1 Reyes 1:8,</w:t>
-        </w:r>
-      </w:hyperlink>
-      <w:hyperlink r:id="rId188">
-        <w:r>
-          <w:rPr>
-            <w:lang w:val="es_ES" w:bidi="es_ES"/>
-          </w:rPr>
-          <w:rPr>
-            <w:color w:val="0000EE"/>
-            <w:u w:val="single"/>
-          </w:rPr>
-          <w:t xml:space="preserve"> 32–48</w:t>
-        </w:r>
-      </w:hyperlink>
+      <w:r>
+        <w:rPr>
+          <w:lang w:val="es_ES" w:bidi="es_ES"/>
+        </w:rPr>
+        <w:t>2 Samuel 8:17,</w:t>
+      </w:r>
+      <w:r>
+        <w:rPr>
+          <w:lang w:val="es_ES" w:bidi="es_ES"/>
+        </w:rPr>
+        <w:t xml:space="preserve"> </w:t>
+      </w:r>
+      <w:r>
+        <w:rPr>
+          <w:lang w:val="es_ES" w:bidi="es_ES"/>
+        </w:rPr>
+        <w:t>15:24,</w:t>
+      </w:r>
+      <w:r>
+        <w:rPr>
+          <w:lang w:val="es_ES" w:bidi="es_ES"/>
+        </w:rPr>
+        <w:t xml:space="preserve"> </w:t>
+      </w:r>
+      <w:r>
+        <w:rPr>
+          <w:lang w:val="es_ES" w:bidi="es_ES"/>
+        </w:rPr>
+        <w:t>1 Reyes 1:8,</w:t>
+      </w:r>
+      <w:r>
+        <w:rPr>
+          <w:lang w:val="es_ES" w:bidi="es_ES"/>
+        </w:rPr>
+        <w:t xml:space="preserve"> 32–48</w:t>
+      </w:r>
       <w:r>
         <w:rPr>
           <w:lang w:val="es_ES" w:bidi="es_ES"/>
@@ -5441,36 +4277,24 @@
         </w:rPr>
         <w:t>Sus opiniones sobre Dios a menudo diferían de las de los fariseos (</w:t>
       </w:r>
-      <w:hyperlink r:id="rId189">
-        <w:r>
-          <w:rPr>
-            <w:lang w:val="es_ES" w:bidi="es_ES"/>
-          </w:rPr>
-          <w:rPr>
-            <w:color w:val="0000EE"/>
-            <w:u w:val="single"/>
-          </w:rPr>
-          <w:t>Hechos 23:8</w:t>
-        </w:r>
-      </w:hyperlink>
+      <w:r>
+        <w:rPr>
+          <w:lang w:val="es_ES" w:bidi="es_ES"/>
+        </w:rPr>
+        <w:t>Hechos 23:8</w:t>
+      </w:r>
       <w:r>
         <w:rPr>
           <w:lang w:val="es_ES" w:bidi="es_ES"/>
         </w:rPr>
         <w:t xml:space="preserve">; ver también </w:t>
       </w:r>
-      <w:hyperlink r:id="rId183">
-        <w:r>
-          <w:rPr>
-            <w:lang w:val="es_ES" w:bidi="es_ES"/>
-          </w:rPr>
-          <w:rPr>
-            <w:color w:val="0000EE"/>
-            <w:u w:val="single"/>
-          </w:rPr>
-          <w:t>Hechos 4:1–2</w:t>
-        </w:r>
-      </w:hyperlink>
+      <w:r>
+        <w:rPr>
+          <w:lang w:val="es_ES" w:bidi="es_ES"/>
+        </w:rPr>
+        <w:t>Hechos 4:1–2</w:t>
+      </w:r>
       <w:r>
         <w:rPr>
           <w:lang w:val="es_ES" w:bidi="es_ES"/>
@@ -5495,18 +4319,12 @@
         </w:rPr>
         <w:t xml:space="preserve">la resurrección de los muertos (ver </w:t>
       </w:r>
-      <w:hyperlink r:id="rId190">
-        <w:r>
-          <w:rPr>
-            <w:lang w:val="es_ES" w:bidi="es_ES"/>
-          </w:rPr>
-          <w:rPr>
-            <w:color w:val="0000EE"/>
-            <w:u w:val="single"/>
-          </w:rPr>
-          <w:t>Mateo 22:23–33</w:t>
-        </w:r>
-      </w:hyperlink>
+      <w:r>
+        <w:rPr>
+          <w:lang w:val="es_ES" w:bidi="es_ES"/>
+        </w:rPr>
+        <w:t>Mateo 22:23–33</w:t>
+      </w:r>
       <w:r>
         <w:rPr>
           <w:lang w:val="es_ES" w:bidi="es_ES"/>
@@ -5531,18 +4349,12 @@
         </w:rPr>
         <w:t xml:space="preserve">seres angelicales (ver </w:t>
       </w:r>
-      <w:hyperlink r:id="rId189">
-        <w:r>
-          <w:rPr>
-            <w:lang w:val="es_ES" w:bidi="es_ES"/>
-          </w:rPr>
-          <w:rPr>
-            <w:color w:val="0000EE"/>
-            <w:u w:val="single"/>
-          </w:rPr>
-          <w:t>Hechos 23:8</w:t>
-        </w:r>
-      </w:hyperlink>
+      <w:r>
+        <w:rPr>
+          <w:lang w:val="es_ES" w:bidi="es_ES"/>
+        </w:rPr>
+        <w:t>Hechos 23:8</w:t>
+      </w:r>
       <w:r>
         <w:rPr>
           <w:lang w:val="es_ES" w:bidi="es_ES"/>
@@ -5581,18 +4393,12 @@
         </w:rPr>
         <w:t>Sin embargo, los fariseos creían firmemente en la resurrección (el regreso a la vida después de la muerte). Incluso apoyaron a Pablo contra los saduceos cuando estaba siendo juzgado por perturbar el templo (</w:t>
       </w:r>
-      <w:hyperlink r:id="rId143">
-        <w:r>
-          <w:rPr>
-            <w:lang w:val="es_ES" w:bidi="es_ES"/>
-          </w:rPr>
-          <w:rPr>
-            <w:color w:val="0000EE"/>
-            <w:u w:val="single"/>
-          </w:rPr>
-          <w:t>Hechos 23:6–10</w:t>
-        </w:r>
-      </w:hyperlink>
+      <w:r>
+        <w:rPr>
+          <w:lang w:val="es_ES" w:bidi="es_ES"/>
+        </w:rPr>
+        <w:t>Hechos 23:6–10</w:t>
+      </w:r>
       <w:r>
         <w:rPr>
           <w:lang w:val="es_ES" w:bidi="es_ES"/>
@@ -5650,144 +4456,96 @@
           <w:lang w:val="es_ES" w:bidi="es_ES"/>
         </w:rPr>
       </w:r>
-      <w:hyperlink r:id="rId95">
-        <w:r>
-          <w:rPr>
-            <w:lang w:val="es_ES" w:bidi="es_ES"/>
-          </w:rPr>
-          <w:rPr>
-            <w:color w:val="0000EE"/>
-            <w:u w:val="single"/>
-          </w:rPr>
-          <w:t>Mateo 3:7,</w:t>
-        </w:r>
-      </w:hyperlink>
-      <w:r>
-        <w:rPr>
-          <w:lang w:val="es_ES" w:bidi="es_ES"/>
-        </w:rPr>
-        <w:t xml:space="preserve"> </w:t>
-      </w:r>
-      <w:hyperlink r:id="rId103">
-        <w:r>
-          <w:rPr>
-            <w:lang w:val="es_ES" w:bidi="es_ES"/>
-          </w:rPr>
-          <w:rPr>
-            <w:color w:val="0000EE"/>
-            <w:u w:val="single"/>
-          </w:rPr>
-          <w:t>16:1–12,</w:t>
-        </w:r>
-      </w:hyperlink>
-      <w:r>
-        <w:rPr>
-          <w:lang w:val="es_ES" w:bidi="es_ES"/>
-        </w:rPr>
-        <w:t xml:space="preserve"> </w:t>
-      </w:r>
-      <w:hyperlink r:id="rId190">
-        <w:r>
-          <w:rPr>
-            <w:lang w:val="es_ES" w:bidi="es_ES"/>
-          </w:rPr>
-          <w:rPr>
-            <w:color w:val="0000EE"/>
-            <w:u w:val="single"/>
-          </w:rPr>
-          <w:t>22:23–33,</w:t>
-        </w:r>
-      </w:hyperlink>
-      <w:r>
-        <w:rPr>
-          <w:lang w:val="es_ES" w:bidi="es_ES"/>
-        </w:rPr>
-        <w:t xml:space="preserve"> </w:t>
-      </w:r>
-      <w:hyperlink r:id="rId191">
-        <w:r>
-          <w:rPr>
-            <w:lang w:val="es_ES" w:bidi="es_ES"/>
-          </w:rPr>
-          <w:rPr>
-            <w:color w:val="0000EE"/>
-            <w:u w:val="single"/>
-          </w:rPr>
-          <w:t>Marcos 12:18–27,</w:t>
-        </w:r>
-      </w:hyperlink>
-      <w:r>
-        <w:rPr>
-          <w:lang w:val="es_ES" w:bidi="es_ES"/>
-        </w:rPr>
-        <w:t xml:space="preserve"> </w:t>
-      </w:r>
-      <w:hyperlink r:id="rId192">
-        <w:r>
-          <w:rPr>
-            <w:lang w:val="es_ES" w:bidi="es_ES"/>
-          </w:rPr>
-          <w:rPr>
-            <w:color w:val="0000EE"/>
-            <w:u w:val="single"/>
-          </w:rPr>
-          <w:t>Lucas 20:27–40,</w:t>
-        </w:r>
-      </w:hyperlink>
-      <w:r>
-        <w:rPr>
-          <w:lang w:val="es_ES" w:bidi="es_ES"/>
-        </w:rPr>
-        <w:t xml:space="preserve"> </w:t>
-      </w:r>
-      <w:hyperlink r:id="rId183">
-        <w:r>
-          <w:rPr>
-            <w:lang w:val="es_ES" w:bidi="es_ES"/>
-          </w:rPr>
-          <w:rPr>
-            <w:color w:val="0000EE"/>
-            <w:u w:val="single"/>
-          </w:rPr>
-          <w:t>Hechos 4:1–2,</w:t>
-        </w:r>
-      </w:hyperlink>
-      <w:r>
-        <w:rPr>
-          <w:lang w:val="es_ES" w:bidi="es_ES"/>
-        </w:rPr>
-        <w:t xml:space="preserve"> </w:t>
-      </w:r>
-      <w:hyperlink r:id="rId193">
-        <w:r>
-          <w:rPr>
-            <w:lang w:val="es_ES" w:bidi="es_ES"/>
-          </w:rPr>
-          <w:rPr>
-            <w:color w:val="0000EE"/>
-            <w:u w:val="single"/>
-          </w:rPr>
-          <w:t>5:17–18,</w:t>
-        </w:r>
-      </w:hyperlink>
-      <w:r>
-        <w:rPr>
-          <w:lang w:val="es_ES" w:bidi="es_ES"/>
-        </w:rPr>
-        <w:t xml:space="preserve"> </w:t>
-      </w:r>
-      <w:hyperlink r:id="rId143">
-        <w:r>
-          <w:rPr>
-            <w:lang w:val="es_ES" w:bidi="es_ES"/>
-          </w:rPr>
-          <w:rPr>
-            <w:color w:val="0000EE"/>
-            <w:u w:val="single"/>
-          </w:rPr>
-          <w:t>23:6–10</w:t>
-        </w:r>
-      </w:hyperlink>
+      <w:r>
+        <w:rPr>
+          <w:lang w:val="es_ES" w:bidi="es_ES"/>
+        </w:rPr>
+        <w:t>Mateo 3:7,</w:t>
+      </w:r>
+      <w:r>
+        <w:rPr>
+          <w:lang w:val="es_ES" w:bidi="es_ES"/>
+        </w:rPr>
+        <w:t xml:space="preserve"> </w:t>
+      </w:r>
+      <w:r>
+        <w:rPr>
+          <w:lang w:val="es_ES" w:bidi="es_ES"/>
+        </w:rPr>
+        <w:t>16:1–12,</w:t>
+      </w:r>
+      <w:r>
+        <w:rPr>
+          <w:lang w:val="es_ES" w:bidi="es_ES"/>
+        </w:rPr>
+        <w:t xml:space="preserve"> </w:t>
+      </w:r>
+      <w:r>
+        <w:rPr>
+          <w:lang w:val="es_ES" w:bidi="es_ES"/>
+        </w:rPr>
+        <w:t>22:23–33,</w:t>
+      </w:r>
+      <w:r>
+        <w:rPr>
+          <w:lang w:val="es_ES" w:bidi="es_ES"/>
+        </w:rPr>
+        <w:t xml:space="preserve"> </w:t>
+      </w:r>
+      <w:r>
+        <w:rPr>
+          <w:lang w:val="es_ES" w:bidi="es_ES"/>
+        </w:rPr>
+        <w:t>Marcos 12:18–27,</w:t>
+      </w:r>
+      <w:r>
+        <w:rPr>
+          <w:lang w:val="es_ES" w:bidi="es_ES"/>
+        </w:rPr>
+        <w:t xml:space="preserve"> </w:t>
+      </w:r>
+      <w:r>
+        <w:rPr>
+          <w:lang w:val="es_ES" w:bidi="es_ES"/>
+        </w:rPr>
+        <w:t>Lucas 20:27–40,</w:t>
+      </w:r>
+      <w:r>
+        <w:rPr>
+          <w:lang w:val="es_ES" w:bidi="es_ES"/>
+        </w:rPr>
+        <w:t xml:space="preserve"> </w:t>
+      </w:r>
+      <w:r>
+        <w:rPr>
+          <w:lang w:val="es_ES" w:bidi="es_ES"/>
+        </w:rPr>
+        <w:t>Hechos 4:1–2,</w:t>
+      </w:r>
+      <w:r>
+        <w:rPr>
+          <w:lang w:val="es_ES" w:bidi="es_ES"/>
+        </w:rPr>
+        <w:t xml:space="preserve"> </w:t>
+      </w:r>
+      <w:r>
+        <w:rPr>
+          <w:lang w:val="es_ES" w:bidi="es_ES"/>
+        </w:rPr>
+        <w:t>5:17–18,</w:t>
+      </w:r>
+      <w:r>
+        <w:rPr>
+          <w:lang w:val="es_ES" w:bidi="es_ES"/>
+        </w:rPr>
+        <w:t xml:space="preserve"> </w:t>
+      </w:r>
+      <w:r>
+        <w:rPr>
+          <w:lang w:val="es_ES" w:bidi="es_ES"/>
+        </w:rPr>
+        <w:t>23:6–10</w:t>
+      </w:r>
       <w:r>
         <w:rPr>
           <w:lang w:val="es_ES" w:bidi="es_ES"/>
@@ -5836,18 +4594,12 @@
         </w:rPr>
         <w:t>Lot era el sobrino de Abram y el ancestro de los moabitas y ammonitas. Al igual que Abram, Lot nació en Ur y viajó con Thare a Harán (</w:t>
       </w:r>
-      <w:hyperlink r:id="rId194">
-        <w:r>
-          <w:rPr>
-            <w:lang w:val="es_ES" w:bidi="es_ES"/>
-          </w:rPr>
-          <w:rPr>
-            <w:color w:val="0000EE"/>
-            <w:u w:val="single"/>
-          </w:rPr>
-          <w:t>Génesis 11.27–32</w:t>
-        </w:r>
-      </w:hyperlink>
+      <w:r>
+        <w:rPr>
+          <w:lang w:val="es_ES" w:bidi="es_ES"/>
+        </w:rPr>
+        <w:t>Génesis 11.27–32</w:t>
+      </w:r>
       <w:r>
         <w:rPr>
           <w:lang w:val="es_ES" w:bidi="es_ES"/>
@@ -5868,18 +4620,12 @@
         </w:rPr>
         <w:t>Cuando Lot y Abram regresaron de Egipto a Canaán, sus rebaños y manadas crecieron tanto que no podían vivir juntos. Entonces, Abram permitió que Lot eligiera una tierra para él. Lot escogió la fértil llanura del Jordán, que era como "el jardín del Señor" (</w:t>
       </w:r>
-      <w:hyperlink r:id="rId195">
-        <w:r>
-          <w:rPr>
-            <w:lang w:val="es_ES" w:bidi="es_ES"/>
-          </w:rPr>
-          <w:rPr>
-            <w:color w:val="0000EE"/>
-            <w:u w:val="single"/>
-          </w:rPr>
-          <w:t>Génesis 13.10</w:t>
-        </w:r>
-      </w:hyperlink>
+      <w:r>
+        <w:rPr>
+          <w:lang w:val="es_ES" w:bidi="es_ES"/>
+        </w:rPr>
+        <w:t>Génesis 13.10</w:t>
+      </w:r>
       <w:r>
         <w:rPr>
           <w:lang w:val="es_ES" w:bidi="es_ES"/>
@@ -5900,36 +4646,24 @@
         </w:rPr>
         <w:t>Mientras Lot vivía en Sodoma, cuatro reyes mesopotámicos vencieron a los reyes de cinco pueblos cercanos. Saquearon los pueblos que habían conquistado y se llevaron a Lot, su familia y sus pertenencias (</w:t>
       </w:r>
-      <w:hyperlink r:id="rId196">
-        <w:r>
-          <w:rPr>
-            <w:lang w:val="es_ES" w:bidi="es_ES"/>
-          </w:rPr>
-          <w:rPr>
-            <w:color w:val="0000EE"/>
-            <w:u w:val="single"/>
-          </w:rPr>
-          <w:t>Génesis 14.1–12</w:t>
-        </w:r>
-      </w:hyperlink>
+      <w:r>
+        <w:rPr>
+          <w:lang w:val="es_ES" w:bidi="es_ES"/>
+        </w:rPr>
+        <w:t>Génesis 14.1–12</w:t>
+      </w:r>
       <w:r>
         <w:rPr>
           <w:lang w:val="es_ES" w:bidi="es_ES"/>
         </w:rPr>
         <w:t>). Cuando Abram se enteró de esto, lideró un ataque contra los invasores y rescató a los prisioneros y las propiedades (</w:t>
       </w:r>
-      <w:hyperlink r:id="rId197">
-        <w:r>
-          <w:rPr>
-            <w:lang w:val="es_ES" w:bidi="es_ES"/>
-          </w:rPr>
-          <w:rPr>
-            <w:color w:val="0000EE"/>
-            <w:u w:val="single"/>
-          </w:rPr>
-          <w:t>Génesis 14.13–16</w:t>
-        </w:r>
-      </w:hyperlink>
+      <w:r>
+        <w:rPr>
+          <w:lang w:val="es_ES" w:bidi="es_ES"/>
+        </w:rPr>
+        <w:t>Génesis 14.13–16</w:t>
+      </w:r>
       <w:r>
         <w:rPr>
           <w:lang w:val="es_ES" w:bidi="es_ES"/>
@@ -5950,18 +4684,12 @@
         </w:rPr>
         <w:t>Debido a la maldad de Sodoma y Gomorra, Dios decidió destruir estas ciudades. Envió dos ángeles a Lot en Sodoma para instarlo a abandonar la ciudad que estaba a punto de ser destruida (</w:t>
       </w:r>
-      <w:hyperlink r:id="rId198">
-        <w:r>
-          <w:rPr>
-            <w:lang w:val="es_ES" w:bidi="es_ES"/>
-          </w:rPr>
-          <w:rPr>
-            <w:color w:val="0000EE"/>
-            <w:u w:val="single"/>
-          </w:rPr>
-          <w:t>Génesis 19.1–15</w:t>
-        </w:r>
-      </w:hyperlink>
+      <w:r>
+        <w:rPr>
+          <w:lang w:val="es_ES" w:bidi="es_ES"/>
+        </w:rPr>
+        <w:t>Génesis 19.1–15</w:t>
+      </w:r>
       <w:r>
         <w:rPr>
           <w:lang w:val="es_ES" w:bidi="es_ES"/>
@@ -5994,54 +4722,36 @@
         </w:rPr>
         <w:t>, se convirtieron en los ancestros de los moabitas y Ammonitas (</w:t>
       </w:r>
-      <w:hyperlink r:id="rId199">
-        <w:r>
-          <w:rPr>
-            <w:lang w:val="es_ES" w:bidi="es_ES"/>
-          </w:rPr>
-          <w:rPr>
-            <w:color w:val="0000EE"/>
-            <w:u w:val="single"/>
-          </w:rPr>
-          <w:t>Génesis 19.30–38</w:t>
-        </w:r>
-      </w:hyperlink>
+      <w:r>
+        <w:rPr>
+          <w:lang w:val="es_ES" w:bidi="es_ES"/>
+        </w:rPr>
+        <w:t>Génesis 19.30–38</w:t>
+      </w:r>
       <w:r>
         <w:rPr>
           <w:lang w:val="es_ES" w:bidi="es_ES"/>
         </w:rPr>
         <w:t xml:space="preserve">). Estas dos naciones se convirtieron en enemigos constantes de Israel (ver </w:t>
       </w:r>
-      <w:hyperlink r:id="rId200">
-        <w:r>
-          <w:rPr>
-            <w:lang w:val="es_ES" w:bidi="es_ES"/>
-          </w:rPr>
-          <w:rPr>
-            <w:color w:val="0000EE"/>
-            <w:u w:val="single"/>
-          </w:rPr>
-          <w:t>Deuteronomio 23.3–6</w:t>
-        </w:r>
-      </w:hyperlink>
+      <w:r>
+        <w:rPr>
+          <w:lang w:val="es_ES" w:bidi="es_ES"/>
+        </w:rPr>
+        <w:t>Deuteronomio 23.3–6</w:t>
+      </w:r>
       <w:r>
         <w:rPr>
           <w:lang w:val="es_ES" w:bidi="es_ES"/>
         </w:rPr>
         <w:t xml:space="preserve">). A pesar de las acciones de Lot, Pedro describe a Lot como un “hombre justo, que vivía entre ellos día tras día, atormentado en su alma justa por las acciones sin ley que veía y oía” (ver </w:t>
       </w:r>
-      <w:hyperlink r:id="rId201">
-        <w:r>
-          <w:rPr>
-            <w:lang w:val="es_ES" w:bidi="es_ES"/>
-          </w:rPr>
-          <w:rPr>
-            <w:color w:val="0000EE"/>
-            <w:u w:val="single"/>
-          </w:rPr>
-          <w:t>2 Pedro 2.6–9</w:t>
-        </w:r>
-      </w:hyperlink>
+      <w:r>
+        <w:rPr>
+          <w:lang w:val="es_ES" w:bidi="es_ES"/>
+        </w:rPr>
+        <w:t>2 Pedro 2.6–9</w:t>
+      </w:r>
       <w:r>
         <w:rPr>
           <w:lang w:val="es_ES" w:bidi="es_ES"/>
@@ -6071,198 +4781,132 @@
           <w:lang w:val="es_ES" w:bidi="es_ES"/>
         </w:rPr>
       </w:r>
-      <w:hyperlink r:id="rId202">
-        <w:r>
-          <w:rPr>
-            <w:lang w:val="es_ES" w:bidi="es_ES"/>
-          </w:rPr>
-          <w:rPr>
-            <w:color w:val="0000EE"/>
-            <w:u w:val="single"/>
-          </w:rPr>
-          <w:t>Génesis 11.27</w:t>
-        </w:r>
-      </w:hyperlink>
+      <w:r>
+        <w:rPr>
+          <w:lang w:val="es_ES" w:bidi="es_ES"/>
+        </w:rPr>
+        <w:t>Génesis 11.27</w:t>
+      </w:r>
       <w:r>
         <w:rPr>
           <w:lang w:val="es_ES" w:bidi="es_ES"/>
         </w:rPr>
         <w:t xml:space="preserve">, </w:t>
       </w:r>
-      <w:hyperlink r:id="rId203">
-        <w:r>
-          <w:rPr>
-            <w:lang w:val="es_ES" w:bidi="es_ES"/>
-          </w:rPr>
-          <w:rPr>
-            <w:color w:val="0000EE"/>
-            <w:u w:val="single"/>
-          </w:rPr>
-          <w:t>31</w:t>
-        </w:r>
-      </w:hyperlink>
+      <w:r>
+        <w:rPr>
+          <w:lang w:val="es_ES" w:bidi="es_ES"/>
+        </w:rPr>
+        <w:t>31</w:t>
+      </w:r>
       <w:r>
         <w:rPr>
           <w:lang w:val="es_ES" w:bidi="es_ES"/>
         </w:rPr>
         <w:t xml:space="preserve">; </w:t>
       </w:r>
-      <w:hyperlink r:id="rId204">
-        <w:r>
-          <w:rPr>
-            <w:lang w:val="es_ES" w:bidi="es_ES"/>
-          </w:rPr>
-          <w:rPr>
-            <w:color w:val="0000EE"/>
-            <w:u w:val="single"/>
-          </w:rPr>
-          <w:t>12.4–5;</w:t>
-        </w:r>
-      </w:hyperlink>
-      <w:r>
-        <w:rPr>
-          <w:lang w:val="es_ES" w:bidi="es_ES"/>
-        </w:rPr>
-        <w:t xml:space="preserve"> </w:t>
-      </w:r>
-      <w:hyperlink r:id="rId205">
-        <w:r>
-          <w:rPr>
-            <w:lang w:val="es_ES" w:bidi="es_ES"/>
-          </w:rPr>
-          <w:rPr>
-            <w:color w:val="0000EE"/>
-            <w:u w:val="single"/>
-          </w:rPr>
-          <w:t>13.1–14;</w:t>
-        </w:r>
-      </w:hyperlink>
-      <w:r>
-        <w:rPr>
-          <w:lang w:val="es_ES" w:bidi="es_ES"/>
-        </w:rPr>
-        <w:t xml:space="preserve"> </w:t>
-      </w:r>
-      <w:hyperlink r:id="rId206">
-        <w:r>
-          <w:rPr>
-            <w:lang w:val="es_ES" w:bidi="es_ES"/>
-          </w:rPr>
-          <w:rPr>
-            <w:color w:val="0000EE"/>
-            <w:u w:val="single"/>
-          </w:rPr>
-          <w:t>14.12–16;</w:t>
-        </w:r>
-      </w:hyperlink>
-      <w:r>
-        <w:rPr>
-          <w:lang w:val="es_ES" w:bidi="es_ES"/>
-        </w:rPr>
-        <w:t xml:space="preserve"> </w:t>
-      </w:r>
-      <w:hyperlink r:id="rId207">
-        <w:r>
-          <w:rPr>
-            <w:lang w:val="es_ES" w:bidi="es_ES"/>
-          </w:rPr>
-          <w:rPr>
-            <w:color w:val="0000EE"/>
-            <w:u w:val="single"/>
-          </w:rPr>
-          <w:t>19.1–38</w:t>
-        </w:r>
-      </w:hyperlink>
+      <w:r>
+        <w:rPr>
+          <w:lang w:val="es_ES" w:bidi="es_ES"/>
+        </w:rPr>
+        <w:t>12.4–5;</w:t>
+      </w:r>
+      <w:r>
+        <w:rPr>
+          <w:lang w:val="es_ES" w:bidi="es_ES"/>
+        </w:rPr>
+        <w:t xml:space="preserve"> </w:t>
+      </w:r>
+      <w:r>
+        <w:rPr>
+          <w:lang w:val="es_ES" w:bidi="es_ES"/>
+        </w:rPr>
+        <w:t>13.1–14;</w:t>
+      </w:r>
+      <w:r>
+        <w:rPr>
+          <w:lang w:val="es_ES" w:bidi="es_ES"/>
+        </w:rPr>
+        <w:t xml:space="preserve"> </w:t>
+      </w:r>
+      <w:r>
+        <w:rPr>
+          <w:lang w:val="es_ES" w:bidi="es_ES"/>
+        </w:rPr>
+        <w:t>14.12–16;</w:t>
+      </w:r>
+      <w:r>
+        <w:rPr>
+          <w:lang w:val="es_ES" w:bidi="es_ES"/>
+        </w:rPr>
+        <w:t xml:space="preserve"> </w:t>
+      </w:r>
+      <w:r>
+        <w:rPr>
+          <w:lang w:val="es_ES" w:bidi="es_ES"/>
+        </w:rPr>
+        <w:t>19.1–38</w:t>
+      </w:r>
       <w:r>
         <w:rPr>
           <w:lang w:val="es_ES" w:bidi="es_ES"/>
         </w:rPr>
         <w:t xml:space="preserve">; </w:t>
       </w:r>
-      <w:hyperlink r:id="rId208">
-        <w:r>
-          <w:rPr>
-            <w:lang w:val="es_ES" w:bidi="es_ES"/>
-          </w:rPr>
-          <w:rPr>
-            <w:color w:val="0000EE"/>
-            <w:u w:val="single"/>
-          </w:rPr>
-          <w:t>Deuteronomio 2.9</w:t>
-        </w:r>
-      </w:hyperlink>
+      <w:r>
+        <w:rPr>
+          <w:lang w:val="es_ES" w:bidi="es_ES"/>
+        </w:rPr>
+        <w:t>Deuteronomio 2.9</w:t>
+      </w:r>
       <w:r>
         <w:rPr>
           <w:lang w:val="es_ES" w:bidi="es_ES"/>
         </w:rPr>
         <w:t xml:space="preserve">, </w:t>
       </w:r>
-      <w:hyperlink r:id="rId209">
-        <w:r>
-          <w:rPr>
-            <w:lang w:val="es_ES" w:bidi="es_ES"/>
-          </w:rPr>
-          <w:rPr>
-            <w:color w:val="0000EE"/>
-            <w:u w:val="single"/>
-          </w:rPr>
-          <w:t>17–19</w:t>
-        </w:r>
-      </w:hyperlink>
+      <w:r>
+        <w:rPr>
+          <w:lang w:val="es_ES" w:bidi="es_ES"/>
+        </w:rPr>
+        <w:t>17–19</w:t>
+      </w:r>
       <w:r>
         <w:rPr>
           <w:lang w:val="es_ES" w:bidi="es_ES"/>
         </w:rPr>
         <w:t xml:space="preserve">; </w:t>
       </w:r>
-      <w:hyperlink r:id="rId210">
-        <w:r>
-          <w:rPr>
-            <w:lang w:val="es_ES" w:bidi="es_ES"/>
-          </w:rPr>
-          <w:rPr>
-            <w:color w:val="0000EE"/>
-            <w:u w:val="single"/>
-          </w:rPr>
-          <w:t>Salmo 83.4–8;</w:t>
-        </w:r>
-      </w:hyperlink>
-      <w:r>
-        <w:rPr>
-          <w:lang w:val="es_ES" w:bidi="es_ES"/>
-        </w:rPr>
-        <w:t xml:space="preserve"> </w:t>
-      </w:r>
-      <w:hyperlink r:id="rId211">
-        <w:r>
-          <w:rPr>
-            <w:lang w:val="es_ES" w:bidi="es_ES"/>
-          </w:rPr>
-          <w:rPr>
-            <w:color w:val="0000EE"/>
-            <w:u w:val="single"/>
-          </w:rPr>
-          <w:t>Lucas 17.28–33;</w:t>
-        </w:r>
-      </w:hyperlink>
-      <w:r>
-        <w:rPr>
-          <w:lang w:val="es_ES" w:bidi="es_ES"/>
-        </w:rPr>
-        <w:t xml:space="preserve"> </w:t>
-      </w:r>
-      <w:hyperlink r:id="rId201">
-        <w:r>
-          <w:rPr>
-            <w:lang w:val="es_ES" w:bidi="es_ES"/>
-          </w:rPr>
-          <w:rPr>
-            <w:color w:val="0000EE"/>
-            <w:u w:val="single"/>
-          </w:rPr>
-          <w:t>2 Pedro 2.6–9</w:t>
-        </w:r>
-      </w:hyperlink>
+      <w:r>
+        <w:rPr>
+          <w:lang w:val="es_ES" w:bidi="es_ES"/>
+        </w:rPr>
+        <w:t>Salmo 83.4–8;</w:t>
+      </w:r>
+      <w:r>
+        <w:rPr>
+          <w:lang w:val="es_ES" w:bidi="es_ES"/>
+        </w:rPr>
+        <w:t xml:space="preserve"> </w:t>
+      </w:r>
+      <w:r>
+        <w:rPr>
+          <w:lang w:val="es_ES" w:bidi="es_ES"/>
+        </w:rPr>
+        <w:t>Lucas 17.28–33;</w:t>
+      </w:r>
+      <w:r>
+        <w:rPr>
+          <w:lang w:val="es_ES" w:bidi="es_ES"/>
+        </w:rPr>
+        <w:t xml:space="preserve"> </w:t>
+      </w:r>
+      <w:r>
+        <w:rPr>
+          <w:lang w:val="es_ES" w:bidi="es_ES"/>
+        </w:rPr>
+        <w:t>2 Pedro 2.6–9</w:t>
+      </w:r>
       <w:r>
         <w:rPr>
           <w:lang w:val="es_ES" w:bidi="es_ES"/>
@@ -6325,54 +4969,36 @@
         </w:rPr>
         <w:t>Conocemos poco sobre los antecedentes de Lucas, pero es probable que haya conocido a Pablo por primera vez en el oeste de Asia Menor. Allí se convirtió al cristianismo. Dejó su hogar para servir a Jesús y difundir las buenas nuevas sobre él como asistente dedicado de Pablo. Pablo lo llama cariñosamente "el amado médico" y un fiel "colaborador" (</w:t>
       </w:r>
-      <w:hyperlink r:id="rId212">
-        <w:r>
-          <w:rPr>
-            <w:lang w:val="es_ES" w:bidi="es_ES"/>
-          </w:rPr>
-          <w:rPr>
-            <w:color w:val="0000EE"/>
-            <w:u w:val="single"/>
-          </w:rPr>
-          <w:t>Colosenses 4.14;</w:t>
-        </w:r>
-      </w:hyperlink>
-      <w:r>
-        <w:rPr>
-          <w:lang w:val="es_ES" w:bidi="es_ES"/>
-        </w:rPr>
-        <w:t xml:space="preserve"> </w:t>
-      </w:r>
-      <w:hyperlink r:id="rId213">
-        <w:r>
-          <w:rPr>
-            <w:lang w:val="es_ES" w:bidi="es_ES"/>
-          </w:rPr>
-          <w:rPr>
-            <w:color w:val="0000EE"/>
-            <w:u w:val="single"/>
-          </w:rPr>
-          <w:t>Filemón 1.24</w:t>
-        </w:r>
-      </w:hyperlink>
+      <w:r>
+        <w:rPr>
+          <w:lang w:val="es_ES" w:bidi="es_ES"/>
+        </w:rPr>
+        <w:t>Colosenses 4.14;</w:t>
+      </w:r>
+      <w:r>
+        <w:rPr>
+          <w:lang w:val="es_ES" w:bidi="es_ES"/>
+        </w:rPr>
+        <w:t xml:space="preserve"> </w:t>
+      </w:r>
+      <w:r>
+        <w:rPr>
+          <w:lang w:val="es_ES" w:bidi="es_ES"/>
+        </w:rPr>
+        <w:t>Filemón 1.24</w:t>
+      </w:r>
       <w:r>
         <w:rPr>
           <w:lang w:val="es_ES" w:bidi="es_ES"/>
         </w:rPr>
         <w:t>). Lucas fue el único cristiano que permaneció con Pablo mientras esperaba la ejecución en Roma (</w:t>
       </w:r>
-      <w:hyperlink r:id="rId214">
-        <w:r>
-          <w:rPr>
-            <w:lang w:val="es_ES" w:bidi="es_ES"/>
-          </w:rPr>
-          <w:rPr>
-            <w:color w:val="0000EE"/>
-            <w:u w:val="single"/>
-          </w:rPr>
-          <w:t>2 Timoteo 4.11</w:t>
-        </w:r>
-      </w:hyperlink>
+      <w:r>
+        <w:rPr>
+          <w:lang w:val="es_ES" w:bidi="es_ES"/>
+        </w:rPr>
+        <w:t>2 Timoteo 4.11</w:t>
+      </w:r>
       <w:r>
         <w:rPr>
           <w:lang w:val="es_ES" w:bidi="es_ES"/>
@@ -6393,18 +5019,12 @@
         </w:rPr>
         <w:t xml:space="preserve">Durante el último viaje de Pablo a Jerusalem, Lucas probablemente recopiló información para su Evangelio y la primera parte del libro de los Hechos. Entrevistó a personas en Judea mientras Pablo estuvo encarcelado allí durante dos años. Lucas conversó con quienes escucharon y vieron a Jesús y estudió lo que otros habían escrito sobre él. Posteriormente, escribió su propio relato detallado de la vida y enseñanzas de Jesús (ver </w:t>
       </w:r>
-      <w:hyperlink r:id="rId215">
-        <w:r>
-          <w:rPr>
-            <w:lang w:val="es_ES" w:bidi="es_ES"/>
-          </w:rPr>
-          <w:rPr>
-            <w:color w:val="0000EE"/>
-            <w:u w:val="single"/>
-          </w:rPr>
-          <w:t>Lucas 1.1–4</w:t>
-        </w:r>
-      </w:hyperlink>
+      <w:r>
+        <w:rPr>
+          <w:lang w:val="es_ES" w:bidi="es_ES"/>
+        </w:rPr>
+        <w:t>Lucas 1.1–4</w:t>
+      </w:r>
       <w:r>
         <w:rPr>
           <w:lang w:val="es_ES" w:bidi="es_ES"/>
@@ -6425,72 +5045,48 @@
         </w:rPr>
         <w:t xml:space="preserve">Cuando Pablo viajó en barco a Roma para su juicio, Lucas lo acompañó. Mientras Pablo estaba bajo arresto domiciliario, esperando su juicio, Lucas pudo haber aprovechado este tiempo para escribir el libro de los Hechos. Los primeros quince capítulos relatan el trabajo misionero inicial en el orden en que ocurrió, tal como fue contado por los primeros seguidores de Jesús. El propio Pablo probablemente le narró algunas de estas experiencias. A partir de </w:t>
       </w:r>
-      <w:hyperlink r:id="rId216">
-        <w:r>
-          <w:rPr>
-            <w:lang w:val="es_ES" w:bidi="es_ES"/>
-          </w:rPr>
-          <w:rPr>
-            <w:color w:val="0000EE"/>
-            <w:u w:val="single"/>
-          </w:rPr>
-          <w:t>Hechos 16.10</w:t>
-        </w:r>
-      </w:hyperlink>
+      <w:r>
+        <w:rPr>
+          <w:lang w:val="es_ES" w:bidi="es_ES"/>
+        </w:rPr>
+        <w:t>Hechos 16.10</w:t>
+      </w:r>
       <w:r>
         <w:rPr>
           <w:lang w:val="es_ES" w:bidi="es_ES"/>
         </w:rPr>
         <w:t xml:space="preserve">, Lucas escribe sobre lo que vio y experimentó personalmente cuando se unió al equipo de Pablo. En Hechos, Lucas enfatiza cómo el Espíritu empoderó y guió a los primeros misioneros en su labor (ver </w:t>
       </w:r>
-      <w:hyperlink r:id="rId217">
-        <w:r>
-          <w:rPr>
-            <w:lang w:val="es_ES" w:bidi="es_ES"/>
-          </w:rPr>
-          <w:rPr>
-            <w:color w:val="0000EE"/>
-            <w:u w:val="single"/>
-          </w:rPr>
-          <w:t>Hechos 1.4–5</w:t>
-        </w:r>
-      </w:hyperlink>
+      <w:r>
+        <w:rPr>
+          <w:lang w:val="es_ES" w:bidi="es_ES"/>
+        </w:rPr>
+        <w:t>Hechos 1.4–5</w:t>
+      </w:r>
       <w:r>
         <w:rPr>
           <w:lang w:val="es_ES" w:bidi="es_ES"/>
         </w:rPr>
         <w:t xml:space="preserve">, </w:t>
       </w:r>
-      <w:hyperlink r:id="rId218">
-        <w:r>
-          <w:rPr>
-            <w:lang w:val="es_ES" w:bidi="es_ES"/>
-          </w:rPr>
-          <w:rPr>
-            <w:color w:val="0000EE"/>
-            <w:u w:val="single"/>
-          </w:rPr>
-          <w:t>8</w:t>
-        </w:r>
-      </w:hyperlink>
+      <w:r>
+        <w:rPr>
+          <w:lang w:val="es_ES" w:bidi="es_ES"/>
+        </w:rPr>
+        <w:t>8</w:t>
+      </w:r>
       <w:r>
         <w:rPr>
           <w:lang w:val="es_ES" w:bidi="es_ES"/>
         </w:rPr>
         <w:t>). El libro concluye con Pablo aún bajo arresto domiciliario en Roma (</w:t>
       </w:r>
-      <w:hyperlink r:id="rId21">
-        <w:r>
-          <w:rPr>
-            <w:lang w:val="es_ES" w:bidi="es_ES"/>
-          </w:rPr>
-          <w:rPr>
-            <w:color w:val="0000EE"/>
-            <w:u w:val="single"/>
-          </w:rPr>
-          <w:t>Hechos 28.30–31</w:t>
-        </w:r>
-      </w:hyperlink>
+      <w:r>
+        <w:rPr>
+          <w:lang w:val="es_ES" w:bidi="es_ES"/>
+        </w:rPr>
+        <w:t>Hechos 28.30–31</w:t>
+      </w:r>
       <w:r>
         <w:rPr>
           <w:lang w:val="es_ES" w:bidi="es_ES"/>
@@ -6534,108 +5130,72 @@
           <w:lang w:val="es_ES" w:bidi="es_ES"/>
         </w:rPr>
       </w:r>
-      <w:hyperlink r:id="rId219">
-        <w:r>
-          <w:rPr>
-            <w:lang w:val="es_ES" w:bidi="es_ES"/>
-          </w:rPr>
-          <w:rPr>
-            <w:color w:val="0000EE"/>
-            <w:u w:val="single"/>
-          </w:rPr>
-          <w:t>Lucas 1.3;</w:t>
-        </w:r>
-      </w:hyperlink>
-      <w:r>
-        <w:rPr>
-          <w:lang w:val="es_ES" w:bidi="es_ES"/>
-        </w:rPr>
-        <w:t xml:space="preserve"> </w:t>
-      </w:r>
-      <w:hyperlink r:id="rId220">
-        <w:r>
-          <w:rPr>
-            <w:lang w:val="es_ES" w:bidi="es_ES"/>
-          </w:rPr>
-          <w:rPr>
-            <w:color w:val="0000EE"/>
-            <w:u w:val="single"/>
-          </w:rPr>
-          <w:t>Hechos 1.1;</w:t>
-        </w:r>
-      </w:hyperlink>
-      <w:r>
-        <w:rPr>
-          <w:lang w:val="es_ES" w:bidi="es_ES"/>
-        </w:rPr>
-        <w:t xml:space="preserve"> </w:t>
-      </w:r>
-      <w:hyperlink r:id="rId216">
-        <w:r>
-          <w:rPr>
-            <w:lang w:val="es_ES" w:bidi="es_ES"/>
-          </w:rPr>
-          <w:rPr>
-            <w:color w:val="0000EE"/>
-            <w:u w:val="single"/>
-          </w:rPr>
-          <w:t>16.10;</w:t>
-        </w:r>
-      </w:hyperlink>
-      <w:r>
-        <w:rPr>
-          <w:lang w:val="es_ES" w:bidi="es_ES"/>
-        </w:rPr>
-        <w:t xml:space="preserve"> </w:t>
-      </w:r>
-      <w:hyperlink r:id="rId212">
-        <w:r>
-          <w:rPr>
-            <w:lang w:val="es_ES" w:bidi="es_ES"/>
-          </w:rPr>
-          <w:rPr>
-            <w:color w:val="0000EE"/>
-            <w:u w:val="single"/>
-          </w:rPr>
-          <w:t>Colosenses 4.14;</w:t>
-        </w:r>
-      </w:hyperlink>
-      <w:r>
-        <w:rPr>
-          <w:lang w:val="es_ES" w:bidi="es_ES"/>
-        </w:rPr>
-        <w:t xml:space="preserve"> </w:t>
-      </w:r>
-      <w:hyperlink r:id="rId214">
-        <w:r>
-          <w:rPr>
-            <w:lang w:val="es_ES" w:bidi="es_ES"/>
-          </w:rPr>
-          <w:rPr>
-            <w:color w:val="0000EE"/>
-            <w:u w:val="single"/>
-          </w:rPr>
-          <w:t>2 Timoteo 4.11;</w:t>
-        </w:r>
-      </w:hyperlink>
-      <w:r>
-        <w:rPr>
-          <w:lang w:val="es_ES" w:bidi="es_ES"/>
-        </w:rPr>
-        <w:t xml:space="preserve"> </w:t>
-      </w:r>
-      <w:hyperlink r:id="rId213">
-        <w:r>
-          <w:rPr>
-            <w:lang w:val="es_ES" w:bidi="es_ES"/>
-          </w:rPr>
-          <w:rPr>
-            <w:color w:val="0000EE"/>
-            <w:u w:val="single"/>
-          </w:rPr>
-          <w:t>Filemón 1.24</w:t>
-        </w:r>
-      </w:hyperlink>
+      <w:r>
+        <w:rPr>
+          <w:lang w:val="es_ES" w:bidi="es_ES"/>
+        </w:rPr>
+        <w:t>Lucas 1.3;</w:t>
+      </w:r>
+      <w:r>
+        <w:rPr>
+          <w:lang w:val="es_ES" w:bidi="es_ES"/>
+        </w:rPr>
+        <w:t xml:space="preserve"> </w:t>
+      </w:r>
+      <w:r>
+        <w:rPr>
+          <w:lang w:val="es_ES" w:bidi="es_ES"/>
+        </w:rPr>
+        <w:t>Hechos 1.1;</w:t>
+      </w:r>
+      <w:r>
+        <w:rPr>
+          <w:lang w:val="es_ES" w:bidi="es_ES"/>
+        </w:rPr>
+        <w:t xml:space="preserve"> </w:t>
+      </w:r>
+      <w:r>
+        <w:rPr>
+          <w:lang w:val="es_ES" w:bidi="es_ES"/>
+        </w:rPr>
+        <w:t>16.10;</w:t>
+      </w:r>
+      <w:r>
+        <w:rPr>
+          <w:lang w:val="es_ES" w:bidi="es_ES"/>
+        </w:rPr>
+        <w:t xml:space="preserve"> </w:t>
+      </w:r>
+      <w:r>
+        <w:rPr>
+          <w:lang w:val="es_ES" w:bidi="es_ES"/>
+        </w:rPr>
+        <w:t>Colosenses 4.14;</w:t>
+      </w:r>
+      <w:r>
+        <w:rPr>
+          <w:lang w:val="es_ES" w:bidi="es_ES"/>
+        </w:rPr>
+        <w:t xml:space="preserve"> </w:t>
+      </w:r>
+      <w:r>
+        <w:rPr>
+          <w:lang w:val="es_ES" w:bidi="es_ES"/>
+        </w:rPr>
+        <w:t>2 Timoteo 4.11;</w:t>
+      </w:r>
+      <w:r>
+        <w:rPr>
+          <w:lang w:val="es_ES" w:bidi="es_ES"/>
+        </w:rPr>
+        <w:t xml:space="preserve"> </w:t>
+      </w:r>
+      <w:r>
+        <w:rPr>
+          <w:lang w:val="es_ES" w:bidi="es_ES"/>
+        </w:rPr>
+        <w:t>Filemón 1.24</w:t>
+      </w:r>
       <w:r>
         <w:rPr>
           <w:lang w:val="es_ES" w:bidi="es_ES"/>
